--- a/NuestrosAvances/DocumentoDeVision/Documento de Visión - ChatGPT for Word.docx
+++ b/NuestrosAvances/DocumentoDeVision/Documento de Visión - ChatGPT for Word.docx
@@ -366,23 +366,7 @@
     </w:p>
     <w:p>
       <w:pPr>
-        <w:rPr>
-          <w:rFonts w:ascii="Poppins" w:hAnsi="Poppins" w:cs="Poppins"/>
-          <w:sz w:val="24"/>
-          <w:szCs w:val="24"/>
-        </w:rPr>
-      </w:pPr>
-      <w:r>
-        <w:rPr>
-          <w:rFonts w:ascii="Poppins" w:hAnsi="Poppins" w:cs="Poppins"/>
-          <w:sz w:val="24"/>
-          <w:szCs w:val="24"/>
-        </w:rPr>
-        <w:br w:type="page"/>
-      </w:r>
-    </w:p>
-    <w:p>
-      <w:pPr>
+        <w:pageBreakBefore/>
         <w:jc w:val="center"/>
         <w:rPr>
           <w:rFonts w:ascii="Libre Baskerville" w:hAnsi="Libre Baskerville" w:cs="Poppins"/>
@@ -519,7 +503,7 @@
           <w:sz w:val="24"/>
           <w:szCs w:val="24"/>
         </w:rPr>
-        <w:t xml:space="preserve"> 5-7</w:t>
+        <w:t xml:space="preserve"> 5-6</w:t>
       </w:r>
     </w:p>
     <w:p>
@@ -575,7 +559,7 @@
           <w:sz w:val="24"/>
           <w:szCs w:val="24"/>
         </w:rPr>
-        <w:t xml:space="preserve"> 8</w:t>
+        <w:t xml:space="preserve"> 7</w:t>
       </w:r>
     </w:p>
     <w:p>
@@ -621,15 +605,14 @@
           <w:sz w:val="24"/>
           <w:szCs w:val="24"/>
         </w:rPr>
-        <w:t xml:space="preserve"> 8</w:t>
-      </w:r>
-      <w:r>
-        <w:rPr>
-          <w:rFonts w:ascii="Poppins" w:hAnsi="Poppins" w:cs="Poppins"/>
-          <w:sz w:val="24"/>
-          <w:szCs w:val="24"/>
-        </w:rPr>
-        <w:t>-9</w:t>
+        <w:t xml:space="preserve"> 7-8</w:t>
+      </w:r>
+      <w:r>
+        <w:rPr>
+          <w:rFonts w:ascii="Poppins" w:hAnsi="Poppins" w:cs="Poppins"/>
+          <w:sz w:val="24"/>
+          <w:szCs w:val="24"/>
+        </w:rPr>
       </w:r>
     </w:p>
     <w:p>
@@ -701,15 +684,14 @@
           <w:sz w:val="24"/>
           <w:szCs w:val="24"/>
         </w:rPr>
-        <w:t xml:space="preserve"> 8</w:t>
-      </w:r>
-      <w:r>
-        <w:rPr>
-          <w:rFonts w:ascii="Poppins" w:hAnsi="Poppins" w:cs="Poppins"/>
-          <w:sz w:val="24"/>
-          <w:szCs w:val="24"/>
-        </w:rPr>
-        <w:t>-9</w:t>
+        <w:t xml:space="preserve"> 7-8</w:t>
+      </w:r>
+      <w:r>
+        <w:rPr>
+          <w:rFonts w:ascii="Poppins" w:hAnsi="Poppins" w:cs="Poppins"/>
+          <w:sz w:val="24"/>
+          <w:szCs w:val="24"/>
+        </w:rPr>
       </w:r>
     </w:p>
     <w:p>
@@ -765,7 +747,7 @@
           <w:sz w:val="24"/>
           <w:szCs w:val="24"/>
         </w:rPr>
-        <w:t xml:space="preserve"> 9-10</w:t>
+        <w:t xml:space="preserve"> 8-9</w:t>
       </w:r>
     </w:p>
     <w:p>
@@ -793,7 +775,7 @@
           <w:sz w:val="24"/>
           <w:szCs w:val="24"/>
         </w:rPr>
-        <w:t>………………………………………………………………………………………</w:t>
+        <w:t>……………………………………………………………………………</w:t>
       </w:r>
       <w:proofErr w:type="spellStart"/>
       <w:r>
@@ -811,7 +793,7 @@
           <w:sz w:val="24"/>
           <w:szCs w:val="24"/>
         </w:rPr>
-        <w:t xml:space="preserve"> 11-13</w:t>
+        <w:t xml:space="preserve"> 10-12</w:t>
       </w:r>
     </w:p>
     <w:p>
@@ -857,7 +839,7 @@
           <w:sz w:val="24"/>
           <w:szCs w:val="24"/>
         </w:rPr>
-        <w:t xml:space="preserve"> 14-16</w:t>
+        <w:t xml:space="preserve"> 13-15</w:t>
       </w:r>
     </w:p>
     <w:p>
@@ -927,23 +909,7 @@
     </w:p>
     <w:p>
       <w:pPr>
-        <w:rPr>
-          <w:rFonts w:ascii="Poppins" w:hAnsi="Poppins" w:cs="Poppins"/>
-          <w:sz w:val="24"/>
-          <w:szCs w:val="24"/>
-        </w:rPr>
-      </w:pPr>
-      <w:r>
-        <w:rPr>
-          <w:rFonts w:ascii="Poppins" w:hAnsi="Poppins" w:cs="Poppins"/>
-          <w:sz w:val="24"/>
-          <w:szCs w:val="24"/>
-        </w:rPr>
-        <w:br w:type="page"/>
-      </w:r>
-    </w:p>
-    <w:p>
-      <w:pPr>
+        <w:pageBreakBefore/>
         <w:jc w:val="center"/>
         <w:rPr>
           <w:rFonts w:ascii="Libre Baskerville" w:hAnsi="Libre Baskerville" w:cs="Poppins"/>
@@ -1208,23 +1174,7 @@
     </w:p>
     <w:p>
       <w:pPr>
-        <w:rPr>
-          <w:rFonts w:ascii="Poppins" w:hAnsi="Poppins" w:cs="Poppins"/>
-          <w:sz w:val="24"/>
-          <w:szCs w:val="24"/>
-        </w:rPr>
-      </w:pPr>
-      <w:r>
-        <w:rPr>
-          <w:rFonts w:ascii="Poppins" w:hAnsi="Poppins" w:cs="Poppins"/>
-          <w:sz w:val="24"/>
-          <w:szCs w:val="24"/>
-        </w:rPr>
-        <w:br w:type="page"/>
-      </w:r>
-    </w:p>
-    <w:p>
-      <w:pPr>
+        <w:pageBreakBefore/>
         <w:spacing w:before="240"/>
         <w:ind w:firstLine="708"/>
         <w:jc w:val="center"/>
@@ -1287,63 +1237,7 @@
           <w:sz w:val="24"/>
           <w:szCs w:val="24"/>
         </w:rPr>
-        <w:t xml:space="preserve">Después de analizar e investigar distintas herramientas para la aplicación generalista y específica (leer apéndice A: </w:t>
-      </w:r>
-      <w:r>
-        <w:rPr>
-          <w:rFonts w:ascii="Poppins" w:hAnsi="Poppins" w:cs="Poppins"/>
-          <w:bCs/>
-          <w:sz w:val="24"/>
-          <w:szCs w:val="24"/>
-        </w:rPr>
-        <w:t>Cuadro Comparativo De Opciones Para La Aplicación Generalista</w:t>
-      </w:r>
-      <w:r>
-        <w:rPr>
-          <w:rFonts w:ascii="Poppins" w:hAnsi="Poppins" w:cs="Poppins"/>
-          <w:bCs/>
-          <w:sz w:val="24"/>
-          <w:szCs w:val="24"/>
-        </w:rPr>
-        <w:t xml:space="preserve">, y el apéndice B: </w:t>
-      </w:r>
-      <w:r>
-        <w:rPr>
-          <w:rFonts w:ascii="Poppins" w:hAnsi="Poppins" w:cs="Poppins"/>
-          <w:bCs/>
-          <w:sz w:val="24"/>
-          <w:szCs w:val="24"/>
-        </w:rPr>
-        <w:t xml:space="preserve">Cuadro Comparativo De Opciones Para La Aplicación Especializada Con </w:t>
-      </w:r>
-      <w:proofErr w:type="spellStart"/>
-      <w:r>
-        <w:rPr>
-          <w:rFonts w:ascii="Poppins" w:hAnsi="Poppins" w:cs="Poppins"/>
-          <w:bCs/>
-          <w:sz w:val="24"/>
-          <w:szCs w:val="24"/>
-        </w:rPr>
-        <w:t>Ia</w:t>
-      </w:r>
-      <w:proofErr w:type="spellEnd"/>
-      <w:r>
-        <w:rPr>
-          <w:rFonts w:ascii="Poppins" w:hAnsi="Poppins" w:cs="Poppins"/>
-          <w:bCs/>
-          <w:sz w:val="24"/>
-          <w:szCs w:val="24"/>
-        </w:rPr>
-        <w:t xml:space="preserve"> Jurídica</w:t>
-      </w:r>
-      <w:r>
-        <w:rPr>
-          <w:rFonts w:ascii="Poppins" w:hAnsi="Poppins" w:cs="Poppins"/>
-          <w:bCs/>
-          <w:sz w:val="24"/>
-          <w:szCs w:val="24"/>
-        </w:rPr>
-        <w:t>).</w:t>
+        <w:t xml:space="preserve">Después de analizar e investigar distintas herramientas para la aplicación generalista y específica (ver Anexo 1: Cuadro Comparativo De Opciones Para La Aplicación Generalista, y el Anexo 2: Cuadro Comparativo De Opciones Para La Aplicación Especializada Con IA Jurídica).</w:t>
       </w:r>
     </w:p>
     <w:p>
@@ -1634,25 +1528,7 @@
     </w:p>
     <w:p>
       <w:pPr>
-        <w:rPr>
-          <w:rFonts w:ascii="Poppins" w:hAnsi="Poppins" w:cs="Poppins"/>
-          <w:bCs/>
-          <w:sz w:val="24"/>
-          <w:szCs w:val="24"/>
-        </w:rPr>
-      </w:pPr>
-      <w:r>
-        <w:rPr>
-          <w:rFonts w:ascii="Poppins" w:hAnsi="Poppins" w:cs="Poppins"/>
-          <w:bCs/>
-          <w:sz w:val="24"/>
-          <w:szCs w:val="24"/>
-        </w:rPr>
-        <w:br w:type="page"/>
-      </w:r>
-    </w:p>
-    <w:p>
-      <w:pPr>
+        <w:pageBreakBefore/>
         <w:spacing w:before="240"/>
         <w:jc w:val="center"/>
         <w:rPr>
@@ -2243,25 +2119,7 @@
     </w:p>
     <w:p>
       <w:pPr>
-        <w:rPr>
-          <w:rFonts w:ascii="Poppins" w:hAnsi="Poppins" w:cs="Poppins"/>
-          <w:bCs/>
-          <w:sz w:val="24"/>
-          <w:szCs w:val="24"/>
-        </w:rPr>
-      </w:pPr>
-      <w:r>
-        <w:rPr>
-          <w:rFonts w:ascii="Poppins" w:hAnsi="Poppins" w:cs="Poppins"/>
-          <w:bCs/>
-          <w:sz w:val="24"/>
-          <w:szCs w:val="24"/>
-        </w:rPr>
-        <w:br w:type="page"/>
-      </w:r>
-    </w:p>
-    <w:p>
-      <w:pPr>
+        <w:pageBreakBefore/>
         <w:spacing w:before="240"/>
         <w:jc w:val="center"/>
         <w:rPr>
@@ -3437,7 +3295,7 @@
                 <w:szCs w:val="20"/>
                 <w:lang w:eastAsia="es-ES"/>
               </w:rPr>
-              <w:t xml:space="preserve">Los costos en general son bajos: LinkedIn es una herramienta gratuita y ChatGPT for Word está disponible sin costo en el plan gratuito de ChatGPT [11]; por otro lado, la licencia permanente de Microsoft Office Home 2024 cuesta $179,99 (pago único). Además, teniendo en cuenta qué un Ingeniero Informático recién egresado cobra aproximadamente $5,93/h (esto resulta de dividir el monto total mensual por 160 que encontrará en la referencia [13]) Y qué solo trabajaremos 5h/sem ($29,65/sem) para un total de 7 semanas restantes ($207,55) y siendo tres ingenieros en el equipo da un total de $622,65. En total, el proyecto tiene un costo final de $802,64. (Consultar apéndice C: Estructura de Costos).</w:t>
+              <w:t xml:space="preserve">Los costos de licencias son bajos: LinkedIn es una herramienta gratuita y ChatGPT for Word está disponible sin costo en el plan gratuito de ChatGPT [11]; por otro lado, la licencia permanente de Microsoft Office Home 2024 cuesta $179,99 (pago único). El mayor costo es el de los recursos humanos: un Ingeniero Informático recién egresado cobra aproximadamente $5,93/h (esto resulta de dividir el monto total mensual por 160 que encontrará en la referencia [13]) y la planificación del proyecto suma 718 horas entre los tres integrantes durante los 8 meses (Apéndice A), lo que da $4.257,74 en horas-hombre. En total, el proyecto tiene un costo final de $4.437,73. Por ese peso de las horas-hombre se califica con 4 y no con 5. (Consultar apéndice C: Estructura de Costos).</w:t>
             </w:r>
           </w:p>
         </w:tc>
@@ -3483,7 +3341,7 @@
                 <w:szCs w:val="28"/>
                 <w:lang w:eastAsia="es-ES"/>
               </w:rPr>
-              <w:t>5</w:t>
+              <w:t xml:space="preserve">4</w:t>
             </w:r>
           </w:p>
         </w:tc>
@@ -3525,7 +3383,7 @@
                 <w:szCs w:val="28"/>
                 <w:lang w:eastAsia="es-ES"/>
               </w:rPr>
-              <w:t>10%</w:t>
+              <w:t xml:space="preserve">8%</w:t>
             </w:r>
           </w:p>
         </w:tc>
@@ -3821,7 +3679,7 @@
                 <w:szCs w:val="28"/>
                 <w:lang w:eastAsia="es-ES"/>
               </w:rPr>
-              <w:t>29</w:t>
+              <w:t xml:space="preserve">28</w:t>
             </w:r>
           </w:p>
         </w:tc>
@@ -3863,7 +3721,7 @@
                 <w:szCs w:val="28"/>
                 <w:lang w:eastAsia="es-ES"/>
               </w:rPr>
-              <w:t>96%</w:t>
+              <w:t xml:space="preserve">94%</w:t>
             </w:r>
           </w:p>
         </w:tc>
@@ -3871,27 +3729,7 @@
     </w:tbl>
     <w:p>
       <w:pPr>
-        <w:spacing w:before="240"/>
-        <w:jc w:val="both"/>
-        <w:rPr>
-          <w:rFonts w:ascii="Poppins" w:hAnsi="Poppins" w:cs="Poppins"/>
-          <w:bCs/>
-          <w:sz w:val="24"/>
-          <w:szCs w:val="24"/>
-        </w:rPr>
-      </w:pPr>
-      <w:r>
-        <w:rPr>
-          <w:rFonts w:ascii="Poppins" w:hAnsi="Poppins" w:cs="Poppins"/>
-          <w:bCs/>
-          <w:sz w:val="28"/>
-          <w:szCs w:val="28"/>
-        </w:rPr>
-        <w:br w:type="page"/>
-      </w:r>
-    </w:p>
-    <w:p>
-      <w:pPr>
+        <w:pageBreakBefore/>
         <w:spacing w:before="240"/>
         <w:jc w:val="center"/>
         <w:rPr>
@@ -4295,27 +4133,7 @@
     </w:p>
     <w:p>
       <w:pPr>
-        <w:spacing w:before="240"/>
-        <w:jc w:val="both"/>
-        <w:rPr>
-          <w:rFonts w:ascii="Poppins" w:hAnsi="Poppins" w:cs="Poppins"/>
-          <w:bCs/>
-          <w:sz w:val="24"/>
-          <w:szCs w:val="24"/>
-        </w:rPr>
-      </w:pPr>
-      <w:r>
-        <w:rPr>
-          <w:rFonts w:ascii="Poppins" w:hAnsi="Poppins" w:cs="Poppins"/>
-          <w:bCs/>
-          <w:sz w:val="28"/>
-          <w:szCs w:val="28"/>
-        </w:rPr>
-        <w:br w:type="page"/>
-      </w:r>
-    </w:p>
-    <w:p>
-      <w:pPr>
+        <w:pageBreakBefore/>
         <w:jc w:val="center"/>
         <w:rPr>
           <w:rFonts w:ascii="Libre Baskerville" w:hAnsi="Libre Baskerville" w:cs="Poppins"/>
@@ -5272,68 +5090,7 @@
     </w:p>
     <w:p>
       <w:pPr>
-        <w:jc w:val="both"/>
-        <w:rPr>
-          <w:rFonts w:ascii="Poppins" w:hAnsi="Poppins" w:cs="Poppins"/>
-          <w:bCs/>
-          <w:i/>
-          <w:iCs/>
-          <w:sz w:val="24"/>
-          <w:szCs w:val="24"/>
-        </w:rPr>
-      </w:pPr>
-    </w:p>
-    <w:p>
-      <w:pPr>
-        <w:jc w:val="both"/>
-        <w:rPr>
-          <w:rFonts w:ascii="Poppins" w:hAnsi="Poppins" w:cs="Poppins"/>
-          <w:bCs/>
-          <w:i/>
-          <w:iCs/>
-          <w:sz w:val="24"/>
-          <w:szCs w:val="24"/>
-        </w:rPr>
-      </w:pPr>
-    </w:p>
-    <w:p>
-      <w:pPr>
-        <w:jc w:val="both"/>
-        <w:rPr>
-          <w:rFonts w:ascii="Poppins" w:hAnsi="Poppins" w:cs="Poppins"/>
-          <w:bCs/>
-          <w:i/>
-          <w:iCs/>
-          <w:sz w:val="24"/>
-          <w:szCs w:val="24"/>
-        </w:rPr>
-      </w:pPr>
-    </w:p>
-    <w:p>
-      <w:pPr>
-        <w:rPr>
-          <w:rFonts w:ascii="Poppins" w:hAnsi="Poppins" w:cs="Poppins"/>
-          <w:bCs/>
-          <w:i/>
-          <w:iCs/>
-          <w:sz w:val="24"/>
-          <w:szCs w:val="24"/>
-        </w:rPr>
-      </w:pPr>
-      <w:r>
-        <w:rPr>
-          <w:rFonts w:ascii="Poppins" w:hAnsi="Poppins" w:cs="Poppins"/>
-          <w:bCs/>
-          <w:i/>
-          <w:iCs/>
-          <w:sz w:val="24"/>
-          <w:szCs w:val="24"/>
-        </w:rPr>
-        <w:br w:type="page"/>
-      </w:r>
-    </w:p>
-    <w:p>
-      <w:pPr>
+        <w:pageBreakBefore/>
         <w:jc w:val="center"/>
         <w:rPr>
           <w:rFonts w:ascii="Libre Baskerville" w:hAnsi="Libre Baskerville" w:cs="Poppins"/>
@@ -5349,8 +5106,5387 @@
           <w:sz w:val="28"/>
           <w:szCs w:val="28"/>
         </w:rPr>
+        <w:t xml:space="preserve">APÉNDICE A</w:t>
+      </w:r>
+    </w:p>
+    <w:p>
+      <w:pPr>
+        <w:jc w:val="center"/>
+        <w:rPr>
+          <w:rFonts w:ascii="Montserrat" w:hAnsi="Montserrat" w:cs="Poppins"/>
+          <w:b/>
+          <w:sz w:val="24"/>
+          <w:szCs w:val="24"/>
+        </w:rPr>
+      </w:pPr>
+      <w:r>
+        <w:rPr>
+          <w:rFonts w:ascii="Montserrat" w:hAnsi="Montserrat" w:cs="Poppins"/>
+          <w:b/>
+          <w:sz w:val="24"/>
+          <w:szCs w:val="24"/>
+        </w:rPr>
+        <w:t xml:space="preserve">PLANIFICACIÓN GENERAL DEL PROYECTO</w:t>
+      </w:r>
+    </w:p>
+    <w:p>
+      <w:pPr>
+        <w:spacing w:before="240"/>
+        <w:jc w:val="both"/>
+        <w:rPr>
+          <w:rFonts w:ascii="Poppins" w:hAnsi="Poppins" w:cs="Poppins"/>
+          <w:sz w:val="24"/>
+          <w:szCs w:val="24"/>
+        </w:rPr>
+      </w:pPr>
+      <w:r>
+        <w:rPr>
+          <w:rFonts w:ascii="Poppins" w:hAnsi="Poppins" w:cs="Poppins"/>
+          <w:sz w:val="24"/>
+          <w:szCs w:val="24"/>
+        </w:rPr>
+        <w:t xml:space="preserve">Proyecto de 8 meses iniciado el 05/10/2026, según el modelo de Entrega Evolutiva del Marco de Trabajo. Roles: Analista (Bruno Yauripoma), Arquitecto de Software (Germán Moreno) y Desarrollador (Fabián Silva). Se asume un receso académico entre el 18/12/2026 y el 10/01/2027.</w:t>
+      </w:r>
+    </w:p>
+    <w:p>
+      <w:pPr>
+        <w:jc w:val="center"/>
+      </w:pPr>
+      <w:r>
+        <w:drawing>
+          <wp:inline xmlns:a="http://schemas.openxmlformats.org/drawingml/2006/main" xmlns:pic="http://schemas.openxmlformats.org/drawingml/2006/picture">
+            <wp:extent cx="5580000" cy="2554749"/>
+            <wp:docPr id="11" name="Picture 11"/>
+            <wp:cNvGraphicFramePr>
+              <a:graphicFrameLocks noChangeAspect="1"/>
+            </wp:cNvGraphicFramePr>
+            <a:graphic>
+              <a:graphicData uri="http://schemas.openxmlformats.org/drawingml/2006/picture">
+                <pic:pic>
+                  <pic:nvPicPr>
+                    <pic:cNvPr id="0" name="gantt_general_chatgpt.png"/>
+                    <pic:cNvPicPr/>
+                  </pic:nvPicPr>
+                  <pic:blipFill>
+                    <a:blip r:embed="rId24"/>
+                    <a:stretch>
+                      <a:fillRect/>
+                    </a:stretch>
+                  </pic:blipFill>
+                  <pic:spPr>
+                    <a:xfrm>
+                      <a:off x="0" y="0"/>
+                      <a:ext cx="5580000" cy="2554749"/>
+                    </a:xfrm>
+                    <a:prstGeom prst="rect"/>
+                  </pic:spPr>
+                </pic:pic>
+              </a:graphicData>
+            </a:graphic>
+          </wp:inline>
+        </w:drawing>
+      </w:r>
+    </w:p>
+    <w:tbl>
+      <w:tblPr>
+        <w:tblW w:w="8504" w:type="dxa"/>
+        <w:jc w:val="center"/>
+        <w:tblLayout w:type="fixed"/>
+      </w:tblPr>
+      <w:tblGrid>
+        <w:gridCol w:w="1750"/>
+        <w:gridCol w:w="1850"/>
+        <w:gridCol w:w="1100"/>
+        <w:gridCol w:w="1100"/>
+        <w:gridCol w:w="800"/>
+        <w:gridCol w:w="1904"/>
+      </w:tblGrid>
+      <w:tr>
+        <w:trPr>
+          <w:cantSplit/>
+          <w:tblHeader/>
+        </w:trPr>
+        <w:tc>
+          <w:tcPr>
+            <w:tcW w:w="1750" w:type="dxa"/>
+            <w:tcBorders>
+              <w:top w:val="single" w:sz="4" w:space="0" w:color="000000"/>
+              <w:left w:val="single" w:sz="4" w:space="0" w:color="000000"/>
+              <w:bottom w:val="single" w:sz="4" w:space="0" w:color="000000"/>
+              <w:right w:val="single" w:sz="4" w:space="0" w:color="000000"/>
+            </w:tcBorders>
+            <w:shd w:val="clear" w:color="auto" w:fill="9900FF"/>
+            <w:tcMar>
+              <w:top w:w="30" w:type="dxa"/>
+              <w:left w:w="55" w:type="dxa"/>
+              <w:bottom w:w="30" w:type="dxa"/>
+              <w:right w:w="55" w:type="dxa"/>
+            </w:tcMar>
+            <w:vAlign w:val="center"/>
+          </w:tcPr>
+          <w:p>
+            <w:pPr>
+              <w:spacing w:before="0" w:after="0" w:line="240" w:lineRule="auto"/>
+              <w:jc w:val="center"/>
+            </w:pPr>
+            <w:r>
+              <w:rPr>
+                <w:rFonts w:ascii="Poppins" w:hAnsi="Poppins" w:cs="Poppins"/>
+                <w:b/>
+                <w:bCs/>
+                <w:color w:val="FFFFFF"/>
+                <w:sz w:val="17"/>
+                <w:szCs w:val="17"/>
+              </w:rPr>
+              <w:t xml:space="preserve">Etapa</w:t>
+            </w:r>
+          </w:p>
+        </w:tc>
+        <w:tc>
+          <w:tcPr>
+            <w:tcW w:w="1850" w:type="dxa"/>
+            <w:tcBorders>
+              <w:top w:val="single" w:sz="4" w:space="0" w:color="000000"/>
+              <w:left w:val="single" w:sz="4" w:space="0" w:color="000000"/>
+              <w:bottom w:val="single" w:sz="4" w:space="0" w:color="000000"/>
+              <w:right w:val="single" w:sz="4" w:space="0" w:color="000000"/>
+            </w:tcBorders>
+            <w:shd w:val="clear" w:color="auto" w:fill="9900FF"/>
+            <w:tcMar>
+              <w:top w:w="30" w:type="dxa"/>
+              <w:left w:w="55" w:type="dxa"/>
+              <w:bottom w:w="30" w:type="dxa"/>
+              <w:right w:w="55" w:type="dxa"/>
+            </w:tcMar>
+            <w:vAlign w:val="center"/>
+          </w:tcPr>
+          <w:p>
+            <w:pPr>
+              <w:spacing w:before="0" w:after="0" w:line="240" w:lineRule="auto"/>
+              <w:jc w:val="center"/>
+            </w:pPr>
+            <w:r>
+              <w:rPr>
+                <w:rFonts w:ascii="Poppins" w:hAnsi="Poppins" w:cs="Poppins"/>
+                <w:b/>
+                <w:bCs/>
+                <w:color w:val="FFFFFF"/>
+                <w:sz w:val="17"/>
+                <w:szCs w:val="17"/>
+              </w:rPr>
+              <w:t xml:space="preserve">Iteración</w:t>
+            </w:r>
+          </w:p>
+        </w:tc>
+        <w:tc>
+          <w:tcPr>
+            <w:tcW w:w="1100" w:type="dxa"/>
+            <w:tcBorders>
+              <w:top w:val="single" w:sz="4" w:space="0" w:color="000000"/>
+              <w:left w:val="single" w:sz="4" w:space="0" w:color="000000"/>
+              <w:bottom w:val="single" w:sz="4" w:space="0" w:color="000000"/>
+              <w:right w:val="single" w:sz="4" w:space="0" w:color="000000"/>
+            </w:tcBorders>
+            <w:shd w:val="clear" w:color="auto" w:fill="9900FF"/>
+            <w:tcMar>
+              <w:top w:w="30" w:type="dxa"/>
+              <w:left w:w="55" w:type="dxa"/>
+              <w:bottom w:w="30" w:type="dxa"/>
+              <w:right w:w="55" w:type="dxa"/>
+            </w:tcMar>
+            <w:vAlign w:val="center"/>
+          </w:tcPr>
+          <w:p>
+            <w:pPr>
+              <w:spacing w:before="0" w:after="0" w:line="240" w:lineRule="auto"/>
+              <w:jc w:val="center"/>
+            </w:pPr>
+            <w:r>
+              <w:rPr>
+                <w:rFonts w:ascii="Poppins" w:hAnsi="Poppins" w:cs="Poppins"/>
+                <w:b/>
+                <w:bCs/>
+                <w:color w:val="FFFFFF"/>
+                <w:sz w:val="17"/>
+                <w:szCs w:val="17"/>
+              </w:rPr>
+              <w:t xml:space="preserve">Fecha Inicio</w:t>
+            </w:r>
+          </w:p>
+        </w:tc>
+        <w:tc>
+          <w:tcPr>
+            <w:tcW w:w="1100" w:type="dxa"/>
+            <w:tcBorders>
+              <w:top w:val="single" w:sz="4" w:space="0" w:color="000000"/>
+              <w:left w:val="single" w:sz="4" w:space="0" w:color="000000"/>
+              <w:bottom w:val="single" w:sz="4" w:space="0" w:color="000000"/>
+              <w:right w:val="single" w:sz="4" w:space="0" w:color="000000"/>
+            </w:tcBorders>
+            <w:shd w:val="clear" w:color="auto" w:fill="9900FF"/>
+            <w:tcMar>
+              <w:top w:w="30" w:type="dxa"/>
+              <w:left w:w="55" w:type="dxa"/>
+              <w:bottom w:w="30" w:type="dxa"/>
+              <w:right w:w="55" w:type="dxa"/>
+            </w:tcMar>
+            <w:vAlign w:val="center"/>
+          </w:tcPr>
+          <w:p>
+            <w:pPr>
+              <w:spacing w:before="0" w:after="0" w:line="240" w:lineRule="auto"/>
+              <w:jc w:val="center"/>
+            </w:pPr>
+            <w:r>
+              <w:rPr>
+                <w:rFonts w:ascii="Poppins" w:hAnsi="Poppins" w:cs="Poppins"/>
+                <w:b/>
+                <w:bCs/>
+                <w:color w:val="FFFFFF"/>
+                <w:sz w:val="17"/>
+                <w:szCs w:val="17"/>
+              </w:rPr>
+              <w:t xml:space="preserve">Fecha Fin</w:t>
+            </w:r>
+          </w:p>
+        </w:tc>
+        <w:tc>
+          <w:tcPr>
+            <w:tcW w:w="800" w:type="dxa"/>
+            <w:tcBorders>
+              <w:top w:val="single" w:sz="4" w:space="0" w:color="000000"/>
+              <w:left w:val="single" w:sz="4" w:space="0" w:color="000000"/>
+              <w:bottom w:val="single" w:sz="4" w:space="0" w:color="000000"/>
+              <w:right w:val="single" w:sz="4" w:space="0" w:color="000000"/>
+            </w:tcBorders>
+            <w:shd w:val="clear" w:color="auto" w:fill="9900FF"/>
+            <w:tcMar>
+              <w:top w:w="30" w:type="dxa"/>
+              <w:left w:w="55" w:type="dxa"/>
+              <w:bottom w:w="30" w:type="dxa"/>
+              <w:right w:w="55" w:type="dxa"/>
+            </w:tcMar>
+            <w:vAlign w:val="center"/>
+          </w:tcPr>
+          <w:p>
+            <w:pPr>
+              <w:spacing w:before="0" w:after="0" w:line="240" w:lineRule="auto"/>
+              <w:jc w:val="center"/>
+            </w:pPr>
+            <w:r>
+              <w:rPr>
+                <w:rFonts w:ascii="Poppins" w:hAnsi="Poppins" w:cs="Poppins"/>
+                <w:b/>
+                <w:bCs/>
+                <w:color w:val="FFFFFF"/>
+                <w:sz w:val="17"/>
+                <w:szCs w:val="17"/>
+              </w:rPr>
+              <w:t xml:space="preserve">Horas Totales</w:t>
+            </w:r>
+          </w:p>
+        </w:tc>
+        <w:tc>
+          <w:tcPr>
+            <w:tcW w:w="1904" w:type="dxa"/>
+            <w:tcBorders>
+              <w:top w:val="single" w:sz="4" w:space="0" w:color="000000"/>
+              <w:left w:val="single" w:sz="4" w:space="0" w:color="000000"/>
+              <w:bottom w:val="single" w:sz="4" w:space="0" w:color="000000"/>
+              <w:right w:val="single" w:sz="4" w:space="0" w:color="000000"/>
+            </w:tcBorders>
+            <w:shd w:val="clear" w:color="auto" w:fill="9900FF"/>
+            <w:tcMar>
+              <w:top w:w="30" w:type="dxa"/>
+              <w:left w:w="55" w:type="dxa"/>
+              <w:bottom w:w="30" w:type="dxa"/>
+              <w:right w:w="55" w:type="dxa"/>
+            </w:tcMar>
+            <w:vAlign w:val="center"/>
+          </w:tcPr>
+          <w:p>
+            <w:pPr>
+              <w:spacing w:before="0" w:after="0" w:line="240" w:lineRule="auto"/>
+              <w:jc w:val="center"/>
+            </w:pPr>
+            <w:r>
+              <w:rPr>
+                <w:rFonts w:ascii="Poppins" w:hAnsi="Poppins" w:cs="Poppins"/>
+                <w:b/>
+                <w:bCs/>
+                <w:color w:val="FFFFFF"/>
+                <w:sz w:val="17"/>
+                <w:szCs w:val="17"/>
+              </w:rPr>
+              <w:t xml:space="preserve">Roles Involucrados</w:t>
+            </w:r>
+          </w:p>
+        </w:tc>
+      </w:tr>
+      <w:tr>
+        <w:trPr>
+          <w:cantSplit/>
+        </w:trPr>
+        <w:tc>
+          <w:tcPr>
+            <w:tcW w:w="1750" w:type="dxa"/>
+            <w:tcBorders>
+              <w:top w:val="single" w:sz="4" w:space="0" w:color="000000"/>
+              <w:left w:val="single" w:sz="4" w:space="0" w:color="000000"/>
+              <w:bottom w:val="single" w:sz="4" w:space="0" w:color="000000"/>
+              <w:right w:val="single" w:sz="4" w:space="0" w:color="000000"/>
+            </w:tcBorders>
+            <w:tcMar>
+              <w:top w:w="30" w:type="dxa"/>
+              <w:left w:w="55" w:type="dxa"/>
+              <w:bottom w:w="30" w:type="dxa"/>
+              <w:right w:w="55" w:type="dxa"/>
+            </w:tcMar>
+            <w:vAlign w:val="center"/>
+          </w:tcPr>
+          <w:p>
+            <w:pPr>
+              <w:spacing w:before="0" w:after="0" w:line="240" w:lineRule="auto"/>
+              <w:jc w:val="left"/>
+            </w:pPr>
+            <w:r>
+              <w:rPr>
+                <w:rFonts w:ascii="Poppins" w:hAnsi="Poppins" w:cs="Poppins"/>
+                <w:sz w:val="17"/>
+                <w:szCs w:val="17"/>
+              </w:rPr>
+              <w:t xml:space="preserve">Inicio</w:t>
+            </w:r>
+          </w:p>
+        </w:tc>
+        <w:tc>
+          <w:tcPr>
+            <w:tcW w:w="1850" w:type="dxa"/>
+            <w:tcBorders>
+              <w:top w:val="single" w:sz="4" w:space="0" w:color="000000"/>
+              <w:left w:val="single" w:sz="4" w:space="0" w:color="000000"/>
+              <w:bottom w:val="single" w:sz="4" w:space="0" w:color="000000"/>
+              <w:right w:val="single" w:sz="4" w:space="0" w:color="000000"/>
+            </w:tcBorders>
+            <w:tcMar>
+              <w:top w:w="30" w:type="dxa"/>
+              <w:left w:w="55" w:type="dxa"/>
+              <w:bottom w:w="30" w:type="dxa"/>
+              <w:right w:w="55" w:type="dxa"/>
+            </w:tcMar>
+            <w:vAlign w:val="center"/>
+          </w:tcPr>
+          <w:p>
+            <w:pPr>
+              <w:spacing w:before="0" w:after="0" w:line="240" w:lineRule="auto"/>
+              <w:jc w:val="left"/>
+            </w:pPr>
+            <w:r>
+              <w:rPr>
+                <w:rFonts w:ascii="Poppins" w:hAnsi="Poppins" w:cs="Poppins"/>
+                <w:sz w:val="17"/>
+                <w:szCs w:val="17"/>
+              </w:rPr>
+              <w:t xml:space="preserve">N/A</w:t>
+            </w:r>
+          </w:p>
+        </w:tc>
+        <w:tc>
+          <w:tcPr>
+            <w:tcW w:w="1100" w:type="dxa"/>
+            <w:tcBorders>
+              <w:top w:val="single" w:sz="4" w:space="0" w:color="000000"/>
+              <w:left w:val="single" w:sz="4" w:space="0" w:color="000000"/>
+              <w:bottom w:val="single" w:sz="4" w:space="0" w:color="000000"/>
+              <w:right w:val="single" w:sz="4" w:space="0" w:color="000000"/>
+            </w:tcBorders>
+            <w:tcMar>
+              <w:top w:w="30" w:type="dxa"/>
+              <w:left w:w="55" w:type="dxa"/>
+              <w:bottom w:w="30" w:type="dxa"/>
+              <w:right w:w="55" w:type="dxa"/>
+            </w:tcMar>
+            <w:vAlign w:val="center"/>
+          </w:tcPr>
+          <w:p>
+            <w:pPr>
+              <w:spacing w:before="0" w:after="0" w:line="240" w:lineRule="auto"/>
+              <w:jc w:val="center"/>
+            </w:pPr>
+            <w:r>
+              <w:rPr>
+                <w:rFonts w:ascii="Poppins" w:hAnsi="Poppins" w:cs="Poppins"/>
+                <w:sz w:val="17"/>
+                <w:szCs w:val="17"/>
+              </w:rPr>
+              <w:t xml:space="preserve">05/10/2026</w:t>
+            </w:r>
+          </w:p>
+        </w:tc>
+        <w:tc>
+          <w:tcPr>
+            <w:tcW w:w="1100" w:type="dxa"/>
+            <w:tcBorders>
+              <w:top w:val="single" w:sz="4" w:space="0" w:color="000000"/>
+              <w:left w:val="single" w:sz="4" w:space="0" w:color="000000"/>
+              <w:bottom w:val="single" w:sz="4" w:space="0" w:color="000000"/>
+              <w:right w:val="single" w:sz="4" w:space="0" w:color="000000"/>
+            </w:tcBorders>
+            <w:tcMar>
+              <w:top w:w="30" w:type="dxa"/>
+              <w:left w:w="55" w:type="dxa"/>
+              <w:bottom w:w="30" w:type="dxa"/>
+              <w:right w:w="55" w:type="dxa"/>
+            </w:tcMar>
+            <w:vAlign w:val="center"/>
+          </w:tcPr>
+          <w:p>
+            <w:pPr>
+              <w:spacing w:before="0" w:after="0" w:line="240" w:lineRule="auto"/>
+              <w:jc w:val="center"/>
+            </w:pPr>
+            <w:r>
+              <w:rPr>
+                <w:rFonts w:ascii="Poppins" w:hAnsi="Poppins" w:cs="Poppins"/>
+                <w:sz w:val="17"/>
+                <w:szCs w:val="17"/>
+              </w:rPr>
+              <w:t xml:space="preserve">29/10/2026</w:t>
+            </w:r>
+          </w:p>
+        </w:tc>
+        <w:tc>
+          <w:tcPr>
+            <w:tcW w:w="800" w:type="dxa"/>
+            <w:tcBorders>
+              <w:top w:val="single" w:sz="4" w:space="0" w:color="000000"/>
+              <w:left w:val="single" w:sz="4" w:space="0" w:color="000000"/>
+              <w:bottom w:val="single" w:sz="4" w:space="0" w:color="000000"/>
+              <w:right w:val="single" w:sz="4" w:space="0" w:color="000000"/>
+            </w:tcBorders>
+            <w:tcMar>
+              <w:top w:w="30" w:type="dxa"/>
+              <w:left w:w="55" w:type="dxa"/>
+              <w:bottom w:w="30" w:type="dxa"/>
+              <w:right w:w="55" w:type="dxa"/>
+            </w:tcMar>
+            <w:vAlign w:val="center"/>
+          </w:tcPr>
+          <w:p>
+            <w:pPr>
+              <w:spacing w:before="0" w:after="0" w:line="240" w:lineRule="auto"/>
+              <w:jc w:val="center"/>
+            </w:pPr>
+            <w:r>
+              <w:rPr>
+                <w:rFonts w:ascii="Poppins" w:hAnsi="Poppins" w:cs="Poppins"/>
+                <w:sz w:val="17"/>
+                <w:szCs w:val="17"/>
+              </w:rPr>
+              <w:t xml:space="preserve">100 h</w:t>
+            </w:r>
+          </w:p>
+        </w:tc>
+        <w:tc>
+          <w:tcPr>
+            <w:tcW w:w="1904" w:type="dxa"/>
+            <w:tcBorders>
+              <w:top w:val="single" w:sz="4" w:space="0" w:color="000000"/>
+              <w:left w:val="single" w:sz="4" w:space="0" w:color="000000"/>
+              <w:bottom w:val="single" w:sz="4" w:space="0" w:color="000000"/>
+              <w:right w:val="single" w:sz="4" w:space="0" w:color="000000"/>
+            </w:tcBorders>
+            <w:tcMar>
+              <w:top w:w="30" w:type="dxa"/>
+              <w:left w:w="55" w:type="dxa"/>
+              <w:bottom w:w="30" w:type="dxa"/>
+              <w:right w:w="55" w:type="dxa"/>
+            </w:tcMar>
+            <w:vAlign w:val="center"/>
+          </w:tcPr>
+          <w:p>
+            <w:pPr>
+              <w:spacing w:before="0" w:after="0" w:line="240" w:lineRule="auto"/>
+              <w:jc w:val="left"/>
+            </w:pPr>
+            <w:r>
+              <w:rPr>
+                <w:rFonts w:ascii="Poppins" w:hAnsi="Poppins" w:cs="Poppins"/>
+                <w:sz w:val="17"/>
+                <w:szCs w:val="17"/>
+              </w:rPr>
+              <w:t xml:space="preserve">Analista, Arquitecto de Software y Desarrollador</w:t>
+            </w:r>
+          </w:p>
+        </w:tc>
+      </w:tr>
+      <w:tr>
+        <w:trPr>
+          <w:cantSplit/>
+        </w:trPr>
+        <w:tc>
+          <w:tcPr>
+            <w:tcW w:w="1750" w:type="dxa"/>
+            <w:tcBorders>
+              <w:top w:val="single" w:sz="4" w:space="0" w:color="000000"/>
+              <w:left w:val="single" w:sz="4" w:space="0" w:color="000000"/>
+              <w:bottom w:val="single" w:sz="4" w:space="0" w:color="000000"/>
+              <w:right w:val="single" w:sz="4" w:space="0" w:color="000000"/>
+            </w:tcBorders>
+            <w:tcMar>
+              <w:top w:w="30" w:type="dxa"/>
+              <w:left w:w="55" w:type="dxa"/>
+              <w:bottom w:w="30" w:type="dxa"/>
+              <w:right w:w="55" w:type="dxa"/>
+            </w:tcMar>
+            <w:vAlign w:val="center"/>
+          </w:tcPr>
+          <w:p>
+            <w:pPr>
+              <w:spacing w:before="0" w:after="0" w:line="240" w:lineRule="auto"/>
+              <w:jc w:val="left"/>
+            </w:pPr>
+            <w:r>
+              <w:rPr>
+                <w:rFonts w:ascii="Poppins" w:hAnsi="Poppins" w:cs="Poppins"/>
+                <w:sz w:val="17"/>
+                <w:szCs w:val="17"/>
+              </w:rPr>
+              <w:t xml:space="preserve">Análisis</w:t>
+            </w:r>
+          </w:p>
+        </w:tc>
+        <w:tc>
+          <w:tcPr>
+            <w:tcW w:w="1850" w:type="dxa"/>
+            <w:tcBorders>
+              <w:top w:val="single" w:sz="4" w:space="0" w:color="000000"/>
+              <w:left w:val="single" w:sz="4" w:space="0" w:color="000000"/>
+              <w:bottom w:val="single" w:sz="4" w:space="0" w:color="000000"/>
+              <w:right w:val="single" w:sz="4" w:space="0" w:color="000000"/>
+            </w:tcBorders>
+            <w:tcMar>
+              <w:top w:w="30" w:type="dxa"/>
+              <w:left w:w="55" w:type="dxa"/>
+              <w:bottom w:w="30" w:type="dxa"/>
+              <w:right w:w="55" w:type="dxa"/>
+            </w:tcMar>
+            <w:vAlign w:val="center"/>
+          </w:tcPr>
+          <w:p>
+            <w:pPr>
+              <w:spacing w:before="0" w:after="0" w:line="240" w:lineRule="auto"/>
+              <w:jc w:val="left"/>
+            </w:pPr>
+            <w:r>
+              <w:rPr>
+                <w:rFonts w:ascii="Poppins" w:hAnsi="Poppins" w:cs="Poppins"/>
+                <w:sz w:val="17"/>
+                <w:szCs w:val="17"/>
+              </w:rPr>
+              <w:t xml:space="preserve">N/A</w:t>
+            </w:r>
+          </w:p>
+        </w:tc>
+        <w:tc>
+          <w:tcPr>
+            <w:tcW w:w="1100" w:type="dxa"/>
+            <w:tcBorders>
+              <w:top w:val="single" w:sz="4" w:space="0" w:color="000000"/>
+              <w:left w:val="single" w:sz="4" w:space="0" w:color="000000"/>
+              <w:bottom w:val="single" w:sz="4" w:space="0" w:color="000000"/>
+              <w:right w:val="single" w:sz="4" w:space="0" w:color="000000"/>
+            </w:tcBorders>
+            <w:tcMar>
+              <w:top w:w="30" w:type="dxa"/>
+              <w:left w:w="55" w:type="dxa"/>
+              <w:bottom w:w="30" w:type="dxa"/>
+              <w:right w:w="55" w:type="dxa"/>
+            </w:tcMar>
+            <w:vAlign w:val="center"/>
+          </w:tcPr>
+          <w:p>
+            <w:pPr>
+              <w:spacing w:before="0" w:after="0" w:line="240" w:lineRule="auto"/>
+              <w:jc w:val="center"/>
+            </w:pPr>
+            <w:r>
+              <w:rPr>
+                <w:rFonts w:ascii="Poppins" w:hAnsi="Poppins" w:cs="Poppins"/>
+                <w:sz w:val="17"/>
+                <w:szCs w:val="17"/>
+              </w:rPr>
+              <w:t xml:space="preserve">30/10/2026</w:t>
+            </w:r>
+          </w:p>
+        </w:tc>
+        <w:tc>
+          <w:tcPr>
+            <w:tcW w:w="1100" w:type="dxa"/>
+            <w:tcBorders>
+              <w:top w:val="single" w:sz="4" w:space="0" w:color="000000"/>
+              <w:left w:val="single" w:sz="4" w:space="0" w:color="000000"/>
+              <w:bottom w:val="single" w:sz="4" w:space="0" w:color="000000"/>
+              <w:right w:val="single" w:sz="4" w:space="0" w:color="000000"/>
+            </w:tcBorders>
+            <w:tcMar>
+              <w:top w:w="30" w:type="dxa"/>
+              <w:left w:w="55" w:type="dxa"/>
+              <w:bottom w:w="30" w:type="dxa"/>
+              <w:right w:w="55" w:type="dxa"/>
+            </w:tcMar>
+            <w:vAlign w:val="center"/>
+          </w:tcPr>
+          <w:p>
+            <w:pPr>
+              <w:spacing w:before="0" w:after="0" w:line="240" w:lineRule="auto"/>
+              <w:jc w:val="center"/>
+            </w:pPr>
+            <w:r>
+              <w:rPr>
+                <w:rFonts w:ascii="Poppins" w:hAnsi="Poppins" w:cs="Poppins"/>
+                <w:sz w:val="17"/>
+                <w:szCs w:val="17"/>
+              </w:rPr>
+              <w:t xml:space="preserve">26/11/2026</w:t>
+            </w:r>
+          </w:p>
+        </w:tc>
+        <w:tc>
+          <w:tcPr>
+            <w:tcW w:w="800" w:type="dxa"/>
+            <w:tcBorders>
+              <w:top w:val="single" w:sz="4" w:space="0" w:color="000000"/>
+              <w:left w:val="single" w:sz="4" w:space="0" w:color="000000"/>
+              <w:bottom w:val="single" w:sz="4" w:space="0" w:color="000000"/>
+              <w:right w:val="single" w:sz="4" w:space="0" w:color="000000"/>
+            </w:tcBorders>
+            <w:tcMar>
+              <w:top w:w="30" w:type="dxa"/>
+              <w:left w:w="55" w:type="dxa"/>
+              <w:bottom w:w="30" w:type="dxa"/>
+              <w:right w:w="55" w:type="dxa"/>
+            </w:tcMar>
+            <w:vAlign w:val="center"/>
+          </w:tcPr>
+          <w:p>
+            <w:pPr>
+              <w:spacing w:before="0" w:after="0" w:line="240" w:lineRule="auto"/>
+              <w:jc w:val="center"/>
+            </w:pPr>
+            <w:r>
+              <w:rPr>
+                <w:rFonts w:ascii="Poppins" w:hAnsi="Poppins" w:cs="Poppins"/>
+                <w:sz w:val="17"/>
+                <w:szCs w:val="17"/>
+              </w:rPr>
+              <w:t xml:space="preserve">120 h</w:t>
+            </w:r>
+          </w:p>
+        </w:tc>
+        <w:tc>
+          <w:tcPr>
+            <w:tcW w:w="1904" w:type="dxa"/>
+            <w:tcBorders>
+              <w:top w:val="single" w:sz="4" w:space="0" w:color="000000"/>
+              <w:left w:val="single" w:sz="4" w:space="0" w:color="000000"/>
+              <w:bottom w:val="single" w:sz="4" w:space="0" w:color="000000"/>
+              <w:right w:val="single" w:sz="4" w:space="0" w:color="000000"/>
+            </w:tcBorders>
+            <w:tcMar>
+              <w:top w:w="30" w:type="dxa"/>
+              <w:left w:w="55" w:type="dxa"/>
+              <w:bottom w:w="30" w:type="dxa"/>
+              <w:right w:w="55" w:type="dxa"/>
+            </w:tcMar>
+            <w:vAlign w:val="center"/>
+          </w:tcPr>
+          <w:p>
+            <w:pPr>
+              <w:spacing w:before="0" w:after="0" w:line="240" w:lineRule="auto"/>
+              <w:jc w:val="left"/>
+            </w:pPr>
+            <w:r>
+              <w:rPr>
+                <w:rFonts w:ascii="Poppins" w:hAnsi="Poppins" w:cs="Poppins"/>
+                <w:sz w:val="17"/>
+                <w:szCs w:val="17"/>
+              </w:rPr>
+              <w:t xml:space="preserve">Analista, Arquitecto de Software y Desarrollador</w:t>
+            </w:r>
+          </w:p>
+        </w:tc>
+      </w:tr>
+      <w:tr>
+        <w:trPr>
+          <w:cantSplit/>
+        </w:trPr>
+        <w:tc>
+          <w:tcPr>
+            <w:tcW w:w="1750" w:type="dxa"/>
+            <w:tcBorders>
+              <w:top w:val="single" w:sz="4" w:space="0" w:color="000000"/>
+              <w:left w:val="single" w:sz="4" w:space="0" w:color="000000"/>
+              <w:bottom w:val="single" w:sz="4" w:space="0" w:color="000000"/>
+              <w:right w:val="single" w:sz="4" w:space="0" w:color="000000"/>
+            </w:tcBorders>
+            <w:tcMar>
+              <w:top w:w="30" w:type="dxa"/>
+              <w:left w:w="55" w:type="dxa"/>
+              <w:bottom w:w="30" w:type="dxa"/>
+              <w:right w:w="55" w:type="dxa"/>
+            </w:tcMar>
+            <w:vAlign w:val="center"/>
+          </w:tcPr>
+          <w:p>
+            <w:pPr>
+              <w:spacing w:before="0" w:after="0" w:line="240" w:lineRule="auto"/>
+              <w:jc w:val="left"/>
+            </w:pPr>
+            <w:r>
+              <w:rPr>
+                <w:rFonts w:ascii="Poppins" w:hAnsi="Poppins" w:cs="Poppins"/>
+                <w:sz w:val="17"/>
+                <w:szCs w:val="17"/>
+              </w:rPr>
+              <w:t xml:space="preserve">Diseño Global</w:t>
+            </w:r>
+          </w:p>
+        </w:tc>
+        <w:tc>
+          <w:tcPr>
+            <w:tcW w:w="1850" w:type="dxa"/>
+            <w:tcBorders>
+              <w:top w:val="single" w:sz="4" w:space="0" w:color="000000"/>
+              <w:left w:val="single" w:sz="4" w:space="0" w:color="000000"/>
+              <w:bottom w:val="single" w:sz="4" w:space="0" w:color="000000"/>
+              <w:right w:val="single" w:sz="4" w:space="0" w:color="000000"/>
+            </w:tcBorders>
+            <w:tcMar>
+              <w:top w:w="30" w:type="dxa"/>
+              <w:left w:w="55" w:type="dxa"/>
+              <w:bottom w:w="30" w:type="dxa"/>
+              <w:right w:w="55" w:type="dxa"/>
+            </w:tcMar>
+            <w:vAlign w:val="center"/>
+          </w:tcPr>
+          <w:p>
+            <w:pPr>
+              <w:spacing w:before="0" w:after="0" w:line="240" w:lineRule="auto"/>
+              <w:jc w:val="left"/>
+            </w:pPr>
+            <w:r>
+              <w:rPr>
+                <w:rFonts w:ascii="Poppins" w:hAnsi="Poppins" w:cs="Poppins"/>
+                <w:sz w:val="17"/>
+                <w:szCs w:val="17"/>
+              </w:rPr>
+              <w:t xml:space="preserve">N/A</w:t>
+            </w:r>
+          </w:p>
+        </w:tc>
+        <w:tc>
+          <w:tcPr>
+            <w:tcW w:w="1100" w:type="dxa"/>
+            <w:tcBorders>
+              <w:top w:val="single" w:sz="4" w:space="0" w:color="000000"/>
+              <w:left w:val="single" w:sz="4" w:space="0" w:color="000000"/>
+              <w:bottom w:val="single" w:sz="4" w:space="0" w:color="000000"/>
+              <w:right w:val="single" w:sz="4" w:space="0" w:color="000000"/>
+            </w:tcBorders>
+            <w:tcMar>
+              <w:top w:w="30" w:type="dxa"/>
+              <w:left w:w="55" w:type="dxa"/>
+              <w:bottom w:w="30" w:type="dxa"/>
+              <w:right w:w="55" w:type="dxa"/>
+            </w:tcMar>
+            <w:vAlign w:val="center"/>
+          </w:tcPr>
+          <w:p>
+            <w:pPr>
+              <w:spacing w:before="0" w:after="0" w:line="240" w:lineRule="auto"/>
+              <w:jc w:val="center"/>
+            </w:pPr>
+            <w:r>
+              <w:rPr>
+                <w:rFonts w:ascii="Poppins" w:hAnsi="Poppins" w:cs="Poppins"/>
+                <w:sz w:val="17"/>
+                <w:szCs w:val="17"/>
+              </w:rPr>
+              <w:t xml:space="preserve">27/11/2026</w:t>
+            </w:r>
+          </w:p>
+        </w:tc>
+        <w:tc>
+          <w:tcPr>
+            <w:tcW w:w="1100" w:type="dxa"/>
+            <w:tcBorders>
+              <w:top w:val="single" w:sz="4" w:space="0" w:color="000000"/>
+              <w:left w:val="single" w:sz="4" w:space="0" w:color="000000"/>
+              <w:bottom w:val="single" w:sz="4" w:space="0" w:color="000000"/>
+              <w:right w:val="single" w:sz="4" w:space="0" w:color="000000"/>
+            </w:tcBorders>
+            <w:tcMar>
+              <w:top w:w="30" w:type="dxa"/>
+              <w:left w:w="55" w:type="dxa"/>
+              <w:bottom w:w="30" w:type="dxa"/>
+              <w:right w:w="55" w:type="dxa"/>
+            </w:tcMar>
+            <w:vAlign w:val="center"/>
+          </w:tcPr>
+          <w:p>
+            <w:pPr>
+              <w:spacing w:before="0" w:after="0" w:line="240" w:lineRule="auto"/>
+              <w:jc w:val="center"/>
+            </w:pPr>
+            <w:r>
+              <w:rPr>
+                <w:rFonts w:ascii="Poppins" w:hAnsi="Poppins" w:cs="Poppins"/>
+                <w:sz w:val="17"/>
+                <w:szCs w:val="17"/>
+              </w:rPr>
+              <w:t xml:space="preserve">17/12/2026</w:t>
+            </w:r>
+          </w:p>
+        </w:tc>
+        <w:tc>
+          <w:tcPr>
+            <w:tcW w:w="800" w:type="dxa"/>
+            <w:tcBorders>
+              <w:top w:val="single" w:sz="4" w:space="0" w:color="000000"/>
+              <w:left w:val="single" w:sz="4" w:space="0" w:color="000000"/>
+              <w:bottom w:val="single" w:sz="4" w:space="0" w:color="000000"/>
+              <w:right w:val="single" w:sz="4" w:space="0" w:color="000000"/>
+            </w:tcBorders>
+            <w:tcMar>
+              <w:top w:w="30" w:type="dxa"/>
+              <w:left w:w="55" w:type="dxa"/>
+              <w:bottom w:w="30" w:type="dxa"/>
+              <w:right w:w="55" w:type="dxa"/>
+            </w:tcMar>
+            <w:vAlign w:val="center"/>
+          </w:tcPr>
+          <w:p>
+            <w:pPr>
+              <w:spacing w:before="0" w:after="0" w:line="240" w:lineRule="auto"/>
+              <w:jc w:val="center"/>
+            </w:pPr>
+            <w:r>
+              <w:rPr>
+                <w:rFonts w:ascii="Poppins" w:hAnsi="Poppins" w:cs="Poppins"/>
+                <w:sz w:val="17"/>
+                <w:szCs w:val="17"/>
+              </w:rPr>
+              <w:t xml:space="preserve">112 h</w:t>
+            </w:r>
+          </w:p>
+        </w:tc>
+        <w:tc>
+          <w:tcPr>
+            <w:tcW w:w="1904" w:type="dxa"/>
+            <w:tcBorders>
+              <w:top w:val="single" w:sz="4" w:space="0" w:color="000000"/>
+              <w:left w:val="single" w:sz="4" w:space="0" w:color="000000"/>
+              <w:bottom w:val="single" w:sz="4" w:space="0" w:color="000000"/>
+              <w:right w:val="single" w:sz="4" w:space="0" w:color="000000"/>
+            </w:tcBorders>
+            <w:tcMar>
+              <w:top w:w="30" w:type="dxa"/>
+              <w:left w:w="55" w:type="dxa"/>
+              <w:bottom w:w="30" w:type="dxa"/>
+              <w:right w:w="55" w:type="dxa"/>
+            </w:tcMar>
+            <w:vAlign w:val="center"/>
+          </w:tcPr>
+          <w:p>
+            <w:pPr>
+              <w:spacing w:before="0" w:after="0" w:line="240" w:lineRule="auto"/>
+              <w:jc w:val="left"/>
+            </w:pPr>
+            <w:r>
+              <w:rPr>
+                <w:rFonts w:ascii="Poppins" w:hAnsi="Poppins" w:cs="Poppins"/>
+                <w:sz w:val="17"/>
+                <w:szCs w:val="17"/>
+              </w:rPr>
+              <w:t xml:space="preserve">Analista, Arquitecto de Software y Desarrollador</w:t>
+            </w:r>
+          </w:p>
+        </w:tc>
+      </w:tr>
+      <w:tr>
+        <w:trPr>
+          <w:cantSplit/>
+        </w:trPr>
+        <w:tc>
+          <w:tcPr>
+            <w:tcW w:w="1750" w:type="dxa"/>
+            <w:tcBorders>
+              <w:top w:val="single" w:sz="4" w:space="0" w:color="000000"/>
+              <w:left w:val="single" w:sz="4" w:space="0" w:color="000000"/>
+              <w:bottom w:val="single" w:sz="4" w:space="0" w:color="000000"/>
+              <w:right w:val="single" w:sz="4" w:space="0" w:color="000000"/>
+            </w:tcBorders>
+            <w:tcMar>
+              <w:top w:w="30" w:type="dxa"/>
+              <w:left w:w="55" w:type="dxa"/>
+              <w:bottom w:w="30" w:type="dxa"/>
+              <w:right w:w="55" w:type="dxa"/>
+            </w:tcMar>
+            <w:vAlign w:val="center"/>
+          </w:tcPr>
+          <w:p>
+            <w:pPr>
+              <w:spacing w:before="0" w:after="0" w:line="240" w:lineRule="auto"/>
+              <w:jc w:val="left"/>
+            </w:pPr>
+            <w:r>
+              <w:rPr>
+                <w:rFonts w:ascii="Poppins" w:hAnsi="Poppins" w:cs="Poppins"/>
+                <w:sz w:val="17"/>
+                <w:szCs w:val="17"/>
+              </w:rPr>
+              <w:t xml:space="preserve">Implementación</w:t>
+            </w:r>
+          </w:p>
+        </w:tc>
+        <w:tc>
+          <w:tcPr>
+            <w:tcW w:w="1850" w:type="dxa"/>
+            <w:tcBorders>
+              <w:top w:val="single" w:sz="4" w:space="0" w:color="000000"/>
+              <w:left w:val="single" w:sz="4" w:space="0" w:color="000000"/>
+              <w:bottom w:val="single" w:sz="4" w:space="0" w:color="000000"/>
+              <w:right w:val="single" w:sz="4" w:space="0" w:color="000000"/>
+            </w:tcBorders>
+            <w:tcMar>
+              <w:top w:w="30" w:type="dxa"/>
+              <w:left w:w="55" w:type="dxa"/>
+              <w:bottom w:w="30" w:type="dxa"/>
+              <w:right w:w="55" w:type="dxa"/>
+            </w:tcMar>
+            <w:vAlign w:val="center"/>
+          </w:tcPr>
+          <w:p>
+            <w:pPr>
+              <w:spacing w:before="0" w:after="0" w:line="240" w:lineRule="auto"/>
+              <w:jc w:val="left"/>
+            </w:pPr>
+            <w:r>
+              <w:rPr>
+                <w:rFonts w:ascii="Poppins" w:hAnsi="Poppins" w:cs="Poppins"/>
+                <w:sz w:val="17"/>
+                <w:szCs w:val="17"/>
+              </w:rPr>
+              <w:t xml:space="preserve">Versión 1 · LinkedIn Jobs</w:t>
+            </w:r>
+          </w:p>
+        </w:tc>
+        <w:tc>
+          <w:tcPr>
+            <w:tcW w:w="1100" w:type="dxa"/>
+            <w:tcBorders>
+              <w:top w:val="single" w:sz="4" w:space="0" w:color="000000"/>
+              <w:left w:val="single" w:sz="4" w:space="0" w:color="000000"/>
+              <w:bottom w:val="single" w:sz="4" w:space="0" w:color="000000"/>
+              <w:right w:val="single" w:sz="4" w:space="0" w:color="000000"/>
+            </w:tcBorders>
+            <w:tcMar>
+              <w:top w:w="30" w:type="dxa"/>
+              <w:left w:w="55" w:type="dxa"/>
+              <w:bottom w:w="30" w:type="dxa"/>
+              <w:right w:w="55" w:type="dxa"/>
+            </w:tcMar>
+            <w:vAlign w:val="center"/>
+          </w:tcPr>
+          <w:p>
+            <w:pPr>
+              <w:spacing w:before="0" w:after="0" w:line="240" w:lineRule="auto"/>
+              <w:jc w:val="center"/>
+            </w:pPr>
+            <w:r>
+              <w:rPr>
+                <w:rFonts w:ascii="Poppins" w:hAnsi="Poppins" w:cs="Poppins"/>
+                <w:sz w:val="17"/>
+                <w:szCs w:val="17"/>
+              </w:rPr>
+              <w:t xml:space="preserve">11/01/2027</w:t>
+            </w:r>
+          </w:p>
+        </w:tc>
+        <w:tc>
+          <w:tcPr>
+            <w:tcW w:w="1100" w:type="dxa"/>
+            <w:tcBorders>
+              <w:top w:val="single" w:sz="4" w:space="0" w:color="000000"/>
+              <w:left w:val="single" w:sz="4" w:space="0" w:color="000000"/>
+              <w:bottom w:val="single" w:sz="4" w:space="0" w:color="000000"/>
+              <w:right w:val="single" w:sz="4" w:space="0" w:color="000000"/>
+            </w:tcBorders>
+            <w:tcMar>
+              <w:top w:w="30" w:type="dxa"/>
+              <w:left w:w="55" w:type="dxa"/>
+              <w:bottom w:w="30" w:type="dxa"/>
+              <w:right w:w="55" w:type="dxa"/>
+            </w:tcMar>
+            <w:vAlign w:val="center"/>
+          </w:tcPr>
+          <w:p>
+            <w:pPr>
+              <w:spacing w:before="0" w:after="0" w:line="240" w:lineRule="auto"/>
+              <w:jc w:val="center"/>
+            </w:pPr>
+            <w:r>
+              <w:rPr>
+                <w:rFonts w:ascii="Poppins" w:hAnsi="Poppins" w:cs="Poppins"/>
+                <w:sz w:val="17"/>
+                <w:szCs w:val="17"/>
+              </w:rPr>
+              <w:t xml:space="preserve">19/02/2027</w:t>
+            </w:r>
+          </w:p>
+        </w:tc>
+        <w:tc>
+          <w:tcPr>
+            <w:tcW w:w="800" w:type="dxa"/>
+            <w:tcBorders>
+              <w:top w:val="single" w:sz="4" w:space="0" w:color="000000"/>
+              <w:left w:val="single" w:sz="4" w:space="0" w:color="000000"/>
+              <w:bottom w:val="single" w:sz="4" w:space="0" w:color="000000"/>
+              <w:right w:val="single" w:sz="4" w:space="0" w:color="000000"/>
+            </w:tcBorders>
+            <w:tcMar>
+              <w:top w:w="30" w:type="dxa"/>
+              <w:left w:w="55" w:type="dxa"/>
+              <w:bottom w:w="30" w:type="dxa"/>
+              <w:right w:w="55" w:type="dxa"/>
+            </w:tcMar>
+            <w:vAlign w:val="center"/>
+          </w:tcPr>
+          <w:p>
+            <w:pPr>
+              <w:spacing w:before="0" w:after="0" w:line="240" w:lineRule="auto"/>
+              <w:jc w:val="center"/>
+            </w:pPr>
+            <w:r>
+              <w:rPr>
+                <w:rFonts w:ascii="Poppins" w:hAnsi="Poppins" w:cs="Poppins"/>
+                <w:sz w:val="17"/>
+                <w:szCs w:val="17"/>
+              </w:rPr>
+              <w:t xml:space="preserve">90 h</w:t>
+            </w:r>
+          </w:p>
+        </w:tc>
+        <w:tc>
+          <w:tcPr>
+            <w:tcW w:w="1904" w:type="dxa"/>
+            <w:tcBorders>
+              <w:top w:val="single" w:sz="4" w:space="0" w:color="000000"/>
+              <w:left w:val="single" w:sz="4" w:space="0" w:color="000000"/>
+              <w:bottom w:val="single" w:sz="4" w:space="0" w:color="000000"/>
+              <w:right w:val="single" w:sz="4" w:space="0" w:color="000000"/>
+            </w:tcBorders>
+            <w:tcMar>
+              <w:top w:w="30" w:type="dxa"/>
+              <w:left w:w="55" w:type="dxa"/>
+              <w:bottom w:w="30" w:type="dxa"/>
+              <w:right w:w="55" w:type="dxa"/>
+            </w:tcMar>
+            <w:vAlign w:val="center"/>
+          </w:tcPr>
+          <w:p>
+            <w:pPr>
+              <w:spacing w:before="0" w:after="0" w:line="240" w:lineRule="auto"/>
+              <w:jc w:val="left"/>
+            </w:pPr>
+            <w:r>
+              <w:rPr>
+                <w:rFonts w:ascii="Poppins" w:hAnsi="Poppins" w:cs="Poppins"/>
+                <w:sz w:val="17"/>
+                <w:szCs w:val="17"/>
+              </w:rPr>
+              <w:t xml:space="preserve">Arquitecto de Software y Desarrollador</w:t>
+            </w:r>
+          </w:p>
+        </w:tc>
+      </w:tr>
+      <w:tr>
+        <w:trPr>
+          <w:cantSplit/>
+        </w:trPr>
+        <w:tc>
+          <w:tcPr>
+            <w:tcW w:w="1750" w:type="dxa"/>
+            <w:tcBorders>
+              <w:top w:val="single" w:sz="4" w:space="0" w:color="000000"/>
+              <w:left w:val="single" w:sz="4" w:space="0" w:color="000000"/>
+              <w:bottom w:val="single" w:sz="4" w:space="0" w:color="000000"/>
+              <w:right w:val="single" w:sz="4" w:space="0" w:color="000000"/>
+            </w:tcBorders>
+            <w:tcMar>
+              <w:top w:w="30" w:type="dxa"/>
+              <w:left w:w="55" w:type="dxa"/>
+              <w:bottom w:w="30" w:type="dxa"/>
+              <w:right w:w="55" w:type="dxa"/>
+            </w:tcMar>
+            <w:vAlign w:val="center"/>
+          </w:tcPr>
+          <w:p>
+            <w:pPr>
+              <w:spacing w:before="0" w:after="0" w:line="240" w:lineRule="auto"/>
+              <w:jc w:val="left"/>
+            </w:pPr>
+            <w:r>
+              <w:rPr>
+                <w:rFonts w:ascii="Poppins" w:hAnsi="Poppins" w:cs="Poppins"/>
+                <w:sz w:val="17"/>
+                <w:szCs w:val="17"/>
+              </w:rPr>
+              <w:t xml:space="preserve">Implementación</w:t>
+            </w:r>
+          </w:p>
+        </w:tc>
+        <w:tc>
+          <w:tcPr>
+            <w:tcW w:w="1850" w:type="dxa"/>
+            <w:tcBorders>
+              <w:top w:val="single" w:sz="4" w:space="0" w:color="000000"/>
+              <w:left w:val="single" w:sz="4" w:space="0" w:color="000000"/>
+              <w:bottom w:val="single" w:sz="4" w:space="0" w:color="000000"/>
+              <w:right w:val="single" w:sz="4" w:space="0" w:color="000000"/>
+            </w:tcBorders>
+            <w:tcMar>
+              <w:top w:w="30" w:type="dxa"/>
+              <w:left w:w="55" w:type="dxa"/>
+              <w:bottom w:w="30" w:type="dxa"/>
+              <w:right w:w="55" w:type="dxa"/>
+            </w:tcMar>
+            <w:vAlign w:val="center"/>
+          </w:tcPr>
+          <w:p>
+            <w:pPr>
+              <w:spacing w:before="0" w:after="0" w:line="240" w:lineRule="auto"/>
+              <w:jc w:val="left"/>
+            </w:pPr>
+            <w:r>
+              <w:rPr>
+                <w:rFonts w:ascii="Poppins" w:hAnsi="Poppins" w:cs="Poppins"/>
+                <w:sz w:val="17"/>
+                <w:szCs w:val="17"/>
+              </w:rPr>
+              <w:t xml:space="preserve">Versión 2 · ChatGPT for Word</w:t>
+            </w:r>
+          </w:p>
+        </w:tc>
+        <w:tc>
+          <w:tcPr>
+            <w:tcW w:w="1100" w:type="dxa"/>
+            <w:tcBorders>
+              <w:top w:val="single" w:sz="4" w:space="0" w:color="000000"/>
+              <w:left w:val="single" w:sz="4" w:space="0" w:color="000000"/>
+              <w:bottom w:val="single" w:sz="4" w:space="0" w:color="000000"/>
+              <w:right w:val="single" w:sz="4" w:space="0" w:color="000000"/>
+            </w:tcBorders>
+            <w:tcMar>
+              <w:top w:w="30" w:type="dxa"/>
+              <w:left w:w="55" w:type="dxa"/>
+              <w:bottom w:w="30" w:type="dxa"/>
+              <w:right w:w="55" w:type="dxa"/>
+            </w:tcMar>
+            <w:vAlign w:val="center"/>
+          </w:tcPr>
+          <w:p>
+            <w:pPr>
+              <w:spacing w:before="0" w:after="0" w:line="240" w:lineRule="auto"/>
+              <w:jc w:val="center"/>
+            </w:pPr>
+            <w:r>
+              <w:rPr>
+                <w:rFonts w:ascii="Poppins" w:hAnsi="Poppins" w:cs="Poppins"/>
+                <w:sz w:val="17"/>
+                <w:szCs w:val="17"/>
+              </w:rPr>
+              <w:t xml:space="preserve">22/02/2027</w:t>
+            </w:r>
+          </w:p>
+        </w:tc>
+        <w:tc>
+          <w:tcPr>
+            <w:tcW w:w="1100" w:type="dxa"/>
+            <w:tcBorders>
+              <w:top w:val="single" w:sz="4" w:space="0" w:color="000000"/>
+              <w:left w:val="single" w:sz="4" w:space="0" w:color="000000"/>
+              <w:bottom w:val="single" w:sz="4" w:space="0" w:color="000000"/>
+              <w:right w:val="single" w:sz="4" w:space="0" w:color="000000"/>
+            </w:tcBorders>
+            <w:tcMar>
+              <w:top w:w="30" w:type="dxa"/>
+              <w:left w:w="55" w:type="dxa"/>
+              <w:bottom w:w="30" w:type="dxa"/>
+              <w:right w:w="55" w:type="dxa"/>
+            </w:tcMar>
+            <w:vAlign w:val="center"/>
+          </w:tcPr>
+          <w:p>
+            <w:pPr>
+              <w:spacing w:before="0" w:after="0" w:line="240" w:lineRule="auto"/>
+              <w:jc w:val="center"/>
+            </w:pPr>
+            <w:r>
+              <w:rPr>
+                <w:rFonts w:ascii="Poppins" w:hAnsi="Poppins" w:cs="Poppins"/>
+                <w:sz w:val="17"/>
+                <w:szCs w:val="17"/>
+              </w:rPr>
+              <w:t xml:space="preserve">02/04/2027</w:t>
+            </w:r>
+          </w:p>
+        </w:tc>
+        <w:tc>
+          <w:tcPr>
+            <w:tcW w:w="800" w:type="dxa"/>
+            <w:tcBorders>
+              <w:top w:val="single" w:sz="4" w:space="0" w:color="000000"/>
+              <w:left w:val="single" w:sz="4" w:space="0" w:color="000000"/>
+              <w:bottom w:val="single" w:sz="4" w:space="0" w:color="000000"/>
+              <w:right w:val="single" w:sz="4" w:space="0" w:color="000000"/>
+            </w:tcBorders>
+            <w:tcMar>
+              <w:top w:w="30" w:type="dxa"/>
+              <w:left w:w="55" w:type="dxa"/>
+              <w:bottom w:w="30" w:type="dxa"/>
+              <w:right w:w="55" w:type="dxa"/>
+            </w:tcMar>
+            <w:vAlign w:val="center"/>
+          </w:tcPr>
+          <w:p>
+            <w:pPr>
+              <w:spacing w:before="0" w:after="0" w:line="240" w:lineRule="auto"/>
+              <w:jc w:val="center"/>
+            </w:pPr>
+            <w:r>
+              <w:rPr>
+                <w:rFonts w:ascii="Poppins" w:hAnsi="Poppins" w:cs="Poppins"/>
+                <w:sz w:val="17"/>
+                <w:szCs w:val="17"/>
+              </w:rPr>
+              <w:t xml:space="preserve">110 h</w:t>
+            </w:r>
+          </w:p>
+        </w:tc>
+        <w:tc>
+          <w:tcPr>
+            <w:tcW w:w="1904" w:type="dxa"/>
+            <w:tcBorders>
+              <w:top w:val="single" w:sz="4" w:space="0" w:color="000000"/>
+              <w:left w:val="single" w:sz="4" w:space="0" w:color="000000"/>
+              <w:bottom w:val="single" w:sz="4" w:space="0" w:color="000000"/>
+              <w:right w:val="single" w:sz="4" w:space="0" w:color="000000"/>
+            </w:tcBorders>
+            <w:tcMar>
+              <w:top w:w="30" w:type="dxa"/>
+              <w:left w:w="55" w:type="dxa"/>
+              <w:bottom w:w="30" w:type="dxa"/>
+              <w:right w:w="55" w:type="dxa"/>
+            </w:tcMar>
+            <w:vAlign w:val="center"/>
+          </w:tcPr>
+          <w:p>
+            <w:pPr>
+              <w:spacing w:before="0" w:after="0" w:line="240" w:lineRule="auto"/>
+              <w:jc w:val="left"/>
+            </w:pPr>
+            <w:r>
+              <w:rPr>
+                <w:rFonts w:ascii="Poppins" w:hAnsi="Poppins" w:cs="Poppins"/>
+                <w:sz w:val="17"/>
+                <w:szCs w:val="17"/>
+              </w:rPr>
+              <w:t xml:space="preserve">Analista y Desarrollador</w:t>
+            </w:r>
+          </w:p>
+        </w:tc>
+      </w:tr>
+      <w:tr>
+        <w:trPr>
+          <w:cantSplit/>
+        </w:trPr>
+        <w:tc>
+          <w:tcPr>
+            <w:tcW w:w="1750" w:type="dxa"/>
+            <w:tcBorders>
+              <w:top w:val="single" w:sz="4" w:space="0" w:color="000000"/>
+              <w:left w:val="single" w:sz="4" w:space="0" w:color="000000"/>
+              <w:bottom w:val="single" w:sz="4" w:space="0" w:color="000000"/>
+              <w:right w:val="single" w:sz="4" w:space="0" w:color="000000"/>
+            </w:tcBorders>
+            <w:tcMar>
+              <w:top w:w="30" w:type="dxa"/>
+              <w:left w:w="55" w:type="dxa"/>
+              <w:bottom w:w="30" w:type="dxa"/>
+              <w:right w:w="55" w:type="dxa"/>
+            </w:tcMar>
+            <w:vAlign w:val="center"/>
+          </w:tcPr>
+          <w:p>
+            <w:pPr>
+              <w:spacing w:before="0" w:after="0" w:line="240" w:lineRule="auto"/>
+              <w:jc w:val="left"/>
+            </w:pPr>
+            <w:r>
+              <w:rPr>
+                <w:rFonts w:ascii="Poppins" w:hAnsi="Poppins" w:cs="Poppins"/>
+                <w:sz w:val="17"/>
+                <w:szCs w:val="17"/>
+              </w:rPr>
+              <w:t xml:space="preserve">Implementación</w:t>
+            </w:r>
+          </w:p>
+        </w:tc>
+        <w:tc>
+          <w:tcPr>
+            <w:tcW w:w="1850" w:type="dxa"/>
+            <w:tcBorders>
+              <w:top w:val="single" w:sz="4" w:space="0" w:color="000000"/>
+              <w:left w:val="single" w:sz="4" w:space="0" w:color="000000"/>
+              <w:bottom w:val="single" w:sz="4" w:space="0" w:color="000000"/>
+              <w:right w:val="single" w:sz="4" w:space="0" w:color="000000"/>
+            </w:tcBorders>
+            <w:tcMar>
+              <w:top w:w="30" w:type="dxa"/>
+              <w:left w:w="55" w:type="dxa"/>
+              <w:bottom w:w="30" w:type="dxa"/>
+              <w:right w:w="55" w:type="dxa"/>
+            </w:tcMar>
+            <w:vAlign w:val="center"/>
+          </w:tcPr>
+          <w:p>
+            <w:pPr>
+              <w:spacing w:before="0" w:after="0" w:line="240" w:lineRule="auto"/>
+              <w:jc w:val="left"/>
+            </w:pPr>
+            <w:r>
+              <w:rPr>
+                <w:rFonts w:ascii="Poppins" w:hAnsi="Poppins" w:cs="Poppins"/>
+                <w:sz w:val="17"/>
+                <w:szCs w:val="17"/>
+              </w:rPr>
+              <w:t xml:space="preserve">Versión 3 · Integración del flujo</w:t>
+            </w:r>
+          </w:p>
+        </w:tc>
+        <w:tc>
+          <w:tcPr>
+            <w:tcW w:w="1100" w:type="dxa"/>
+            <w:tcBorders>
+              <w:top w:val="single" w:sz="4" w:space="0" w:color="000000"/>
+              <w:left w:val="single" w:sz="4" w:space="0" w:color="000000"/>
+              <w:bottom w:val="single" w:sz="4" w:space="0" w:color="000000"/>
+              <w:right w:val="single" w:sz="4" w:space="0" w:color="000000"/>
+            </w:tcBorders>
+            <w:tcMar>
+              <w:top w:w="30" w:type="dxa"/>
+              <w:left w:w="55" w:type="dxa"/>
+              <w:bottom w:w="30" w:type="dxa"/>
+              <w:right w:w="55" w:type="dxa"/>
+            </w:tcMar>
+            <w:vAlign w:val="center"/>
+          </w:tcPr>
+          <w:p>
+            <w:pPr>
+              <w:spacing w:before="0" w:after="0" w:line="240" w:lineRule="auto"/>
+              <w:jc w:val="center"/>
+            </w:pPr>
+            <w:r>
+              <w:rPr>
+                <w:rFonts w:ascii="Poppins" w:hAnsi="Poppins" w:cs="Poppins"/>
+                <w:sz w:val="17"/>
+                <w:szCs w:val="17"/>
+              </w:rPr>
+              <w:t xml:space="preserve">05/04/2027</w:t>
+            </w:r>
+          </w:p>
+        </w:tc>
+        <w:tc>
+          <w:tcPr>
+            <w:tcW w:w="1100" w:type="dxa"/>
+            <w:tcBorders>
+              <w:top w:val="single" w:sz="4" w:space="0" w:color="000000"/>
+              <w:left w:val="single" w:sz="4" w:space="0" w:color="000000"/>
+              <w:bottom w:val="single" w:sz="4" w:space="0" w:color="000000"/>
+              <w:right w:val="single" w:sz="4" w:space="0" w:color="000000"/>
+            </w:tcBorders>
+            <w:tcMar>
+              <w:top w:w="30" w:type="dxa"/>
+              <w:left w:w="55" w:type="dxa"/>
+              <w:bottom w:w="30" w:type="dxa"/>
+              <w:right w:w="55" w:type="dxa"/>
+            </w:tcMar>
+            <w:vAlign w:val="center"/>
+          </w:tcPr>
+          <w:p>
+            <w:pPr>
+              <w:spacing w:before="0" w:after="0" w:line="240" w:lineRule="auto"/>
+              <w:jc w:val="center"/>
+            </w:pPr>
+            <w:r>
+              <w:rPr>
+                <w:rFonts w:ascii="Poppins" w:hAnsi="Poppins" w:cs="Poppins"/>
+                <w:sz w:val="17"/>
+                <w:szCs w:val="17"/>
+              </w:rPr>
+              <w:t xml:space="preserve">07/05/2027</w:t>
+            </w:r>
+          </w:p>
+        </w:tc>
+        <w:tc>
+          <w:tcPr>
+            <w:tcW w:w="800" w:type="dxa"/>
+            <w:tcBorders>
+              <w:top w:val="single" w:sz="4" w:space="0" w:color="000000"/>
+              <w:left w:val="single" w:sz="4" w:space="0" w:color="000000"/>
+              <w:bottom w:val="single" w:sz="4" w:space="0" w:color="000000"/>
+              <w:right w:val="single" w:sz="4" w:space="0" w:color="000000"/>
+            </w:tcBorders>
+            <w:tcMar>
+              <w:top w:w="30" w:type="dxa"/>
+              <w:left w:w="55" w:type="dxa"/>
+              <w:bottom w:w="30" w:type="dxa"/>
+              <w:right w:w="55" w:type="dxa"/>
+            </w:tcMar>
+            <w:vAlign w:val="center"/>
+          </w:tcPr>
+          <w:p>
+            <w:pPr>
+              <w:spacing w:before="0" w:after="0" w:line="240" w:lineRule="auto"/>
+              <w:jc w:val="center"/>
+            </w:pPr>
+            <w:r>
+              <w:rPr>
+                <w:rFonts w:ascii="Poppins" w:hAnsi="Poppins" w:cs="Poppins"/>
+                <w:sz w:val="17"/>
+                <w:szCs w:val="17"/>
+              </w:rPr>
+              <w:t xml:space="preserve">90 h</w:t>
+            </w:r>
+          </w:p>
+        </w:tc>
+        <w:tc>
+          <w:tcPr>
+            <w:tcW w:w="1904" w:type="dxa"/>
+            <w:tcBorders>
+              <w:top w:val="single" w:sz="4" w:space="0" w:color="000000"/>
+              <w:left w:val="single" w:sz="4" w:space="0" w:color="000000"/>
+              <w:bottom w:val="single" w:sz="4" w:space="0" w:color="000000"/>
+              <w:right w:val="single" w:sz="4" w:space="0" w:color="000000"/>
+            </w:tcBorders>
+            <w:tcMar>
+              <w:top w:w="30" w:type="dxa"/>
+              <w:left w:w="55" w:type="dxa"/>
+              <w:bottom w:w="30" w:type="dxa"/>
+              <w:right w:w="55" w:type="dxa"/>
+            </w:tcMar>
+            <w:vAlign w:val="center"/>
+          </w:tcPr>
+          <w:p>
+            <w:pPr>
+              <w:spacing w:before="0" w:after="0" w:line="240" w:lineRule="auto"/>
+              <w:jc w:val="left"/>
+            </w:pPr>
+            <w:r>
+              <w:rPr>
+                <w:rFonts w:ascii="Poppins" w:hAnsi="Poppins" w:cs="Poppins"/>
+                <w:sz w:val="17"/>
+                <w:szCs w:val="17"/>
+              </w:rPr>
+              <w:t xml:space="preserve">Analista y Arquitecto de Software</w:t>
+            </w:r>
+          </w:p>
+        </w:tc>
+      </w:tr>
+      <w:tr>
+        <w:trPr>
+          <w:cantSplit/>
+        </w:trPr>
+        <w:tc>
+          <w:tcPr>
+            <w:tcW w:w="1750" w:type="dxa"/>
+            <w:tcBorders>
+              <w:top w:val="single" w:sz="4" w:space="0" w:color="000000"/>
+              <w:left w:val="single" w:sz="4" w:space="0" w:color="000000"/>
+              <w:bottom w:val="single" w:sz="4" w:space="0" w:color="000000"/>
+              <w:right w:val="single" w:sz="4" w:space="0" w:color="000000"/>
+            </w:tcBorders>
+            <w:tcMar>
+              <w:top w:w="30" w:type="dxa"/>
+              <w:left w:w="55" w:type="dxa"/>
+              <w:bottom w:w="30" w:type="dxa"/>
+              <w:right w:w="55" w:type="dxa"/>
+            </w:tcMar>
+            <w:vAlign w:val="center"/>
+          </w:tcPr>
+          <w:p>
+            <w:pPr>
+              <w:spacing w:before="0" w:after="0" w:line="240" w:lineRule="auto"/>
+              <w:jc w:val="left"/>
+            </w:pPr>
+            <w:r>
+              <w:rPr>
+                <w:rFonts w:ascii="Poppins" w:hAnsi="Poppins" w:cs="Poppins"/>
+                <w:sz w:val="17"/>
+                <w:szCs w:val="17"/>
+              </w:rPr>
+              <w:t xml:space="preserve">Transición</w:t>
+            </w:r>
+          </w:p>
+        </w:tc>
+        <w:tc>
+          <w:tcPr>
+            <w:tcW w:w="1850" w:type="dxa"/>
+            <w:tcBorders>
+              <w:top w:val="single" w:sz="4" w:space="0" w:color="000000"/>
+              <w:left w:val="single" w:sz="4" w:space="0" w:color="000000"/>
+              <w:bottom w:val="single" w:sz="4" w:space="0" w:color="000000"/>
+              <w:right w:val="single" w:sz="4" w:space="0" w:color="000000"/>
+            </w:tcBorders>
+            <w:tcMar>
+              <w:top w:w="30" w:type="dxa"/>
+              <w:left w:w="55" w:type="dxa"/>
+              <w:bottom w:w="30" w:type="dxa"/>
+              <w:right w:w="55" w:type="dxa"/>
+            </w:tcMar>
+            <w:vAlign w:val="center"/>
+          </w:tcPr>
+          <w:p>
+            <w:pPr>
+              <w:spacing w:before="0" w:after="0" w:line="240" w:lineRule="auto"/>
+              <w:jc w:val="left"/>
+            </w:pPr>
+            <w:r>
+              <w:rPr>
+                <w:rFonts w:ascii="Poppins" w:hAnsi="Poppins" w:cs="Poppins"/>
+                <w:sz w:val="17"/>
+                <w:szCs w:val="17"/>
+              </w:rPr>
+              <w:t xml:space="preserve">N/A</w:t>
+            </w:r>
+          </w:p>
+        </w:tc>
+        <w:tc>
+          <w:tcPr>
+            <w:tcW w:w="1100" w:type="dxa"/>
+            <w:tcBorders>
+              <w:top w:val="single" w:sz="4" w:space="0" w:color="000000"/>
+              <w:left w:val="single" w:sz="4" w:space="0" w:color="000000"/>
+              <w:bottom w:val="single" w:sz="4" w:space="0" w:color="000000"/>
+              <w:right w:val="single" w:sz="4" w:space="0" w:color="000000"/>
+            </w:tcBorders>
+            <w:tcMar>
+              <w:top w:w="30" w:type="dxa"/>
+              <w:left w:w="55" w:type="dxa"/>
+              <w:bottom w:w="30" w:type="dxa"/>
+              <w:right w:w="55" w:type="dxa"/>
+            </w:tcMar>
+            <w:vAlign w:val="center"/>
+          </w:tcPr>
+          <w:p>
+            <w:pPr>
+              <w:spacing w:before="0" w:after="0" w:line="240" w:lineRule="auto"/>
+              <w:jc w:val="center"/>
+            </w:pPr>
+            <w:r>
+              <w:rPr>
+                <w:rFonts w:ascii="Poppins" w:hAnsi="Poppins" w:cs="Poppins"/>
+                <w:sz w:val="17"/>
+                <w:szCs w:val="17"/>
+              </w:rPr>
+              <w:t xml:space="preserve">10/05/2027</w:t>
+            </w:r>
+          </w:p>
+        </w:tc>
+        <w:tc>
+          <w:tcPr>
+            <w:tcW w:w="1100" w:type="dxa"/>
+            <w:tcBorders>
+              <w:top w:val="single" w:sz="4" w:space="0" w:color="000000"/>
+              <w:left w:val="single" w:sz="4" w:space="0" w:color="000000"/>
+              <w:bottom w:val="single" w:sz="4" w:space="0" w:color="000000"/>
+              <w:right w:val="single" w:sz="4" w:space="0" w:color="000000"/>
+            </w:tcBorders>
+            <w:tcMar>
+              <w:top w:w="30" w:type="dxa"/>
+              <w:left w:w="55" w:type="dxa"/>
+              <w:bottom w:w="30" w:type="dxa"/>
+              <w:right w:w="55" w:type="dxa"/>
+            </w:tcMar>
+            <w:vAlign w:val="center"/>
+          </w:tcPr>
+          <w:p>
+            <w:pPr>
+              <w:spacing w:before="0" w:after="0" w:line="240" w:lineRule="auto"/>
+              <w:jc w:val="center"/>
+            </w:pPr>
+            <w:r>
+              <w:rPr>
+                <w:rFonts w:ascii="Poppins" w:hAnsi="Poppins" w:cs="Poppins"/>
+                <w:sz w:val="17"/>
+                <w:szCs w:val="17"/>
+              </w:rPr>
+              <w:t xml:space="preserve">04/06/2027</w:t>
+            </w:r>
+          </w:p>
+        </w:tc>
+        <w:tc>
+          <w:tcPr>
+            <w:tcW w:w="800" w:type="dxa"/>
+            <w:tcBorders>
+              <w:top w:val="single" w:sz="4" w:space="0" w:color="000000"/>
+              <w:left w:val="single" w:sz="4" w:space="0" w:color="000000"/>
+              <w:bottom w:val="single" w:sz="4" w:space="0" w:color="000000"/>
+              <w:right w:val="single" w:sz="4" w:space="0" w:color="000000"/>
+            </w:tcBorders>
+            <w:tcMar>
+              <w:top w:w="30" w:type="dxa"/>
+              <w:left w:w="55" w:type="dxa"/>
+              <w:bottom w:w="30" w:type="dxa"/>
+              <w:right w:w="55" w:type="dxa"/>
+            </w:tcMar>
+            <w:vAlign w:val="center"/>
+          </w:tcPr>
+          <w:p>
+            <w:pPr>
+              <w:spacing w:before="0" w:after="0" w:line="240" w:lineRule="auto"/>
+              <w:jc w:val="center"/>
+            </w:pPr>
+            <w:r>
+              <w:rPr>
+                <w:rFonts w:ascii="Poppins" w:hAnsi="Poppins" w:cs="Poppins"/>
+                <w:sz w:val="17"/>
+                <w:szCs w:val="17"/>
+              </w:rPr>
+              <w:t xml:space="preserve">96 h</w:t>
+            </w:r>
+          </w:p>
+        </w:tc>
+        <w:tc>
+          <w:tcPr>
+            <w:tcW w:w="1904" w:type="dxa"/>
+            <w:tcBorders>
+              <w:top w:val="single" w:sz="4" w:space="0" w:color="000000"/>
+              <w:left w:val="single" w:sz="4" w:space="0" w:color="000000"/>
+              <w:bottom w:val="single" w:sz="4" w:space="0" w:color="000000"/>
+              <w:right w:val="single" w:sz="4" w:space="0" w:color="000000"/>
+            </w:tcBorders>
+            <w:tcMar>
+              <w:top w:w="30" w:type="dxa"/>
+              <w:left w:w="55" w:type="dxa"/>
+              <w:bottom w:w="30" w:type="dxa"/>
+              <w:right w:w="55" w:type="dxa"/>
+            </w:tcMar>
+            <w:vAlign w:val="center"/>
+          </w:tcPr>
+          <w:p>
+            <w:pPr>
+              <w:spacing w:before="0" w:after="0" w:line="240" w:lineRule="auto"/>
+              <w:jc w:val="left"/>
+            </w:pPr>
+            <w:r>
+              <w:rPr>
+                <w:rFonts w:ascii="Poppins" w:hAnsi="Poppins" w:cs="Poppins"/>
+                <w:sz w:val="17"/>
+                <w:szCs w:val="17"/>
+              </w:rPr>
+              <w:t xml:space="preserve">Analista, Arquitecto de Software y Desarrollador</w:t>
+            </w:r>
+          </w:p>
+        </w:tc>
+      </w:tr>
+      <w:tr>
+        <w:trPr>
+          <w:cantSplit/>
+        </w:trPr>
+        <w:tc>
+          <w:tcPr>
+            <w:tcW w:w="1750" w:type="dxa"/>
+            <w:tcBorders>
+              <w:top w:val="single" w:sz="4" w:space="0" w:color="000000"/>
+              <w:left w:val="single" w:sz="4" w:space="0" w:color="000000"/>
+              <w:bottom w:val="single" w:sz="4" w:space="0" w:color="000000"/>
+              <w:right w:val="single" w:sz="4" w:space="0" w:color="000000"/>
+            </w:tcBorders>
+            <w:tcMar>
+              <w:top w:w="30" w:type="dxa"/>
+              <w:left w:w="55" w:type="dxa"/>
+              <w:bottom w:w="30" w:type="dxa"/>
+              <w:right w:w="55" w:type="dxa"/>
+            </w:tcMar>
+            <w:vAlign w:val="center"/>
+          </w:tcPr>
+          <w:p>
+            <w:pPr>
+              <w:spacing w:before="0" w:after="0" w:line="240" w:lineRule="auto"/>
+              <w:jc w:val="left"/>
+            </w:pPr>
+            <w:r>
+              <w:rPr>
+                <w:rFonts w:ascii="Poppins" w:hAnsi="Poppins" w:cs="Poppins"/>
+                <w:b/>
+                <w:bCs/>
+                <w:sz w:val="17"/>
+                <w:szCs w:val="17"/>
+              </w:rPr>
+              <w:t xml:space="preserve">Total</w:t>
+            </w:r>
+          </w:p>
+        </w:tc>
+        <w:tc>
+          <w:tcPr>
+            <w:tcW w:w="1850" w:type="dxa"/>
+            <w:tcBorders>
+              <w:top w:val="single" w:sz="4" w:space="0" w:color="000000"/>
+              <w:left w:val="single" w:sz="4" w:space="0" w:color="000000"/>
+              <w:bottom w:val="single" w:sz="4" w:space="0" w:color="000000"/>
+              <w:right w:val="single" w:sz="4" w:space="0" w:color="000000"/>
+            </w:tcBorders>
+            <w:tcMar>
+              <w:top w:w="30" w:type="dxa"/>
+              <w:left w:w="55" w:type="dxa"/>
+              <w:bottom w:w="30" w:type="dxa"/>
+              <w:right w:w="55" w:type="dxa"/>
+            </w:tcMar>
+            <w:vAlign w:val="center"/>
+          </w:tcPr>
+          <w:p>
+            <w:pPr>
+              <w:spacing w:before="0" w:after="0" w:line="240" w:lineRule="auto"/>
+              <w:jc w:val="left"/>
+            </w:pPr>
+            <w:r>
+              <w:rPr>
+                <w:rFonts w:ascii="Poppins" w:hAnsi="Poppins" w:cs="Poppins"/>
+                <w:sz w:val="17"/>
+                <w:szCs w:val="17"/>
+              </w:rPr>
+              <w:t xml:space="preserve"/>
+            </w:r>
+          </w:p>
+        </w:tc>
+        <w:tc>
+          <w:tcPr>
+            <w:tcW w:w="1100" w:type="dxa"/>
+            <w:tcBorders>
+              <w:top w:val="single" w:sz="4" w:space="0" w:color="000000"/>
+              <w:left w:val="single" w:sz="4" w:space="0" w:color="000000"/>
+              <w:bottom w:val="single" w:sz="4" w:space="0" w:color="000000"/>
+              <w:right w:val="single" w:sz="4" w:space="0" w:color="000000"/>
+            </w:tcBorders>
+            <w:tcMar>
+              <w:top w:w="30" w:type="dxa"/>
+              <w:left w:w="55" w:type="dxa"/>
+              <w:bottom w:w="30" w:type="dxa"/>
+              <w:right w:w="55" w:type="dxa"/>
+            </w:tcMar>
+            <w:vAlign w:val="center"/>
+          </w:tcPr>
+          <w:p>
+            <w:pPr>
+              <w:spacing w:before="0" w:after="0" w:line="240" w:lineRule="auto"/>
+              <w:jc w:val="center"/>
+            </w:pPr>
+            <w:r>
+              <w:rPr>
+                <w:rFonts w:ascii="Poppins" w:hAnsi="Poppins" w:cs="Poppins"/>
+                <w:sz w:val="17"/>
+                <w:szCs w:val="17"/>
+              </w:rPr>
+              <w:t xml:space="preserve"/>
+            </w:r>
+          </w:p>
+        </w:tc>
+        <w:tc>
+          <w:tcPr>
+            <w:tcW w:w="1100" w:type="dxa"/>
+            <w:tcBorders>
+              <w:top w:val="single" w:sz="4" w:space="0" w:color="000000"/>
+              <w:left w:val="single" w:sz="4" w:space="0" w:color="000000"/>
+              <w:bottom w:val="single" w:sz="4" w:space="0" w:color="000000"/>
+              <w:right w:val="single" w:sz="4" w:space="0" w:color="000000"/>
+            </w:tcBorders>
+            <w:tcMar>
+              <w:top w:w="30" w:type="dxa"/>
+              <w:left w:w="55" w:type="dxa"/>
+              <w:bottom w:w="30" w:type="dxa"/>
+              <w:right w:w="55" w:type="dxa"/>
+            </w:tcMar>
+            <w:vAlign w:val="center"/>
+          </w:tcPr>
+          <w:p>
+            <w:pPr>
+              <w:spacing w:before="0" w:after="0" w:line="240" w:lineRule="auto"/>
+              <w:jc w:val="center"/>
+            </w:pPr>
+            <w:r>
+              <w:rPr>
+                <w:rFonts w:ascii="Poppins" w:hAnsi="Poppins" w:cs="Poppins"/>
+                <w:sz w:val="17"/>
+                <w:szCs w:val="17"/>
+              </w:rPr>
+              <w:t xml:space="preserve"/>
+            </w:r>
+          </w:p>
+        </w:tc>
+        <w:tc>
+          <w:tcPr>
+            <w:tcW w:w="800" w:type="dxa"/>
+            <w:tcBorders>
+              <w:top w:val="single" w:sz="4" w:space="0" w:color="000000"/>
+              <w:left w:val="single" w:sz="4" w:space="0" w:color="000000"/>
+              <w:bottom w:val="single" w:sz="4" w:space="0" w:color="000000"/>
+              <w:right w:val="single" w:sz="4" w:space="0" w:color="000000"/>
+            </w:tcBorders>
+            <w:tcMar>
+              <w:top w:w="30" w:type="dxa"/>
+              <w:left w:w="55" w:type="dxa"/>
+              <w:bottom w:w="30" w:type="dxa"/>
+              <w:right w:w="55" w:type="dxa"/>
+            </w:tcMar>
+            <w:vAlign w:val="center"/>
+          </w:tcPr>
+          <w:p>
+            <w:pPr>
+              <w:spacing w:before="0" w:after="0" w:line="240" w:lineRule="auto"/>
+              <w:jc w:val="center"/>
+            </w:pPr>
+            <w:r>
+              <w:rPr>
+                <w:rFonts w:ascii="Poppins" w:hAnsi="Poppins" w:cs="Poppins"/>
+                <w:b/>
+                <w:bCs/>
+                <w:sz w:val="17"/>
+                <w:szCs w:val="17"/>
+              </w:rPr>
+              <w:t xml:space="preserve">718 h</w:t>
+            </w:r>
+          </w:p>
+        </w:tc>
+        <w:tc>
+          <w:tcPr>
+            <w:tcW w:w="1904" w:type="dxa"/>
+            <w:tcBorders>
+              <w:top w:val="single" w:sz="4" w:space="0" w:color="000000"/>
+              <w:left w:val="single" w:sz="4" w:space="0" w:color="000000"/>
+              <w:bottom w:val="single" w:sz="4" w:space="0" w:color="000000"/>
+              <w:right w:val="single" w:sz="4" w:space="0" w:color="000000"/>
+            </w:tcBorders>
+            <w:tcMar>
+              <w:top w:w="30" w:type="dxa"/>
+              <w:left w:w="55" w:type="dxa"/>
+              <w:bottom w:w="30" w:type="dxa"/>
+              <w:right w:w="55" w:type="dxa"/>
+            </w:tcMar>
+            <w:vAlign w:val="center"/>
+          </w:tcPr>
+          <w:p>
+            <w:pPr>
+              <w:spacing w:before="0" w:after="0" w:line="240" w:lineRule="auto"/>
+              <w:jc w:val="left"/>
+            </w:pPr>
+            <w:r>
+              <w:rPr>
+                <w:rFonts w:ascii="Poppins" w:hAnsi="Poppins" w:cs="Poppins"/>
+                <w:sz w:val="17"/>
+                <w:szCs w:val="17"/>
+              </w:rPr>
+              <w:t xml:space="preserve"/>
+            </w:r>
+          </w:p>
+        </w:tc>
+      </w:tr>
+    </w:tbl>
+    <w:p>
+      <w:pPr>
+        <w:pageBreakBefore/>
+        <w:jc w:val="center"/>
+        <w:rPr>
+          <w:rFonts w:ascii="Libre Baskerville" w:hAnsi="Libre Baskerville" w:cs="Poppins"/>
+          <w:b/>
+          <w:sz w:val="28"/>
+          <w:szCs w:val="28"/>
+        </w:rPr>
+      </w:pPr>
+      <w:r>
+        <w:rPr>
+          <w:rFonts w:ascii="Libre Baskerville" w:hAnsi="Libre Baskerville" w:cs="Poppins"/>
+          <w:b/>
+          <w:sz w:val="28"/>
+          <w:szCs w:val="28"/>
+        </w:rPr>
+        <w:t xml:space="preserve">APÉNDICE B</w:t>
+      </w:r>
+    </w:p>
+    <w:p>
+      <w:pPr>
+        <w:jc w:val="center"/>
+        <w:rPr>
+          <w:rFonts w:ascii="Montserrat" w:hAnsi="Montserrat" w:cs="Poppins"/>
+          <w:b/>
+          <w:sz w:val="24"/>
+          <w:szCs w:val="24"/>
+        </w:rPr>
+      </w:pPr>
+      <w:r>
+        <w:rPr>
+          <w:rFonts w:ascii="Montserrat" w:hAnsi="Montserrat" w:cs="Poppins"/>
+          <w:b/>
+          <w:sz w:val="24"/>
+          <w:szCs w:val="24"/>
+        </w:rPr>
+        <w:t xml:space="preserve">PLANIFICACIÓN DETALLADA DE LA ETAPA DE INICIO</w:t>
+      </w:r>
+    </w:p>
+    <w:p>
+      <w:pPr>
+        <w:spacing w:before="240"/>
+        <w:jc w:val="both"/>
+        <w:rPr>
+          <w:rFonts w:ascii="Poppins" w:hAnsi="Poppins" w:cs="Poppins"/>
+          <w:sz w:val="24"/>
+          <w:szCs w:val="24"/>
+        </w:rPr>
+      </w:pPr>
+      <w:r>
+        <w:rPr>
+          <w:rFonts w:ascii="Poppins" w:hAnsi="Poppins" w:cs="Poppins"/>
+          <w:sz w:val="24"/>
+          <w:szCs w:val="24"/>
+        </w:rPr>
+        <w:t xml:space="preserve">Actividades realizadas en la Etapa de Inicio, con sus fechas, horas totales y roles. Entregable de la etapa: Documento de Visión en PDF, enviado por correo antes de las 10:00 a. m. del 29/10/2026.</w:t>
+      </w:r>
+    </w:p>
+    <w:p>
+      <w:pPr>
+        <w:jc w:val="center"/>
+      </w:pPr>
+      <w:r>
+        <w:drawing>
+          <wp:inline xmlns:a="http://schemas.openxmlformats.org/drawingml/2006/main" xmlns:pic="http://schemas.openxmlformats.org/drawingml/2006/picture">
+            <wp:extent cx="5580000" cy="2641420"/>
+            <wp:docPr id="11" name="Picture 11"/>
+            <wp:cNvGraphicFramePr>
+              <a:graphicFrameLocks noChangeAspect="1"/>
+            </wp:cNvGraphicFramePr>
+            <a:graphic>
+              <a:graphicData uri="http://schemas.openxmlformats.org/drawingml/2006/picture">
+                <pic:pic>
+                  <pic:nvPicPr>
+                    <pic:cNvPr id="0" name="gantt_inicio_chatgpt.png"/>
+                    <pic:cNvPicPr/>
+                  </pic:nvPicPr>
+                  <pic:blipFill>
+                    <a:blip r:embed="rId25"/>
+                    <a:stretch>
+                      <a:fillRect/>
+                    </a:stretch>
+                  </pic:blipFill>
+                  <pic:spPr>
+                    <a:xfrm>
+                      <a:off x="0" y="0"/>
+                      <a:ext cx="5580000" cy="2641420"/>
+                    </a:xfrm>
+                    <a:prstGeom prst="rect"/>
+                  </pic:spPr>
+                </pic:pic>
+              </a:graphicData>
+            </a:graphic>
+          </wp:inline>
+        </w:drawing>
+      </w:r>
+    </w:p>
+    <w:tbl>
+      <w:tblPr>
+        <w:tblW w:w="8504" w:type="dxa"/>
+        <w:jc w:val="center"/>
+        <w:tblLayout w:type="fixed"/>
+      </w:tblPr>
+      <w:tblGrid>
+        <w:gridCol w:w="850"/>
+        <w:gridCol w:w="450"/>
+        <w:gridCol w:w="2550"/>
+        <w:gridCol w:w="1150"/>
+        <w:gridCol w:w="1150"/>
+        <w:gridCol w:w="850"/>
+        <w:gridCol w:w="1504"/>
+      </w:tblGrid>
+      <w:tr>
+        <w:trPr>
+          <w:cantSplit/>
+          <w:tblHeader/>
+        </w:trPr>
+        <w:tc>
+          <w:tcPr>
+            <w:tcW w:w="850" w:type="dxa"/>
+            <w:tcBorders>
+              <w:top w:val="single" w:sz="4" w:space="0" w:color="000000"/>
+              <w:left w:val="single" w:sz="4" w:space="0" w:color="000000"/>
+              <w:bottom w:val="single" w:sz="4" w:space="0" w:color="000000"/>
+              <w:right w:val="single" w:sz="4" w:space="0" w:color="000000"/>
+            </w:tcBorders>
+            <w:shd w:val="clear" w:color="auto" w:fill="9900FF"/>
+            <w:tcMar>
+              <w:top w:w="30" w:type="dxa"/>
+              <w:left w:w="55" w:type="dxa"/>
+              <w:bottom w:w="30" w:type="dxa"/>
+              <w:right w:w="55" w:type="dxa"/>
+            </w:tcMar>
+            <w:vAlign w:val="center"/>
+          </w:tcPr>
+          <w:p>
+            <w:pPr>
+              <w:spacing w:before="0" w:after="0" w:line="240" w:lineRule="auto"/>
+              <w:jc w:val="center"/>
+            </w:pPr>
+            <w:r>
+              <w:rPr>
+                <w:rFonts w:ascii="Poppins" w:hAnsi="Poppins" w:cs="Poppins"/>
+                <w:b/>
+                <w:bCs/>
+                <w:color w:val="FFFFFF"/>
+                <w:sz w:val="17"/>
+                <w:szCs w:val="17"/>
+              </w:rPr>
+              <w:t xml:space="preserve">Etapa</w:t>
+            </w:r>
+          </w:p>
+        </w:tc>
+        <w:tc>
+          <w:tcPr>
+            <w:tcW w:w="450" w:type="dxa"/>
+            <w:tcBorders>
+              <w:top w:val="single" w:sz="4" w:space="0" w:color="000000"/>
+              <w:left w:val="single" w:sz="4" w:space="0" w:color="000000"/>
+              <w:bottom w:val="single" w:sz="4" w:space="0" w:color="000000"/>
+              <w:right w:val="single" w:sz="4" w:space="0" w:color="000000"/>
+            </w:tcBorders>
+            <w:shd w:val="clear" w:color="auto" w:fill="9900FF"/>
+            <w:tcMar>
+              <w:top w:w="30" w:type="dxa"/>
+              <w:left w:w="55" w:type="dxa"/>
+              <w:bottom w:w="30" w:type="dxa"/>
+              <w:right w:w="55" w:type="dxa"/>
+            </w:tcMar>
+            <w:vAlign w:val="center"/>
+          </w:tcPr>
+          <w:p>
+            <w:pPr>
+              <w:spacing w:before="0" w:after="0" w:line="240" w:lineRule="auto"/>
+              <w:jc w:val="center"/>
+            </w:pPr>
+            <w:r>
+              <w:rPr>
+                <w:rFonts w:ascii="Poppins" w:hAnsi="Poppins" w:cs="Poppins"/>
+                <w:b/>
+                <w:bCs/>
+                <w:color w:val="FFFFFF"/>
+                <w:sz w:val="17"/>
+                <w:szCs w:val="17"/>
+              </w:rPr>
+              <w:t xml:space="preserve">N</w:t>
+            </w:r>
+          </w:p>
+        </w:tc>
+        <w:tc>
+          <w:tcPr>
+            <w:tcW w:w="2550" w:type="dxa"/>
+            <w:tcBorders>
+              <w:top w:val="single" w:sz="4" w:space="0" w:color="000000"/>
+              <w:left w:val="single" w:sz="4" w:space="0" w:color="000000"/>
+              <w:bottom w:val="single" w:sz="4" w:space="0" w:color="000000"/>
+              <w:right w:val="single" w:sz="4" w:space="0" w:color="000000"/>
+            </w:tcBorders>
+            <w:shd w:val="clear" w:color="auto" w:fill="9900FF"/>
+            <w:tcMar>
+              <w:top w:w="30" w:type="dxa"/>
+              <w:left w:w="55" w:type="dxa"/>
+              <w:bottom w:w="30" w:type="dxa"/>
+              <w:right w:w="55" w:type="dxa"/>
+            </w:tcMar>
+            <w:vAlign w:val="center"/>
+          </w:tcPr>
+          <w:p>
+            <w:pPr>
+              <w:spacing w:before="0" w:after="0" w:line="240" w:lineRule="auto"/>
+              <w:jc w:val="center"/>
+            </w:pPr>
+            <w:r>
+              <w:rPr>
+                <w:rFonts w:ascii="Poppins" w:hAnsi="Poppins" w:cs="Poppins"/>
+                <w:b/>
+                <w:bCs/>
+                <w:color w:val="FFFFFF"/>
+                <w:sz w:val="17"/>
+                <w:szCs w:val="17"/>
+              </w:rPr>
+              <w:t xml:space="preserve">Actividad</w:t>
+            </w:r>
+          </w:p>
+        </w:tc>
+        <w:tc>
+          <w:tcPr>
+            <w:tcW w:w="1150" w:type="dxa"/>
+            <w:tcBorders>
+              <w:top w:val="single" w:sz="4" w:space="0" w:color="000000"/>
+              <w:left w:val="single" w:sz="4" w:space="0" w:color="000000"/>
+              <w:bottom w:val="single" w:sz="4" w:space="0" w:color="000000"/>
+              <w:right w:val="single" w:sz="4" w:space="0" w:color="000000"/>
+            </w:tcBorders>
+            <w:shd w:val="clear" w:color="auto" w:fill="9900FF"/>
+            <w:tcMar>
+              <w:top w:w="30" w:type="dxa"/>
+              <w:left w:w="55" w:type="dxa"/>
+              <w:bottom w:w="30" w:type="dxa"/>
+              <w:right w:w="55" w:type="dxa"/>
+            </w:tcMar>
+            <w:vAlign w:val="center"/>
+          </w:tcPr>
+          <w:p>
+            <w:pPr>
+              <w:spacing w:before="0" w:after="0" w:line="240" w:lineRule="auto"/>
+              <w:jc w:val="center"/>
+            </w:pPr>
+            <w:r>
+              <w:rPr>
+                <w:rFonts w:ascii="Poppins" w:hAnsi="Poppins" w:cs="Poppins"/>
+                <w:b/>
+                <w:bCs/>
+                <w:color w:val="FFFFFF"/>
+                <w:sz w:val="17"/>
+                <w:szCs w:val="17"/>
+              </w:rPr>
+              <w:t xml:space="preserve">Fecha Inicio</w:t>
+            </w:r>
+          </w:p>
+        </w:tc>
+        <w:tc>
+          <w:tcPr>
+            <w:tcW w:w="1150" w:type="dxa"/>
+            <w:tcBorders>
+              <w:top w:val="single" w:sz="4" w:space="0" w:color="000000"/>
+              <w:left w:val="single" w:sz="4" w:space="0" w:color="000000"/>
+              <w:bottom w:val="single" w:sz="4" w:space="0" w:color="000000"/>
+              <w:right w:val="single" w:sz="4" w:space="0" w:color="000000"/>
+            </w:tcBorders>
+            <w:shd w:val="clear" w:color="auto" w:fill="9900FF"/>
+            <w:tcMar>
+              <w:top w:w="30" w:type="dxa"/>
+              <w:left w:w="55" w:type="dxa"/>
+              <w:bottom w:w="30" w:type="dxa"/>
+              <w:right w:w="55" w:type="dxa"/>
+            </w:tcMar>
+            <w:vAlign w:val="center"/>
+          </w:tcPr>
+          <w:p>
+            <w:pPr>
+              <w:spacing w:before="0" w:after="0" w:line="240" w:lineRule="auto"/>
+              <w:jc w:val="center"/>
+            </w:pPr>
+            <w:r>
+              <w:rPr>
+                <w:rFonts w:ascii="Poppins" w:hAnsi="Poppins" w:cs="Poppins"/>
+                <w:b/>
+                <w:bCs/>
+                <w:color w:val="FFFFFF"/>
+                <w:sz w:val="17"/>
+                <w:szCs w:val="17"/>
+              </w:rPr>
+              <w:t xml:space="preserve">Fecha Fin</w:t>
+            </w:r>
+          </w:p>
+        </w:tc>
+        <w:tc>
+          <w:tcPr>
+            <w:tcW w:w="850" w:type="dxa"/>
+            <w:tcBorders>
+              <w:top w:val="single" w:sz="4" w:space="0" w:color="000000"/>
+              <w:left w:val="single" w:sz="4" w:space="0" w:color="000000"/>
+              <w:bottom w:val="single" w:sz="4" w:space="0" w:color="000000"/>
+              <w:right w:val="single" w:sz="4" w:space="0" w:color="000000"/>
+            </w:tcBorders>
+            <w:shd w:val="clear" w:color="auto" w:fill="9900FF"/>
+            <w:tcMar>
+              <w:top w:w="30" w:type="dxa"/>
+              <w:left w:w="55" w:type="dxa"/>
+              <w:bottom w:w="30" w:type="dxa"/>
+              <w:right w:w="55" w:type="dxa"/>
+            </w:tcMar>
+            <w:vAlign w:val="center"/>
+          </w:tcPr>
+          <w:p>
+            <w:pPr>
+              <w:spacing w:before="0" w:after="0" w:line="240" w:lineRule="auto"/>
+              <w:jc w:val="center"/>
+            </w:pPr>
+            <w:r>
+              <w:rPr>
+                <w:rFonts w:ascii="Poppins" w:hAnsi="Poppins" w:cs="Poppins"/>
+                <w:b/>
+                <w:bCs/>
+                <w:color w:val="FFFFFF"/>
+                <w:sz w:val="17"/>
+                <w:szCs w:val="17"/>
+              </w:rPr>
+              <w:t xml:space="preserve">Horas Totales</w:t>
+            </w:r>
+          </w:p>
+        </w:tc>
+        <w:tc>
+          <w:tcPr>
+            <w:tcW w:w="1504" w:type="dxa"/>
+            <w:tcBorders>
+              <w:top w:val="single" w:sz="4" w:space="0" w:color="000000"/>
+              <w:left w:val="single" w:sz="4" w:space="0" w:color="000000"/>
+              <w:bottom w:val="single" w:sz="4" w:space="0" w:color="000000"/>
+              <w:right w:val="single" w:sz="4" w:space="0" w:color="000000"/>
+            </w:tcBorders>
+            <w:shd w:val="clear" w:color="auto" w:fill="9900FF"/>
+            <w:tcMar>
+              <w:top w:w="30" w:type="dxa"/>
+              <w:left w:w="55" w:type="dxa"/>
+              <w:bottom w:w="30" w:type="dxa"/>
+              <w:right w:w="55" w:type="dxa"/>
+            </w:tcMar>
+            <w:vAlign w:val="center"/>
+          </w:tcPr>
+          <w:p>
+            <w:pPr>
+              <w:spacing w:before="0" w:after="0" w:line="240" w:lineRule="auto"/>
+              <w:jc w:val="center"/>
+            </w:pPr>
+            <w:r>
+              <w:rPr>
+                <w:rFonts w:ascii="Poppins" w:hAnsi="Poppins" w:cs="Poppins"/>
+                <w:b/>
+                <w:bCs/>
+                <w:color w:val="FFFFFF"/>
+                <w:sz w:val="17"/>
+                <w:szCs w:val="17"/>
+              </w:rPr>
+              <w:t xml:space="preserve">Roles Involucrados</w:t>
+            </w:r>
+          </w:p>
+        </w:tc>
+      </w:tr>
+      <w:tr>
+        <w:trPr>
+          <w:cantSplit/>
+        </w:trPr>
+        <w:tc>
+          <w:tcPr>
+            <w:tcW w:w="850" w:type="dxa"/>
+            <w:vMerge w:val="restart"/>
+            <w:tcBorders>
+              <w:top w:val="single" w:sz="4" w:space="0" w:color="000000"/>
+              <w:left w:val="single" w:sz="4" w:space="0" w:color="000000"/>
+              <w:bottom w:val="single" w:sz="4" w:space="0" w:color="000000"/>
+              <w:right w:val="single" w:sz="4" w:space="0" w:color="000000"/>
+            </w:tcBorders>
+            <w:tcMar>
+              <w:top w:w="30" w:type="dxa"/>
+              <w:left w:w="55" w:type="dxa"/>
+              <w:bottom w:w="30" w:type="dxa"/>
+              <w:right w:w="55" w:type="dxa"/>
+            </w:tcMar>
+            <w:vAlign w:val="center"/>
+          </w:tcPr>
+          <w:p>
+            <w:pPr>
+              <w:spacing w:before="0" w:after="0" w:line="240" w:lineRule="auto"/>
+              <w:jc w:val="center"/>
+            </w:pPr>
+            <w:r>
+              <w:rPr>
+                <w:rFonts w:ascii="Poppins" w:hAnsi="Poppins" w:cs="Poppins"/>
+                <w:b/>
+                <w:bCs/>
+                <w:sz w:val="17"/>
+                <w:szCs w:val="17"/>
+              </w:rPr>
+              <w:t xml:space="preserve">Inicio</w:t>
+            </w:r>
+          </w:p>
+        </w:tc>
+        <w:tc>
+          <w:tcPr>
+            <w:tcW w:w="450" w:type="dxa"/>
+            <w:tcBorders>
+              <w:top w:val="single" w:sz="4" w:space="0" w:color="000000"/>
+              <w:left w:val="single" w:sz="4" w:space="0" w:color="000000"/>
+              <w:bottom w:val="single" w:sz="4" w:space="0" w:color="000000"/>
+              <w:right w:val="single" w:sz="4" w:space="0" w:color="000000"/>
+            </w:tcBorders>
+            <w:tcMar>
+              <w:top w:w="30" w:type="dxa"/>
+              <w:left w:w="55" w:type="dxa"/>
+              <w:bottom w:w="30" w:type="dxa"/>
+              <w:right w:w="55" w:type="dxa"/>
+            </w:tcMar>
+            <w:vAlign w:val="center"/>
+          </w:tcPr>
+          <w:p>
+            <w:pPr>
+              <w:spacing w:before="0" w:after="0" w:line="240" w:lineRule="auto"/>
+              <w:jc w:val="center"/>
+            </w:pPr>
+            <w:r>
+              <w:rPr>
+                <w:rFonts w:ascii="Poppins" w:hAnsi="Poppins" w:cs="Poppins"/>
+                <w:sz w:val="17"/>
+                <w:szCs w:val="17"/>
+              </w:rPr>
+              <w:t xml:space="preserve">1</w:t>
+            </w:r>
+          </w:p>
+        </w:tc>
+        <w:tc>
+          <w:tcPr>
+            <w:tcW w:w="2550" w:type="dxa"/>
+            <w:tcBorders>
+              <w:top w:val="single" w:sz="4" w:space="0" w:color="000000"/>
+              <w:left w:val="single" w:sz="4" w:space="0" w:color="000000"/>
+              <w:bottom w:val="single" w:sz="4" w:space="0" w:color="000000"/>
+              <w:right w:val="single" w:sz="4" w:space="0" w:color="000000"/>
+            </w:tcBorders>
+            <w:tcMar>
+              <w:top w:w="30" w:type="dxa"/>
+              <w:left w:w="55" w:type="dxa"/>
+              <w:bottom w:w="30" w:type="dxa"/>
+              <w:right w:w="55" w:type="dxa"/>
+            </w:tcMar>
+            <w:vAlign w:val="center"/>
+          </w:tcPr>
+          <w:p>
+            <w:pPr>
+              <w:spacing w:before="0" w:after="0" w:line="240" w:lineRule="auto"/>
+              <w:jc w:val="left"/>
+            </w:pPr>
+            <w:r>
+              <w:rPr>
+                <w:rFonts w:ascii="Poppins" w:hAnsi="Poppins" w:cs="Poppins"/>
+                <w:sz w:val="17"/>
+                <w:szCs w:val="17"/>
+              </w:rPr>
+              <w:t xml:space="preserve">Definir el mercado asignado y revisar el enunciado</w:t>
+            </w:r>
+          </w:p>
+        </w:tc>
+        <w:tc>
+          <w:tcPr>
+            <w:tcW w:w="1150" w:type="dxa"/>
+            <w:tcBorders>
+              <w:top w:val="single" w:sz="4" w:space="0" w:color="000000"/>
+              <w:left w:val="single" w:sz="4" w:space="0" w:color="000000"/>
+              <w:bottom w:val="single" w:sz="4" w:space="0" w:color="000000"/>
+              <w:right w:val="single" w:sz="4" w:space="0" w:color="000000"/>
+            </w:tcBorders>
+            <w:tcMar>
+              <w:top w:w="30" w:type="dxa"/>
+              <w:left w:w="55" w:type="dxa"/>
+              <w:bottom w:w="30" w:type="dxa"/>
+              <w:right w:w="55" w:type="dxa"/>
+            </w:tcMar>
+            <w:vAlign w:val="center"/>
+          </w:tcPr>
+          <w:p>
+            <w:pPr>
+              <w:spacing w:before="0" w:after="0" w:line="240" w:lineRule="auto"/>
+              <w:jc w:val="center"/>
+            </w:pPr>
+            <w:r>
+              <w:rPr>
+                <w:rFonts w:ascii="Poppins" w:hAnsi="Poppins" w:cs="Poppins"/>
+                <w:sz w:val="17"/>
+                <w:szCs w:val="17"/>
+              </w:rPr>
+              <w:t xml:space="preserve">05/10/2026</w:t>
+            </w:r>
+          </w:p>
+        </w:tc>
+        <w:tc>
+          <w:tcPr>
+            <w:tcW w:w="1150" w:type="dxa"/>
+            <w:tcBorders>
+              <w:top w:val="single" w:sz="4" w:space="0" w:color="000000"/>
+              <w:left w:val="single" w:sz="4" w:space="0" w:color="000000"/>
+              <w:bottom w:val="single" w:sz="4" w:space="0" w:color="000000"/>
+              <w:right w:val="single" w:sz="4" w:space="0" w:color="000000"/>
+            </w:tcBorders>
+            <w:tcMar>
+              <w:top w:w="30" w:type="dxa"/>
+              <w:left w:w="55" w:type="dxa"/>
+              <w:bottom w:w="30" w:type="dxa"/>
+              <w:right w:w="55" w:type="dxa"/>
+            </w:tcMar>
+            <w:vAlign w:val="center"/>
+          </w:tcPr>
+          <w:p>
+            <w:pPr>
+              <w:spacing w:before="0" w:after="0" w:line="240" w:lineRule="auto"/>
+              <w:jc w:val="center"/>
+            </w:pPr>
+            <w:r>
+              <w:rPr>
+                <w:rFonts w:ascii="Poppins" w:hAnsi="Poppins" w:cs="Poppins"/>
+                <w:sz w:val="17"/>
+                <w:szCs w:val="17"/>
+              </w:rPr>
+              <w:t xml:space="preserve">09/10/2026</w:t>
+            </w:r>
+          </w:p>
+        </w:tc>
+        <w:tc>
+          <w:tcPr>
+            <w:tcW w:w="850" w:type="dxa"/>
+            <w:tcBorders>
+              <w:top w:val="single" w:sz="4" w:space="0" w:color="000000"/>
+              <w:left w:val="single" w:sz="4" w:space="0" w:color="000000"/>
+              <w:bottom w:val="single" w:sz="4" w:space="0" w:color="000000"/>
+              <w:right w:val="single" w:sz="4" w:space="0" w:color="000000"/>
+            </w:tcBorders>
+            <w:tcMar>
+              <w:top w:w="30" w:type="dxa"/>
+              <w:left w:w="55" w:type="dxa"/>
+              <w:bottom w:w="30" w:type="dxa"/>
+              <w:right w:w="55" w:type="dxa"/>
+            </w:tcMar>
+            <w:vAlign w:val="center"/>
+          </w:tcPr>
+          <w:p>
+            <w:pPr>
+              <w:spacing w:before="0" w:after="0" w:line="240" w:lineRule="auto"/>
+              <w:jc w:val="center"/>
+            </w:pPr>
+            <w:r>
+              <w:rPr>
+                <w:rFonts w:ascii="Poppins" w:hAnsi="Poppins" w:cs="Poppins"/>
+                <w:sz w:val="17"/>
+                <w:szCs w:val="17"/>
+              </w:rPr>
+              <w:t xml:space="preserve">13 h</w:t>
+            </w:r>
+          </w:p>
+        </w:tc>
+        <w:tc>
+          <w:tcPr>
+            <w:tcW w:w="1504" w:type="dxa"/>
+            <w:tcBorders>
+              <w:top w:val="single" w:sz="4" w:space="0" w:color="000000"/>
+              <w:left w:val="single" w:sz="4" w:space="0" w:color="000000"/>
+              <w:bottom w:val="single" w:sz="4" w:space="0" w:color="000000"/>
+              <w:right w:val="single" w:sz="4" w:space="0" w:color="000000"/>
+            </w:tcBorders>
+            <w:tcMar>
+              <w:top w:w="30" w:type="dxa"/>
+              <w:left w:w="55" w:type="dxa"/>
+              <w:bottom w:w="30" w:type="dxa"/>
+              <w:right w:w="55" w:type="dxa"/>
+            </w:tcMar>
+            <w:vAlign w:val="center"/>
+          </w:tcPr>
+          <w:p>
+            <w:pPr>
+              <w:spacing w:before="0" w:after="0" w:line="240" w:lineRule="auto"/>
+              <w:jc w:val="left"/>
+            </w:pPr>
+            <w:r>
+              <w:rPr>
+                <w:rFonts w:ascii="Poppins" w:hAnsi="Poppins" w:cs="Poppins"/>
+                <w:sz w:val="17"/>
+                <w:szCs w:val="17"/>
+              </w:rPr>
+              <w:t xml:space="preserve">Analista, Arquitecto de Software y Desarrollador</w:t>
+            </w:r>
+          </w:p>
+        </w:tc>
+      </w:tr>
+      <w:tr>
+        <w:trPr>
+          <w:cantSplit/>
+        </w:trPr>
+        <w:tc>
+          <w:tcPr>
+            <w:tcW w:w="850" w:type="dxa"/>
+            <w:vMerge/>
+            <w:tcBorders>
+              <w:top w:val="single" w:sz="4" w:space="0" w:color="000000"/>
+              <w:left w:val="single" w:sz="4" w:space="0" w:color="000000"/>
+              <w:bottom w:val="single" w:sz="4" w:space="0" w:color="000000"/>
+              <w:right w:val="single" w:sz="4" w:space="0" w:color="000000"/>
+            </w:tcBorders>
+            <w:tcMar>
+              <w:top w:w="30" w:type="dxa"/>
+              <w:left w:w="55" w:type="dxa"/>
+              <w:bottom w:w="30" w:type="dxa"/>
+              <w:right w:w="55" w:type="dxa"/>
+            </w:tcMar>
+            <w:vAlign w:val="center"/>
+          </w:tcPr>
+          <w:p>
+            <w:pPr>
+              <w:spacing w:before="0" w:after="0" w:line="240" w:lineRule="auto"/>
+              <w:jc w:val="center"/>
+            </w:pPr>
+            <w:r>
+              <w:rPr>
+                <w:rFonts w:ascii="Poppins" w:hAnsi="Poppins" w:cs="Poppins"/>
+                <w:b/>
+                <w:bCs/>
+                <w:sz w:val="17"/>
+                <w:szCs w:val="17"/>
+              </w:rPr>
+              <w:t xml:space="preserve">Inicio</w:t>
+            </w:r>
+          </w:p>
+        </w:tc>
+        <w:tc>
+          <w:tcPr>
+            <w:tcW w:w="450" w:type="dxa"/>
+            <w:tcBorders>
+              <w:top w:val="single" w:sz="4" w:space="0" w:color="000000"/>
+              <w:left w:val="single" w:sz="4" w:space="0" w:color="000000"/>
+              <w:bottom w:val="single" w:sz="4" w:space="0" w:color="000000"/>
+              <w:right w:val="single" w:sz="4" w:space="0" w:color="000000"/>
+            </w:tcBorders>
+            <w:tcMar>
+              <w:top w:w="30" w:type="dxa"/>
+              <w:left w:w="55" w:type="dxa"/>
+              <w:bottom w:w="30" w:type="dxa"/>
+              <w:right w:w="55" w:type="dxa"/>
+            </w:tcMar>
+            <w:vAlign w:val="center"/>
+          </w:tcPr>
+          <w:p>
+            <w:pPr>
+              <w:spacing w:before="0" w:after="0" w:line="240" w:lineRule="auto"/>
+              <w:jc w:val="center"/>
+            </w:pPr>
+            <w:r>
+              <w:rPr>
+                <w:rFonts w:ascii="Poppins" w:hAnsi="Poppins" w:cs="Poppins"/>
+                <w:sz w:val="17"/>
+                <w:szCs w:val="17"/>
+              </w:rPr>
+              <w:t xml:space="preserve">2</w:t>
+            </w:r>
+          </w:p>
+        </w:tc>
+        <w:tc>
+          <w:tcPr>
+            <w:tcW w:w="2550" w:type="dxa"/>
+            <w:tcBorders>
+              <w:top w:val="single" w:sz="4" w:space="0" w:color="000000"/>
+              <w:left w:val="single" w:sz="4" w:space="0" w:color="000000"/>
+              <w:bottom w:val="single" w:sz="4" w:space="0" w:color="000000"/>
+              <w:right w:val="single" w:sz="4" w:space="0" w:color="000000"/>
+            </w:tcBorders>
+            <w:tcMar>
+              <w:top w:w="30" w:type="dxa"/>
+              <w:left w:w="55" w:type="dxa"/>
+              <w:bottom w:w="30" w:type="dxa"/>
+              <w:right w:w="55" w:type="dxa"/>
+            </w:tcMar>
+            <w:vAlign w:val="center"/>
+          </w:tcPr>
+          <w:p>
+            <w:pPr>
+              <w:spacing w:before="0" w:after="0" w:line="240" w:lineRule="auto"/>
+              <w:jc w:val="left"/>
+            </w:pPr>
+            <w:r>
+              <w:rPr>
+                <w:rFonts w:ascii="Poppins" w:hAnsi="Poppins" w:cs="Poppins"/>
+                <w:sz w:val="17"/>
+                <w:szCs w:val="17"/>
+              </w:rPr>
+              <w:t xml:space="preserve">Formular hipótesis de actividades y problemas</w:t>
+            </w:r>
+          </w:p>
+        </w:tc>
+        <w:tc>
+          <w:tcPr>
+            <w:tcW w:w="1150" w:type="dxa"/>
+            <w:tcBorders>
+              <w:top w:val="single" w:sz="4" w:space="0" w:color="000000"/>
+              <w:left w:val="single" w:sz="4" w:space="0" w:color="000000"/>
+              <w:bottom w:val="single" w:sz="4" w:space="0" w:color="000000"/>
+              <w:right w:val="single" w:sz="4" w:space="0" w:color="000000"/>
+            </w:tcBorders>
+            <w:tcMar>
+              <w:top w:w="30" w:type="dxa"/>
+              <w:left w:w="55" w:type="dxa"/>
+              <w:bottom w:w="30" w:type="dxa"/>
+              <w:right w:w="55" w:type="dxa"/>
+            </w:tcMar>
+            <w:vAlign w:val="center"/>
+          </w:tcPr>
+          <w:p>
+            <w:pPr>
+              <w:spacing w:before="0" w:after="0" w:line="240" w:lineRule="auto"/>
+              <w:jc w:val="center"/>
+            </w:pPr>
+            <w:r>
+              <w:rPr>
+                <w:rFonts w:ascii="Poppins" w:hAnsi="Poppins" w:cs="Poppins"/>
+                <w:sz w:val="17"/>
+                <w:szCs w:val="17"/>
+              </w:rPr>
+              <w:t xml:space="preserve">10/10/2026</w:t>
+            </w:r>
+          </w:p>
+        </w:tc>
+        <w:tc>
+          <w:tcPr>
+            <w:tcW w:w="1150" w:type="dxa"/>
+            <w:tcBorders>
+              <w:top w:val="single" w:sz="4" w:space="0" w:color="000000"/>
+              <w:left w:val="single" w:sz="4" w:space="0" w:color="000000"/>
+              <w:bottom w:val="single" w:sz="4" w:space="0" w:color="000000"/>
+              <w:right w:val="single" w:sz="4" w:space="0" w:color="000000"/>
+            </w:tcBorders>
+            <w:tcMar>
+              <w:top w:w="30" w:type="dxa"/>
+              <w:left w:w="55" w:type="dxa"/>
+              <w:bottom w:w="30" w:type="dxa"/>
+              <w:right w:w="55" w:type="dxa"/>
+            </w:tcMar>
+            <w:vAlign w:val="center"/>
+          </w:tcPr>
+          <w:p>
+            <w:pPr>
+              <w:spacing w:before="0" w:after="0" w:line="240" w:lineRule="auto"/>
+              <w:jc w:val="center"/>
+            </w:pPr>
+            <w:r>
+              <w:rPr>
+                <w:rFonts w:ascii="Poppins" w:hAnsi="Poppins" w:cs="Poppins"/>
+                <w:sz w:val="17"/>
+                <w:szCs w:val="17"/>
+              </w:rPr>
+              <w:t xml:space="preserve">14/10/2026</w:t>
+            </w:r>
+          </w:p>
+        </w:tc>
+        <w:tc>
+          <w:tcPr>
+            <w:tcW w:w="850" w:type="dxa"/>
+            <w:tcBorders>
+              <w:top w:val="single" w:sz="4" w:space="0" w:color="000000"/>
+              <w:left w:val="single" w:sz="4" w:space="0" w:color="000000"/>
+              <w:bottom w:val="single" w:sz="4" w:space="0" w:color="000000"/>
+              <w:right w:val="single" w:sz="4" w:space="0" w:color="000000"/>
+            </w:tcBorders>
+            <w:tcMar>
+              <w:top w:w="30" w:type="dxa"/>
+              <w:left w:w="55" w:type="dxa"/>
+              <w:bottom w:w="30" w:type="dxa"/>
+              <w:right w:w="55" w:type="dxa"/>
+            </w:tcMar>
+            <w:vAlign w:val="center"/>
+          </w:tcPr>
+          <w:p>
+            <w:pPr>
+              <w:spacing w:before="0" w:after="0" w:line="240" w:lineRule="auto"/>
+              <w:jc w:val="center"/>
+            </w:pPr>
+            <w:r>
+              <w:rPr>
+                <w:rFonts w:ascii="Poppins" w:hAnsi="Poppins" w:cs="Poppins"/>
+                <w:sz w:val="17"/>
+                <w:szCs w:val="17"/>
+              </w:rPr>
+              <w:t xml:space="preserve">14 h</w:t>
+            </w:r>
+          </w:p>
+        </w:tc>
+        <w:tc>
+          <w:tcPr>
+            <w:tcW w:w="1504" w:type="dxa"/>
+            <w:tcBorders>
+              <w:top w:val="single" w:sz="4" w:space="0" w:color="000000"/>
+              <w:left w:val="single" w:sz="4" w:space="0" w:color="000000"/>
+              <w:bottom w:val="single" w:sz="4" w:space="0" w:color="000000"/>
+              <w:right w:val="single" w:sz="4" w:space="0" w:color="000000"/>
+            </w:tcBorders>
+            <w:tcMar>
+              <w:top w:w="30" w:type="dxa"/>
+              <w:left w:w="55" w:type="dxa"/>
+              <w:bottom w:w="30" w:type="dxa"/>
+              <w:right w:w="55" w:type="dxa"/>
+            </w:tcMar>
+            <w:vAlign w:val="center"/>
+          </w:tcPr>
+          <w:p>
+            <w:pPr>
+              <w:spacing w:before="0" w:after="0" w:line="240" w:lineRule="auto"/>
+              <w:jc w:val="left"/>
+            </w:pPr>
+            <w:r>
+              <w:rPr>
+                <w:rFonts w:ascii="Poppins" w:hAnsi="Poppins" w:cs="Poppins"/>
+                <w:sz w:val="17"/>
+                <w:szCs w:val="17"/>
+              </w:rPr>
+              <w:t xml:space="preserve">Analista, Arquitecto de Software y Desarrollador</w:t>
+            </w:r>
+          </w:p>
+        </w:tc>
+      </w:tr>
+      <w:tr>
+        <w:trPr>
+          <w:cantSplit/>
+        </w:trPr>
+        <w:tc>
+          <w:tcPr>
+            <w:tcW w:w="850" w:type="dxa"/>
+            <w:vMerge/>
+            <w:tcBorders>
+              <w:top w:val="single" w:sz="4" w:space="0" w:color="000000"/>
+              <w:left w:val="single" w:sz="4" w:space="0" w:color="000000"/>
+              <w:bottom w:val="single" w:sz="4" w:space="0" w:color="000000"/>
+              <w:right w:val="single" w:sz="4" w:space="0" w:color="000000"/>
+            </w:tcBorders>
+            <w:tcMar>
+              <w:top w:w="30" w:type="dxa"/>
+              <w:left w:w="55" w:type="dxa"/>
+              <w:bottom w:w="30" w:type="dxa"/>
+              <w:right w:w="55" w:type="dxa"/>
+            </w:tcMar>
+            <w:vAlign w:val="center"/>
+          </w:tcPr>
+          <w:p>
+            <w:pPr>
+              <w:spacing w:before="0" w:after="0" w:line="240" w:lineRule="auto"/>
+              <w:jc w:val="center"/>
+            </w:pPr>
+            <w:r>
+              <w:rPr>
+                <w:rFonts w:ascii="Poppins" w:hAnsi="Poppins" w:cs="Poppins"/>
+                <w:b/>
+                <w:bCs/>
+                <w:sz w:val="17"/>
+                <w:szCs w:val="17"/>
+              </w:rPr>
+              <w:t xml:space="preserve">Inicio</w:t>
+            </w:r>
+          </w:p>
+        </w:tc>
+        <w:tc>
+          <w:tcPr>
+            <w:tcW w:w="450" w:type="dxa"/>
+            <w:tcBorders>
+              <w:top w:val="single" w:sz="4" w:space="0" w:color="000000"/>
+              <w:left w:val="single" w:sz="4" w:space="0" w:color="000000"/>
+              <w:bottom w:val="single" w:sz="4" w:space="0" w:color="000000"/>
+              <w:right w:val="single" w:sz="4" w:space="0" w:color="000000"/>
+            </w:tcBorders>
+            <w:tcMar>
+              <w:top w:w="30" w:type="dxa"/>
+              <w:left w:w="55" w:type="dxa"/>
+              <w:bottom w:w="30" w:type="dxa"/>
+              <w:right w:w="55" w:type="dxa"/>
+            </w:tcMar>
+            <w:vAlign w:val="center"/>
+          </w:tcPr>
+          <w:p>
+            <w:pPr>
+              <w:spacing w:before="0" w:after="0" w:line="240" w:lineRule="auto"/>
+              <w:jc w:val="center"/>
+            </w:pPr>
+            <w:r>
+              <w:rPr>
+                <w:rFonts w:ascii="Poppins" w:hAnsi="Poppins" w:cs="Poppins"/>
+                <w:sz w:val="17"/>
+                <w:szCs w:val="17"/>
+              </w:rPr>
+              <w:t xml:space="preserve">3</w:t>
+            </w:r>
+          </w:p>
+        </w:tc>
+        <w:tc>
+          <w:tcPr>
+            <w:tcW w:w="2550" w:type="dxa"/>
+            <w:tcBorders>
+              <w:top w:val="single" w:sz="4" w:space="0" w:color="000000"/>
+              <w:left w:val="single" w:sz="4" w:space="0" w:color="000000"/>
+              <w:bottom w:val="single" w:sz="4" w:space="0" w:color="000000"/>
+              <w:right w:val="single" w:sz="4" w:space="0" w:color="000000"/>
+            </w:tcBorders>
+            <w:tcMar>
+              <w:top w:w="30" w:type="dxa"/>
+              <w:left w:w="55" w:type="dxa"/>
+              <w:bottom w:w="30" w:type="dxa"/>
+              <w:right w:w="55" w:type="dxa"/>
+            </w:tcMar>
+            <w:vAlign w:val="center"/>
+          </w:tcPr>
+          <w:p>
+            <w:pPr>
+              <w:spacing w:before="0" w:after="0" w:line="240" w:lineRule="auto"/>
+              <w:jc w:val="left"/>
+            </w:pPr>
+            <w:r>
+              <w:rPr>
+                <w:rFonts w:ascii="Poppins" w:hAnsi="Poppins" w:cs="Poppins"/>
+                <w:sz w:val="17"/>
+                <w:szCs w:val="17"/>
+              </w:rPr>
+              <w:t xml:space="preserve">Consulta con la profesora y aclaraciones</w:t>
+            </w:r>
+          </w:p>
+        </w:tc>
+        <w:tc>
+          <w:tcPr>
+            <w:tcW w:w="1150" w:type="dxa"/>
+            <w:tcBorders>
+              <w:top w:val="single" w:sz="4" w:space="0" w:color="000000"/>
+              <w:left w:val="single" w:sz="4" w:space="0" w:color="000000"/>
+              <w:bottom w:val="single" w:sz="4" w:space="0" w:color="000000"/>
+              <w:right w:val="single" w:sz="4" w:space="0" w:color="000000"/>
+            </w:tcBorders>
+            <w:tcMar>
+              <w:top w:w="30" w:type="dxa"/>
+              <w:left w:w="55" w:type="dxa"/>
+              <w:bottom w:w="30" w:type="dxa"/>
+              <w:right w:w="55" w:type="dxa"/>
+            </w:tcMar>
+            <w:vAlign w:val="center"/>
+          </w:tcPr>
+          <w:p>
+            <w:pPr>
+              <w:spacing w:before="0" w:after="0" w:line="240" w:lineRule="auto"/>
+              <w:jc w:val="center"/>
+            </w:pPr>
+            <w:r>
+              <w:rPr>
+                <w:rFonts w:ascii="Poppins" w:hAnsi="Poppins" w:cs="Poppins"/>
+                <w:sz w:val="17"/>
+                <w:szCs w:val="17"/>
+              </w:rPr>
+              <w:t xml:space="preserve">15/10/2026</w:t>
+            </w:r>
+          </w:p>
+        </w:tc>
+        <w:tc>
+          <w:tcPr>
+            <w:tcW w:w="1150" w:type="dxa"/>
+            <w:tcBorders>
+              <w:top w:val="single" w:sz="4" w:space="0" w:color="000000"/>
+              <w:left w:val="single" w:sz="4" w:space="0" w:color="000000"/>
+              <w:bottom w:val="single" w:sz="4" w:space="0" w:color="000000"/>
+              <w:right w:val="single" w:sz="4" w:space="0" w:color="000000"/>
+            </w:tcBorders>
+            <w:tcMar>
+              <w:top w:w="30" w:type="dxa"/>
+              <w:left w:w="55" w:type="dxa"/>
+              <w:bottom w:w="30" w:type="dxa"/>
+              <w:right w:w="55" w:type="dxa"/>
+            </w:tcMar>
+            <w:vAlign w:val="center"/>
+          </w:tcPr>
+          <w:p>
+            <w:pPr>
+              <w:spacing w:before="0" w:after="0" w:line="240" w:lineRule="auto"/>
+              <w:jc w:val="center"/>
+            </w:pPr>
+            <w:r>
+              <w:rPr>
+                <w:rFonts w:ascii="Poppins" w:hAnsi="Poppins" w:cs="Poppins"/>
+                <w:sz w:val="17"/>
+                <w:szCs w:val="17"/>
+              </w:rPr>
+              <w:t xml:space="preserve">15/10/2026</w:t>
+            </w:r>
+          </w:p>
+        </w:tc>
+        <w:tc>
+          <w:tcPr>
+            <w:tcW w:w="850" w:type="dxa"/>
+            <w:tcBorders>
+              <w:top w:val="single" w:sz="4" w:space="0" w:color="000000"/>
+              <w:left w:val="single" w:sz="4" w:space="0" w:color="000000"/>
+              <w:bottom w:val="single" w:sz="4" w:space="0" w:color="000000"/>
+              <w:right w:val="single" w:sz="4" w:space="0" w:color="000000"/>
+            </w:tcBorders>
+            <w:tcMar>
+              <w:top w:w="30" w:type="dxa"/>
+              <w:left w:w="55" w:type="dxa"/>
+              <w:bottom w:w="30" w:type="dxa"/>
+              <w:right w:w="55" w:type="dxa"/>
+            </w:tcMar>
+            <w:vAlign w:val="center"/>
+          </w:tcPr>
+          <w:p>
+            <w:pPr>
+              <w:spacing w:before="0" w:after="0" w:line="240" w:lineRule="auto"/>
+              <w:jc w:val="center"/>
+            </w:pPr>
+            <w:r>
+              <w:rPr>
+                <w:rFonts w:ascii="Poppins" w:hAnsi="Poppins" w:cs="Poppins"/>
+                <w:sz w:val="17"/>
+                <w:szCs w:val="17"/>
+              </w:rPr>
+              <w:t xml:space="preserve">6 h</w:t>
+            </w:r>
+          </w:p>
+        </w:tc>
+        <w:tc>
+          <w:tcPr>
+            <w:tcW w:w="1504" w:type="dxa"/>
+            <w:tcBorders>
+              <w:top w:val="single" w:sz="4" w:space="0" w:color="000000"/>
+              <w:left w:val="single" w:sz="4" w:space="0" w:color="000000"/>
+              <w:bottom w:val="single" w:sz="4" w:space="0" w:color="000000"/>
+              <w:right w:val="single" w:sz="4" w:space="0" w:color="000000"/>
+            </w:tcBorders>
+            <w:tcMar>
+              <w:top w:w="30" w:type="dxa"/>
+              <w:left w:w="55" w:type="dxa"/>
+              <w:bottom w:w="30" w:type="dxa"/>
+              <w:right w:w="55" w:type="dxa"/>
+            </w:tcMar>
+            <w:vAlign w:val="center"/>
+          </w:tcPr>
+          <w:p>
+            <w:pPr>
+              <w:spacing w:before="0" w:after="0" w:line="240" w:lineRule="auto"/>
+              <w:jc w:val="left"/>
+            </w:pPr>
+            <w:r>
+              <w:rPr>
+                <w:rFonts w:ascii="Poppins" w:hAnsi="Poppins" w:cs="Poppins"/>
+                <w:sz w:val="17"/>
+                <w:szCs w:val="17"/>
+              </w:rPr>
+              <w:t xml:space="preserve">Analista, Arquitecto de Software y Desarrollador</w:t>
+            </w:r>
+          </w:p>
+        </w:tc>
+      </w:tr>
+      <w:tr>
+        <w:trPr>
+          <w:cantSplit/>
+        </w:trPr>
+        <w:tc>
+          <w:tcPr>
+            <w:tcW w:w="850" w:type="dxa"/>
+            <w:vMerge/>
+            <w:tcBorders>
+              <w:top w:val="single" w:sz="4" w:space="0" w:color="000000"/>
+              <w:left w:val="single" w:sz="4" w:space="0" w:color="000000"/>
+              <w:bottom w:val="single" w:sz="4" w:space="0" w:color="000000"/>
+              <w:right w:val="single" w:sz="4" w:space="0" w:color="000000"/>
+            </w:tcBorders>
+            <w:tcMar>
+              <w:top w:w="30" w:type="dxa"/>
+              <w:left w:w="55" w:type="dxa"/>
+              <w:bottom w:w="30" w:type="dxa"/>
+              <w:right w:w="55" w:type="dxa"/>
+            </w:tcMar>
+            <w:vAlign w:val="center"/>
+          </w:tcPr>
+          <w:p>
+            <w:pPr>
+              <w:spacing w:before="0" w:after="0" w:line="240" w:lineRule="auto"/>
+              <w:jc w:val="center"/>
+            </w:pPr>
+            <w:r>
+              <w:rPr>
+                <w:rFonts w:ascii="Poppins" w:hAnsi="Poppins" w:cs="Poppins"/>
+                <w:b/>
+                <w:bCs/>
+                <w:sz w:val="17"/>
+                <w:szCs w:val="17"/>
+              </w:rPr>
+              <w:t xml:space="preserve">Inicio</w:t>
+            </w:r>
+          </w:p>
+        </w:tc>
+        <w:tc>
+          <w:tcPr>
+            <w:tcW w:w="450" w:type="dxa"/>
+            <w:tcBorders>
+              <w:top w:val="single" w:sz="4" w:space="0" w:color="000000"/>
+              <w:left w:val="single" w:sz="4" w:space="0" w:color="000000"/>
+              <w:bottom w:val="single" w:sz="4" w:space="0" w:color="000000"/>
+              <w:right w:val="single" w:sz="4" w:space="0" w:color="000000"/>
+            </w:tcBorders>
+            <w:tcMar>
+              <w:top w:w="30" w:type="dxa"/>
+              <w:left w:w="55" w:type="dxa"/>
+              <w:bottom w:w="30" w:type="dxa"/>
+              <w:right w:w="55" w:type="dxa"/>
+            </w:tcMar>
+            <w:vAlign w:val="center"/>
+          </w:tcPr>
+          <w:p>
+            <w:pPr>
+              <w:spacing w:before="0" w:after="0" w:line="240" w:lineRule="auto"/>
+              <w:jc w:val="center"/>
+            </w:pPr>
+            <w:r>
+              <w:rPr>
+                <w:rFonts w:ascii="Poppins" w:hAnsi="Poppins" w:cs="Poppins"/>
+                <w:sz w:val="17"/>
+                <w:szCs w:val="17"/>
+              </w:rPr>
+              <w:t xml:space="preserve">4</w:t>
+            </w:r>
+          </w:p>
+        </w:tc>
+        <w:tc>
+          <w:tcPr>
+            <w:tcW w:w="2550" w:type="dxa"/>
+            <w:tcBorders>
+              <w:top w:val="single" w:sz="4" w:space="0" w:color="000000"/>
+              <w:left w:val="single" w:sz="4" w:space="0" w:color="000000"/>
+              <w:bottom w:val="single" w:sz="4" w:space="0" w:color="000000"/>
+              <w:right w:val="single" w:sz="4" w:space="0" w:color="000000"/>
+            </w:tcBorders>
+            <w:tcMar>
+              <w:top w:w="30" w:type="dxa"/>
+              <w:left w:w="55" w:type="dxa"/>
+              <w:bottom w:w="30" w:type="dxa"/>
+              <w:right w:w="55" w:type="dxa"/>
+            </w:tcMar>
+            <w:vAlign w:val="center"/>
+          </w:tcPr>
+          <w:p>
+            <w:pPr>
+              <w:spacing w:before="0" w:after="0" w:line="240" w:lineRule="auto"/>
+              <w:jc w:val="left"/>
+            </w:pPr>
+            <w:r>
+              <w:rPr>
+                <w:rFonts w:ascii="Poppins" w:hAnsi="Poppins" w:cs="Poppins"/>
+                <w:sz w:val="17"/>
+                <w:szCs w:val="17"/>
+              </w:rPr>
+              <w:t xml:space="preserve">Entrevista a estudiantes de último año (validación)</w:t>
+            </w:r>
+          </w:p>
+        </w:tc>
+        <w:tc>
+          <w:tcPr>
+            <w:tcW w:w="1150" w:type="dxa"/>
+            <w:tcBorders>
+              <w:top w:val="single" w:sz="4" w:space="0" w:color="000000"/>
+              <w:left w:val="single" w:sz="4" w:space="0" w:color="000000"/>
+              <w:bottom w:val="single" w:sz="4" w:space="0" w:color="000000"/>
+              <w:right w:val="single" w:sz="4" w:space="0" w:color="000000"/>
+            </w:tcBorders>
+            <w:tcMar>
+              <w:top w:w="30" w:type="dxa"/>
+              <w:left w:w="55" w:type="dxa"/>
+              <w:bottom w:w="30" w:type="dxa"/>
+              <w:right w:w="55" w:type="dxa"/>
+            </w:tcMar>
+            <w:vAlign w:val="center"/>
+          </w:tcPr>
+          <w:p>
+            <w:pPr>
+              <w:spacing w:before="0" w:after="0" w:line="240" w:lineRule="auto"/>
+              <w:jc w:val="center"/>
+            </w:pPr>
+            <w:r>
+              <w:rPr>
+                <w:rFonts w:ascii="Poppins" w:hAnsi="Poppins" w:cs="Poppins"/>
+                <w:sz w:val="17"/>
+                <w:szCs w:val="17"/>
+              </w:rPr>
+              <w:t xml:space="preserve">16/10/2026</w:t>
+            </w:r>
+          </w:p>
+        </w:tc>
+        <w:tc>
+          <w:tcPr>
+            <w:tcW w:w="1150" w:type="dxa"/>
+            <w:tcBorders>
+              <w:top w:val="single" w:sz="4" w:space="0" w:color="000000"/>
+              <w:left w:val="single" w:sz="4" w:space="0" w:color="000000"/>
+              <w:bottom w:val="single" w:sz="4" w:space="0" w:color="000000"/>
+              <w:right w:val="single" w:sz="4" w:space="0" w:color="000000"/>
+            </w:tcBorders>
+            <w:tcMar>
+              <w:top w:w="30" w:type="dxa"/>
+              <w:left w:w="55" w:type="dxa"/>
+              <w:bottom w:w="30" w:type="dxa"/>
+              <w:right w:w="55" w:type="dxa"/>
+            </w:tcMar>
+            <w:vAlign w:val="center"/>
+          </w:tcPr>
+          <w:p>
+            <w:pPr>
+              <w:spacing w:before="0" w:after="0" w:line="240" w:lineRule="auto"/>
+              <w:jc w:val="center"/>
+            </w:pPr>
+            <w:r>
+              <w:rPr>
+                <w:rFonts w:ascii="Poppins" w:hAnsi="Poppins" w:cs="Poppins"/>
+                <w:sz w:val="17"/>
+                <w:szCs w:val="17"/>
+              </w:rPr>
+              <w:t xml:space="preserve">16/10/2026</w:t>
+            </w:r>
+          </w:p>
+        </w:tc>
+        <w:tc>
+          <w:tcPr>
+            <w:tcW w:w="850" w:type="dxa"/>
+            <w:tcBorders>
+              <w:top w:val="single" w:sz="4" w:space="0" w:color="000000"/>
+              <w:left w:val="single" w:sz="4" w:space="0" w:color="000000"/>
+              <w:bottom w:val="single" w:sz="4" w:space="0" w:color="000000"/>
+              <w:right w:val="single" w:sz="4" w:space="0" w:color="000000"/>
+            </w:tcBorders>
+            <w:tcMar>
+              <w:top w:w="30" w:type="dxa"/>
+              <w:left w:w="55" w:type="dxa"/>
+              <w:bottom w:w="30" w:type="dxa"/>
+              <w:right w:w="55" w:type="dxa"/>
+            </w:tcMar>
+            <w:vAlign w:val="center"/>
+          </w:tcPr>
+          <w:p>
+            <w:pPr>
+              <w:spacing w:before="0" w:after="0" w:line="240" w:lineRule="auto"/>
+              <w:jc w:val="center"/>
+            </w:pPr>
+            <w:r>
+              <w:rPr>
+                <w:rFonts w:ascii="Poppins" w:hAnsi="Poppins" w:cs="Poppins"/>
+                <w:sz w:val="17"/>
+                <w:szCs w:val="17"/>
+              </w:rPr>
+              <w:t xml:space="preserve">9 h</w:t>
+            </w:r>
+          </w:p>
+        </w:tc>
+        <w:tc>
+          <w:tcPr>
+            <w:tcW w:w="1504" w:type="dxa"/>
+            <w:tcBorders>
+              <w:top w:val="single" w:sz="4" w:space="0" w:color="000000"/>
+              <w:left w:val="single" w:sz="4" w:space="0" w:color="000000"/>
+              <w:bottom w:val="single" w:sz="4" w:space="0" w:color="000000"/>
+              <w:right w:val="single" w:sz="4" w:space="0" w:color="000000"/>
+            </w:tcBorders>
+            <w:tcMar>
+              <w:top w:w="30" w:type="dxa"/>
+              <w:left w:w="55" w:type="dxa"/>
+              <w:bottom w:w="30" w:type="dxa"/>
+              <w:right w:w="55" w:type="dxa"/>
+            </w:tcMar>
+            <w:vAlign w:val="center"/>
+          </w:tcPr>
+          <w:p>
+            <w:pPr>
+              <w:spacing w:before="0" w:after="0" w:line="240" w:lineRule="auto"/>
+              <w:jc w:val="left"/>
+            </w:pPr>
+            <w:r>
+              <w:rPr>
+                <w:rFonts w:ascii="Poppins" w:hAnsi="Poppins" w:cs="Poppins"/>
+                <w:sz w:val="17"/>
+                <w:szCs w:val="17"/>
+              </w:rPr>
+              <w:t xml:space="preserve">Analista, Arquitecto de Software y Desarrollador</w:t>
+            </w:r>
+          </w:p>
+        </w:tc>
+      </w:tr>
+      <w:tr>
+        <w:trPr>
+          <w:cantSplit/>
+        </w:trPr>
+        <w:tc>
+          <w:tcPr>
+            <w:tcW w:w="850" w:type="dxa"/>
+            <w:vMerge/>
+            <w:tcBorders>
+              <w:top w:val="single" w:sz="4" w:space="0" w:color="000000"/>
+              <w:left w:val="single" w:sz="4" w:space="0" w:color="000000"/>
+              <w:bottom w:val="single" w:sz="4" w:space="0" w:color="000000"/>
+              <w:right w:val="single" w:sz="4" w:space="0" w:color="000000"/>
+            </w:tcBorders>
+            <w:tcMar>
+              <w:top w:w="30" w:type="dxa"/>
+              <w:left w:w="55" w:type="dxa"/>
+              <w:bottom w:w="30" w:type="dxa"/>
+              <w:right w:w="55" w:type="dxa"/>
+            </w:tcMar>
+            <w:vAlign w:val="center"/>
+          </w:tcPr>
+          <w:p>
+            <w:pPr>
+              <w:spacing w:before="0" w:after="0" w:line="240" w:lineRule="auto"/>
+              <w:jc w:val="center"/>
+            </w:pPr>
+            <w:r>
+              <w:rPr>
+                <w:rFonts w:ascii="Poppins" w:hAnsi="Poppins" w:cs="Poppins"/>
+                <w:b/>
+                <w:bCs/>
+                <w:sz w:val="17"/>
+                <w:szCs w:val="17"/>
+              </w:rPr>
+              <w:t xml:space="preserve">Inicio</w:t>
+            </w:r>
+          </w:p>
+        </w:tc>
+        <w:tc>
+          <w:tcPr>
+            <w:tcW w:w="450" w:type="dxa"/>
+            <w:tcBorders>
+              <w:top w:val="single" w:sz="4" w:space="0" w:color="000000"/>
+              <w:left w:val="single" w:sz="4" w:space="0" w:color="000000"/>
+              <w:bottom w:val="single" w:sz="4" w:space="0" w:color="000000"/>
+              <w:right w:val="single" w:sz="4" w:space="0" w:color="000000"/>
+            </w:tcBorders>
+            <w:tcMar>
+              <w:top w:w="30" w:type="dxa"/>
+              <w:left w:w="55" w:type="dxa"/>
+              <w:bottom w:w="30" w:type="dxa"/>
+              <w:right w:w="55" w:type="dxa"/>
+            </w:tcMar>
+            <w:vAlign w:val="center"/>
+          </w:tcPr>
+          <w:p>
+            <w:pPr>
+              <w:spacing w:before="0" w:after="0" w:line="240" w:lineRule="auto"/>
+              <w:jc w:val="center"/>
+            </w:pPr>
+            <w:r>
+              <w:rPr>
+                <w:rFonts w:ascii="Poppins" w:hAnsi="Poppins" w:cs="Poppins"/>
+                <w:sz w:val="17"/>
+                <w:szCs w:val="17"/>
+              </w:rPr>
+              <w:t xml:space="preserve">5</w:t>
+            </w:r>
+          </w:p>
+        </w:tc>
+        <w:tc>
+          <w:tcPr>
+            <w:tcW w:w="2550" w:type="dxa"/>
+            <w:tcBorders>
+              <w:top w:val="single" w:sz="4" w:space="0" w:color="000000"/>
+              <w:left w:val="single" w:sz="4" w:space="0" w:color="000000"/>
+              <w:bottom w:val="single" w:sz="4" w:space="0" w:color="000000"/>
+              <w:right w:val="single" w:sz="4" w:space="0" w:color="000000"/>
+            </w:tcBorders>
+            <w:tcMar>
+              <w:top w:w="30" w:type="dxa"/>
+              <w:left w:w="55" w:type="dxa"/>
+              <w:bottom w:w="30" w:type="dxa"/>
+              <w:right w:w="55" w:type="dxa"/>
+            </w:tcMar>
+            <w:vAlign w:val="center"/>
+          </w:tcPr>
+          <w:p>
+            <w:pPr>
+              <w:spacing w:before="0" w:after="0" w:line="240" w:lineRule="auto"/>
+              <w:jc w:val="left"/>
+            </w:pPr>
+            <w:r>
+              <w:rPr>
+                <w:rFonts w:ascii="Poppins" w:hAnsi="Poppins" w:cs="Poppins"/>
+                <w:sz w:val="17"/>
+                <w:szCs w:val="17"/>
+              </w:rPr>
+              <w:t xml:space="preserve">Redactar la declaración de oportunidad</w:t>
+            </w:r>
+          </w:p>
+        </w:tc>
+        <w:tc>
+          <w:tcPr>
+            <w:tcW w:w="1150" w:type="dxa"/>
+            <w:tcBorders>
+              <w:top w:val="single" w:sz="4" w:space="0" w:color="000000"/>
+              <w:left w:val="single" w:sz="4" w:space="0" w:color="000000"/>
+              <w:bottom w:val="single" w:sz="4" w:space="0" w:color="000000"/>
+              <w:right w:val="single" w:sz="4" w:space="0" w:color="000000"/>
+            </w:tcBorders>
+            <w:tcMar>
+              <w:top w:w="30" w:type="dxa"/>
+              <w:left w:w="55" w:type="dxa"/>
+              <w:bottom w:w="30" w:type="dxa"/>
+              <w:right w:w="55" w:type="dxa"/>
+            </w:tcMar>
+            <w:vAlign w:val="center"/>
+          </w:tcPr>
+          <w:p>
+            <w:pPr>
+              <w:spacing w:before="0" w:after="0" w:line="240" w:lineRule="auto"/>
+              <w:jc w:val="center"/>
+            </w:pPr>
+            <w:r>
+              <w:rPr>
+                <w:rFonts w:ascii="Poppins" w:hAnsi="Poppins" w:cs="Poppins"/>
+                <w:sz w:val="17"/>
+                <w:szCs w:val="17"/>
+              </w:rPr>
+              <w:t xml:space="preserve">17/10/2026</w:t>
+            </w:r>
+          </w:p>
+        </w:tc>
+        <w:tc>
+          <w:tcPr>
+            <w:tcW w:w="1150" w:type="dxa"/>
+            <w:tcBorders>
+              <w:top w:val="single" w:sz="4" w:space="0" w:color="000000"/>
+              <w:left w:val="single" w:sz="4" w:space="0" w:color="000000"/>
+              <w:bottom w:val="single" w:sz="4" w:space="0" w:color="000000"/>
+              <w:right w:val="single" w:sz="4" w:space="0" w:color="000000"/>
+            </w:tcBorders>
+            <w:tcMar>
+              <w:top w:w="30" w:type="dxa"/>
+              <w:left w:w="55" w:type="dxa"/>
+              <w:bottom w:w="30" w:type="dxa"/>
+              <w:right w:w="55" w:type="dxa"/>
+            </w:tcMar>
+            <w:vAlign w:val="center"/>
+          </w:tcPr>
+          <w:p>
+            <w:pPr>
+              <w:spacing w:before="0" w:after="0" w:line="240" w:lineRule="auto"/>
+              <w:jc w:val="center"/>
+            </w:pPr>
+            <w:r>
+              <w:rPr>
+                <w:rFonts w:ascii="Poppins" w:hAnsi="Poppins" w:cs="Poppins"/>
+                <w:sz w:val="17"/>
+                <w:szCs w:val="17"/>
+              </w:rPr>
+              <w:t xml:space="preserve">20/10/2026</w:t>
+            </w:r>
+          </w:p>
+        </w:tc>
+        <w:tc>
+          <w:tcPr>
+            <w:tcW w:w="850" w:type="dxa"/>
+            <w:tcBorders>
+              <w:top w:val="single" w:sz="4" w:space="0" w:color="000000"/>
+              <w:left w:val="single" w:sz="4" w:space="0" w:color="000000"/>
+              <w:bottom w:val="single" w:sz="4" w:space="0" w:color="000000"/>
+              <w:right w:val="single" w:sz="4" w:space="0" w:color="000000"/>
+            </w:tcBorders>
+            <w:tcMar>
+              <w:top w:w="30" w:type="dxa"/>
+              <w:left w:w="55" w:type="dxa"/>
+              <w:bottom w:w="30" w:type="dxa"/>
+              <w:right w:w="55" w:type="dxa"/>
+            </w:tcMar>
+            <w:vAlign w:val="center"/>
+          </w:tcPr>
+          <w:p>
+            <w:pPr>
+              <w:spacing w:before="0" w:after="0" w:line="240" w:lineRule="auto"/>
+              <w:jc w:val="center"/>
+            </w:pPr>
+            <w:r>
+              <w:rPr>
+                <w:rFonts w:ascii="Poppins" w:hAnsi="Poppins" w:cs="Poppins"/>
+                <w:sz w:val="17"/>
+                <w:szCs w:val="17"/>
+              </w:rPr>
+              <w:t xml:space="preserve">14 h</w:t>
+            </w:r>
+          </w:p>
+        </w:tc>
+        <w:tc>
+          <w:tcPr>
+            <w:tcW w:w="1504" w:type="dxa"/>
+            <w:tcBorders>
+              <w:top w:val="single" w:sz="4" w:space="0" w:color="000000"/>
+              <w:left w:val="single" w:sz="4" w:space="0" w:color="000000"/>
+              <w:bottom w:val="single" w:sz="4" w:space="0" w:color="000000"/>
+              <w:right w:val="single" w:sz="4" w:space="0" w:color="000000"/>
+            </w:tcBorders>
+            <w:tcMar>
+              <w:top w:w="30" w:type="dxa"/>
+              <w:left w:w="55" w:type="dxa"/>
+              <w:bottom w:w="30" w:type="dxa"/>
+              <w:right w:w="55" w:type="dxa"/>
+            </w:tcMar>
+            <w:vAlign w:val="center"/>
+          </w:tcPr>
+          <w:p>
+            <w:pPr>
+              <w:spacing w:before="0" w:after="0" w:line="240" w:lineRule="auto"/>
+              <w:jc w:val="left"/>
+            </w:pPr>
+            <w:r>
+              <w:rPr>
+                <w:rFonts w:ascii="Poppins" w:hAnsi="Poppins" w:cs="Poppins"/>
+                <w:sz w:val="17"/>
+                <w:szCs w:val="17"/>
+              </w:rPr>
+              <w:t xml:space="preserve">Analista, Arquitecto de Software y Desarrollador</w:t>
+            </w:r>
+          </w:p>
+        </w:tc>
+      </w:tr>
+      <w:tr>
+        <w:trPr>
+          <w:cantSplit/>
+        </w:trPr>
+        <w:tc>
+          <w:tcPr>
+            <w:tcW w:w="850" w:type="dxa"/>
+            <w:vMerge/>
+            <w:tcBorders>
+              <w:top w:val="single" w:sz="4" w:space="0" w:color="000000"/>
+              <w:left w:val="single" w:sz="4" w:space="0" w:color="000000"/>
+              <w:bottom w:val="single" w:sz="4" w:space="0" w:color="000000"/>
+              <w:right w:val="single" w:sz="4" w:space="0" w:color="000000"/>
+            </w:tcBorders>
+            <w:tcMar>
+              <w:top w:w="30" w:type="dxa"/>
+              <w:left w:w="55" w:type="dxa"/>
+              <w:bottom w:w="30" w:type="dxa"/>
+              <w:right w:w="55" w:type="dxa"/>
+            </w:tcMar>
+            <w:vAlign w:val="center"/>
+          </w:tcPr>
+          <w:p>
+            <w:pPr>
+              <w:spacing w:before="0" w:after="0" w:line="240" w:lineRule="auto"/>
+              <w:jc w:val="center"/>
+            </w:pPr>
+            <w:r>
+              <w:rPr>
+                <w:rFonts w:ascii="Poppins" w:hAnsi="Poppins" w:cs="Poppins"/>
+                <w:b/>
+                <w:bCs/>
+                <w:sz w:val="17"/>
+                <w:szCs w:val="17"/>
+              </w:rPr>
+              <w:t xml:space="preserve">Inicio</w:t>
+            </w:r>
+          </w:p>
+        </w:tc>
+        <w:tc>
+          <w:tcPr>
+            <w:tcW w:w="450" w:type="dxa"/>
+            <w:tcBorders>
+              <w:top w:val="single" w:sz="4" w:space="0" w:color="000000"/>
+              <w:left w:val="single" w:sz="4" w:space="0" w:color="000000"/>
+              <w:bottom w:val="single" w:sz="4" w:space="0" w:color="000000"/>
+              <w:right w:val="single" w:sz="4" w:space="0" w:color="000000"/>
+            </w:tcBorders>
+            <w:tcMar>
+              <w:top w:w="30" w:type="dxa"/>
+              <w:left w:w="55" w:type="dxa"/>
+              <w:bottom w:w="30" w:type="dxa"/>
+              <w:right w:w="55" w:type="dxa"/>
+            </w:tcMar>
+            <w:vAlign w:val="center"/>
+          </w:tcPr>
+          <w:p>
+            <w:pPr>
+              <w:spacing w:before="0" w:after="0" w:line="240" w:lineRule="auto"/>
+              <w:jc w:val="center"/>
+            </w:pPr>
+            <w:r>
+              <w:rPr>
+                <w:rFonts w:ascii="Poppins" w:hAnsi="Poppins" w:cs="Poppins"/>
+                <w:sz w:val="17"/>
+                <w:szCs w:val="17"/>
+              </w:rPr>
+              <w:t xml:space="preserve">6</w:t>
+            </w:r>
+          </w:p>
+        </w:tc>
+        <w:tc>
+          <w:tcPr>
+            <w:tcW w:w="2550" w:type="dxa"/>
+            <w:tcBorders>
+              <w:top w:val="single" w:sz="4" w:space="0" w:color="000000"/>
+              <w:left w:val="single" w:sz="4" w:space="0" w:color="000000"/>
+              <w:bottom w:val="single" w:sz="4" w:space="0" w:color="000000"/>
+              <w:right w:val="single" w:sz="4" w:space="0" w:color="000000"/>
+            </w:tcBorders>
+            <w:tcMar>
+              <w:top w:w="30" w:type="dxa"/>
+              <w:left w:w="55" w:type="dxa"/>
+              <w:bottom w:w="30" w:type="dxa"/>
+              <w:right w:w="55" w:type="dxa"/>
+            </w:tcMar>
+            <w:vAlign w:val="center"/>
+          </w:tcPr>
+          <w:p>
+            <w:pPr>
+              <w:spacing w:before="0" w:after="0" w:line="240" w:lineRule="auto"/>
+              <w:jc w:val="left"/>
+            </w:pPr>
+            <w:r>
+              <w:rPr>
+                <w:rFonts w:ascii="Poppins" w:hAnsi="Poppins" w:cs="Poppins"/>
+                <w:sz w:val="17"/>
+                <w:szCs w:val="17"/>
+              </w:rPr>
+              <w:t xml:space="preserve">Seleccionar y reservar las aplicaciones</w:t>
+            </w:r>
+          </w:p>
+        </w:tc>
+        <w:tc>
+          <w:tcPr>
+            <w:tcW w:w="1150" w:type="dxa"/>
+            <w:tcBorders>
+              <w:top w:val="single" w:sz="4" w:space="0" w:color="000000"/>
+              <w:left w:val="single" w:sz="4" w:space="0" w:color="000000"/>
+              <w:bottom w:val="single" w:sz="4" w:space="0" w:color="000000"/>
+              <w:right w:val="single" w:sz="4" w:space="0" w:color="000000"/>
+            </w:tcBorders>
+            <w:tcMar>
+              <w:top w:w="30" w:type="dxa"/>
+              <w:left w:w="55" w:type="dxa"/>
+              <w:bottom w:w="30" w:type="dxa"/>
+              <w:right w:w="55" w:type="dxa"/>
+            </w:tcMar>
+            <w:vAlign w:val="center"/>
+          </w:tcPr>
+          <w:p>
+            <w:pPr>
+              <w:spacing w:before="0" w:after="0" w:line="240" w:lineRule="auto"/>
+              <w:jc w:val="center"/>
+            </w:pPr>
+            <w:r>
+              <w:rPr>
+                <w:rFonts w:ascii="Poppins" w:hAnsi="Poppins" w:cs="Poppins"/>
+                <w:sz w:val="17"/>
+                <w:szCs w:val="17"/>
+              </w:rPr>
+              <w:t xml:space="preserve">19/10/2026</w:t>
+            </w:r>
+          </w:p>
+        </w:tc>
+        <w:tc>
+          <w:tcPr>
+            <w:tcW w:w="1150" w:type="dxa"/>
+            <w:tcBorders>
+              <w:top w:val="single" w:sz="4" w:space="0" w:color="000000"/>
+              <w:left w:val="single" w:sz="4" w:space="0" w:color="000000"/>
+              <w:bottom w:val="single" w:sz="4" w:space="0" w:color="000000"/>
+              <w:right w:val="single" w:sz="4" w:space="0" w:color="000000"/>
+            </w:tcBorders>
+            <w:tcMar>
+              <w:top w:w="30" w:type="dxa"/>
+              <w:left w:w="55" w:type="dxa"/>
+              <w:bottom w:w="30" w:type="dxa"/>
+              <w:right w:w="55" w:type="dxa"/>
+            </w:tcMar>
+            <w:vAlign w:val="center"/>
+          </w:tcPr>
+          <w:p>
+            <w:pPr>
+              <w:spacing w:before="0" w:after="0" w:line="240" w:lineRule="auto"/>
+              <w:jc w:val="center"/>
+            </w:pPr>
+            <w:r>
+              <w:rPr>
+                <w:rFonts w:ascii="Poppins" w:hAnsi="Poppins" w:cs="Poppins"/>
+                <w:sz w:val="17"/>
+                <w:szCs w:val="17"/>
+              </w:rPr>
+              <w:t xml:space="preserve">22/10/2026</w:t>
+            </w:r>
+          </w:p>
+        </w:tc>
+        <w:tc>
+          <w:tcPr>
+            <w:tcW w:w="850" w:type="dxa"/>
+            <w:tcBorders>
+              <w:top w:val="single" w:sz="4" w:space="0" w:color="000000"/>
+              <w:left w:val="single" w:sz="4" w:space="0" w:color="000000"/>
+              <w:bottom w:val="single" w:sz="4" w:space="0" w:color="000000"/>
+              <w:right w:val="single" w:sz="4" w:space="0" w:color="000000"/>
+            </w:tcBorders>
+            <w:tcMar>
+              <w:top w:w="30" w:type="dxa"/>
+              <w:left w:w="55" w:type="dxa"/>
+              <w:bottom w:w="30" w:type="dxa"/>
+              <w:right w:w="55" w:type="dxa"/>
+            </w:tcMar>
+            <w:vAlign w:val="center"/>
+          </w:tcPr>
+          <w:p>
+            <w:pPr>
+              <w:spacing w:before="0" w:after="0" w:line="240" w:lineRule="auto"/>
+              <w:jc w:val="center"/>
+            </w:pPr>
+            <w:r>
+              <w:rPr>
+                <w:rFonts w:ascii="Poppins" w:hAnsi="Poppins" w:cs="Poppins"/>
+                <w:sz w:val="17"/>
+                <w:szCs w:val="17"/>
+              </w:rPr>
+              <w:t xml:space="preserve">12 h</w:t>
+            </w:r>
+          </w:p>
+        </w:tc>
+        <w:tc>
+          <w:tcPr>
+            <w:tcW w:w="1504" w:type="dxa"/>
+            <w:tcBorders>
+              <w:top w:val="single" w:sz="4" w:space="0" w:color="000000"/>
+              <w:left w:val="single" w:sz="4" w:space="0" w:color="000000"/>
+              <w:bottom w:val="single" w:sz="4" w:space="0" w:color="000000"/>
+              <w:right w:val="single" w:sz="4" w:space="0" w:color="000000"/>
+            </w:tcBorders>
+            <w:tcMar>
+              <w:top w:w="30" w:type="dxa"/>
+              <w:left w:w="55" w:type="dxa"/>
+              <w:bottom w:w="30" w:type="dxa"/>
+              <w:right w:w="55" w:type="dxa"/>
+            </w:tcMar>
+            <w:vAlign w:val="center"/>
+          </w:tcPr>
+          <w:p>
+            <w:pPr>
+              <w:spacing w:before="0" w:after="0" w:line="240" w:lineRule="auto"/>
+              <w:jc w:val="left"/>
+            </w:pPr>
+            <w:r>
+              <w:rPr>
+                <w:rFonts w:ascii="Poppins" w:hAnsi="Poppins" w:cs="Poppins"/>
+                <w:sz w:val="17"/>
+                <w:szCs w:val="17"/>
+              </w:rPr>
+              <w:t xml:space="preserve">Analista, Arquitecto de Software y Desarrollador</w:t>
+            </w:r>
+          </w:p>
+        </w:tc>
+      </w:tr>
+      <w:tr>
+        <w:trPr>
+          <w:cantSplit/>
+        </w:trPr>
+        <w:tc>
+          <w:tcPr>
+            <w:tcW w:w="850" w:type="dxa"/>
+            <w:vMerge/>
+            <w:tcBorders>
+              <w:top w:val="single" w:sz="4" w:space="0" w:color="000000"/>
+              <w:left w:val="single" w:sz="4" w:space="0" w:color="000000"/>
+              <w:bottom w:val="single" w:sz="4" w:space="0" w:color="000000"/>
+              <w:right w:val="single" w:sz="4" w:space="0" w:color="000000"/>
+            </w:tcBorders>
+            <w:tcMar>
+              <w:top w:w="30" w:type="dxa"/>
+              <w:left w:w="55" w:type="dxa"/>
+              <w:bottom w:w="30" w:type="dxa"/>
+              <w:right w:w="55" w:type="dxa"/>
+            </w:tcMar>
+            <w:vAlign w:val="center"/>
+          </w:tcPr>
+          <w:p>
+            <w:pPr>
+              <w:spacing w:before="0" w:after="0" w:line="240" w:lineRule="auto"/>
+              <w:jc w:val="center"/>
+            </w:pPr>
+            <w:r>
+              <w:rPr>
+                <w:rFonts w:ascii="Poppins" w:hAnsi="Poppins" w:cs="Poppins"/>
+                <w:b/>
+                <w:bCs/>
+                <w:sz w:val="17"/>
+                <w:szCs w:val="17"/>
+              </w:rPr>
+              <w:t xml:space="preserve">Inicio</w:t>
+            </w:r>
+          </w:p>
+        </w:tc>
+        <w:tc>
+          <w:tcPr>
+            <w:tcW w:w="450" w:type="dxa"/>
+            <w:tcBorders>
+              <w:top w:val="single" w:sz="4" w:space="0" w:color="000000"/>
+              <w:left w:val="single" w:sz="4" w:space="0" w:color="000000"/>
+              <w:bottom w:val="single" w:sz="4" w:space="0" w:color="000000"/>
+              <w:right w:val="single" w:sz="4" w:space="0" w:color="000000"/>
+            </w:tcBorders>
+            <w:tcMar>
+              <w:top w:w="30" w:type="dxa"/>
+              <w:left w:w="55" w:type="dxa"/>
+              <w:bottom w:w="30" w:type="dxa"/>
+              <w:right w:w="55" w:type="dxa"/>
+            </w:tcMar>
+            <w:vAlign w:val="center"/>
+          </w:tcPr>
+          <w:p>
+            <w:pPr>
+              <w:spacing w:before="0" w:after="0" w:line="240" w:lineRule="auto"/>
+              <w:jc w:val="center"/>
+            </w:pPr>
+            <w:r>
+              <w:rPr>
+                <w:rFonts w:ascii="Poppins" w:hAnsi="Poppins" w:cs="Poppins"/>
+                <w:sz w:val="17"/>
+                <w:szCs w:val="17"/>
+              </w:rPr>
+              <w:t xml:space="preserve">7</w:t>
+            </w:r>
+          </w:p>
+        </w:tc>
+        <w:tc>
+          <w:tcPr>
+            <w:tcW w:w="2550" w:type="dxa"/>
+            <w:tcBorders>
+              <w:top w:val="single" w:sz="4" w:space="0" w:color="000000"/>
+              <w:left w:val="single" w:sz="4" w:space="0" w:color="000000"/>
+              <w:bottom w:val="single" w:sz="4" w:space="0" w:color="000000"/>
+              <w:right w:val="single" w:sz="4" w:space="0" w:color="000000"/>
+            </w:tcBorders>
+            <w:tcMar>
+              <w:top w:w="30" w:type="dxa"/>
+              <w:left w:w="55" w:type="dxa"/>
+              <w:bottom w:w="30" w:type="dxa"/>
+              <w:right w:w="55" w:type="dxa"/>
+            </w:tcMar>
+            <w:vAlign w:val="center"/>
+          </w:tcPr>
+          <w:p>
+            <w:pPr>
+              <w:spacing w:before="0" w:after="0" w:line="240" w:lineRule="auto"/>
+              <w:jc w:val="left"/>
+            </w:pPr>
+            <w:r>
+              <w:rPr>
+                <w:rFonts w:ascii="Poppins" w:hAnsi="Poppins" w:cs="Poppins"/>
+                <w:sz w:val="17"/>
+                <w:szCs w:val="17"/>
+              </w:rPr>
+              <w:t xml:space="preserve">Definir solución, objetivos, alcance y limitaciones</w:t>
+            </w:r>
+          </w:p>
+        </w:tc>
+        <w:tc>
+          <w:tcPr>
+            <w:tcW w:w="1150" w:type="dxa"/>
+            <w:tcBorders>
+              <w:top w:val="single" w:sz="4" w:space="0" w:color="000000"/>
+              <w:left w:val="single" w:sz="4" w:space="0" w:color="000000"/>
+              <w:bottom w:val="single" w:sz="4" w:space="0" w:color="000000"/>
+              <w:right w:val="single" w:sz="4" w:space="0" w:color="000000"/>
+            </w:tcBorders>
+            <w:tcMar>
+              <w:top w:w="30" w:type="dxa"/>
+              <w:left w:w="55" w:type="dxa"/>
+              <w:bottom w:w="30" w:type="dxa"/>
+              <w:right w:w="55" w:type="dxa"/>
+            </w:tcMar>
+            <w:vAlign w:val="center"/>
+          </w:tcPr>
+          <w:p>
+            <w:pPr>
+              <w:spacing w:before="0" w:after="0" w:line="240" w:lineRule="auto"/>
+              <w:jc w:val="center"/>
+            </w:pPr>
+            <w:r>
+              <w:rPr>
+                <w:rFonts w:ascii="Poppins" w:hAnsi="Poppins" w:cs="Poppins"/>
+                <w:sz w:val="17"/>
+                <w:szCs w:val="17"/>
+              </w:rPr>
+              <w:t xml:space="preserve">21/10/2026</w:t>
+            </w:r>
+          </w:p>
+        </w:tc>
+        <w:tc>
+          <w:tcPr>
+            <w:tcW w:w="1150" w:type="dxa"/>
+            <w:tcBorders>
+              <w:top w:val="single" w:sz="4" w:space="0" w:color="000000"/>
+              <w:left w:val="single" w:sz="4" w:space="0" w:color="000000"/>
+              <w:bottom w:val="single" w:sz="4" w:space="0" w:color="000000"/>
+              <w:right w:val="single" w:sz="4" w:space="0" w:color="000000"/>
+            </w:tcBorders>
+            <w:tcMar>
+              <w:top w:w="30" w:type="dxa"/>
+              <w:left w:w="55" w:type="dxa"/>
+              <w:bottom w:w="30" w:type="dxa"/>
+              <w:right w:w="55" w:type="dxa"/>
+            </w:tcMar>
+            <w:vAlign w:val="center"/>
+          </w:tcPr>
+          <w:p>
+            <w:pPr>
+              <w:spacing w:before="0" w:after="0" w:line="240" w:lineRule="auto"/>
+              <w:jc w:val="center"/>
+            </w:pPr>
+            <w:r>
+              <w:rPr>
+                <w:rFonts w:ascii="Poppins" w:hAnsi="Poppins" w:cs="Poppins"/>
+                <w:sz w:val="17"/>
+                <w:szCs w:val="17"/>
+              </w:rPr>
+              <w:t xml:space="preserve">24/10/2026</w:t>
+            </w:r>
+          </w:p>
+        </w:tc>
+        <w:tc>
+          <w:tcPr>
+            <w:tcW w:w="850" w:type="dxa"/>
+            <w:tcBorders>
+              <w:top w:val="single" w:sz="4" w:space="0" w:color="000000"/>
+              <w:left w:val="single" w:sz="4" w:space="0" w:color="000000"/>
+              <w:bottom w:val="single" w:sz="4" w:space="0" w:color="000000"/>
+              <w:right w:val="single" w:sz="4" w:space="0" w:color="000000"/>
+            </w:tcBorders>
+            <w:tcMar>
+              <w:top w:w="30" w:type="dxa"/>
+              <w:left w:w="55" w:type="dxa"/>
+              <w:bottom w:w="30" w:type="dxa"/>
+              <w:right w:w="55" w:type="dxa"/>
+            </w:tcMar>
+            <w:vAlign w:val="center"/>
+          </w:tcPr>
+          <w:p>
+            <w:pPr>
+              <w:spacing w:before="0" w:after="0" w:line="240" w:lineRule="auto"/>
+              <w:jc w:val="center"/>
+            </w:pPr>
+            <w:r>
+              <w:rPr>
+                <w:rFonts w:ascii="Poppins" w:hAnsi="Poppins" w:cs="Poppins"/>
+                <w:sz w:val="17"/>
+                <w:szCs w:val="17"/>
+              </w:rPr>
+              <w:t xml:space="preserve">13 h</w:t>
+            </w:r>
+          </w:p>
+        </w:tc>
+        <w:tc>
+          <w:tcPr>
+            <w:tcW w:w="1504" w:type="dxa"/>
+            <w:tcBorders>
+              <w:top w:val="single" w:sz="4" w:space="0" w:color="000000"/>
+              <w:left w:val="single" w:sz="4" w:space="0" w:color="000000"/>
+              <w:bottom w:val="single" w:sz="4" w:space="0" w:color="000000"/>
+              <w:right w:val="single" w:sz="4" w:space="0" w:color="000000"/>
+            </w:tcBorders>
+            <w:tcMar>
+              <w:top w:w="30" w:type="dxa"/>
+              <w:left w:w="55" w:type="dxa"/>
+              <w:bottom w:w="30" w:type="dxa"/>
+              <w:right w:w="55" w:type="dxa"/>
+            </w:tcMar>
+            <w:vAlign w:val="center"/>
+          </w:tcPr>
+          <w:p>
+            <w:pPr>
+              <w:spacing w:before="0" w:after="0" w:line="240" w:lineRule="auto"/>
+              <w:jc w:val="left"/>
+            </w:pPr>
+            <w:r>
+              <w:rPr>
+                <w:rFonts w:ascii="Poppins" w:hAnsi="Poppins" w:cs="Poppins"/>
+                <w:sz w:val="17"/>
+                <w:szCs w:val="17"/>
+              </w:rPr>
+              <w:t xml:space="preserve">Analista, Arquitecto de Software y Desarrollador</w:t>
+            </w:r>
+          </w:p>
+        </w:tc>
+      </w:tr>
+      <w:tr>
+        <w:trPr>
+          <w:cantSplit/>
+        </w:trPr>
+        <w:tc>
+          <w:tcPr>
+            <w:tcW w:w="850" w:type="dxa"/>
+            <w:vMerge/>
+            <w:tcBorders>
+              <w:top w:val="single" w:sz="4" w:space="0" w:color="000000"/>
+              <w:left w:val="single" w:sz="4" w:space="0" w:color="000000"/>
+              <w:bottom w:val="single" w:sz="4" w:space="0" w:color="000000"/>
+              <w:right w:val="single" w:sz="4" w:space="0" w:color="000000"/>
+            </w:tcBorders>
+            <w:tcMar>
+              <w:top w:w="30" w:type="dxa"/>
+              <w:left w:w="55" w:type="dxa"/>
+              <w:bottom w:w="30" w:type="dxa"/>
+              <w:right w:w="55" w:type="dxa"/>
+            </w:tcMar>
+            <w:vAlign w:val="center"/>
+          </w:tcPr>
+          <w:p>
+            <w:pPr>
+              <w:spacing w:before="0" w:after="0" w:line="240" w:lineRule="auto"/>
+              <w:jc w:val="center"/>
+            </w:pPr>
+            <w:r>
+              <w:rPr>
+                <w:rFonts w:ascii="Poppins" w:hAnsi="Poppins" w:cs="Poppins"/>
+                <w:b/>
+                <w:bCs/>
+                <w:sz w:val="17"/>
+                <w:szCs w:val="17"/>
+              </w:rPr>
+              <w:t xml:space="preserve">Inicio</w:t>
+            </w:r>
+          </w:p>
+        </w:tc>
+        <w:tc>
+          <w:tcPr>
+            <w:tcW w:w="450" w:type="dxa"/>
+            <w:tcBorders>
+              <w:top w:val="single" w:sz="4" w:space="0" w:color="000000"/>
+              <w:left w:val="single" w:sz="4" w:space="0" w:color="000000"/>
+              <w:bottom w:val="single" w:sz="4" w:space="0" w:color="000000"/>
+              <w:right w:val="single" w:sz="4" w:space="0" w:color="000000"/>
+            </w:tcBorders>
+            <w:tcMar>
+              <w:top w:w="30" w:type="dxa"/>
+              <w:left w:w="55" w:type="dxa"/>
+              <w:bottom w:w="30" w:type="dxa"/>
+              <w:right w:w="55" w:type="dxa"/>
+            </w:tcMar>
+            <w:vAlign w:val="center"/>
+          </w:tcPr>
+          <w:p>
+            <w:pPr>
+              <w:spacing w:before="0" w:after="0" w:line="240" w:lineRule="auto"/>
+              <w:jc w:val="center"/>
+            </w:pPr>
+            <w:r>
+              <w:rPr>
+                <w:rFonts w:ascii="Poppins" w:hAnsi="Poppins" w:cs="Poppins"/>
+                <w:sz w:val="17"/>
+                <w:szCs w:val="17"/>
+              </w:rPr>
+              <w:t xml:space="preserve">8</w:t>
+            </w:r>
+          </w:p>
+        </w:tc>
+        <w:tc>
+          <w:tcPr>
+            <w:tcW w:w="2550" w:type="dxa"/>
+            <w:tcBorders>
+              <w:top w:val="single" w:sz="4" w:space="0" w:color="000000"/>
+              <w:left w:val="single" w:sz="4" w:space="0" w:color="000000"/>
+              <w:bottom w:val="single" w:sz="4" w:space="0" w:color="000000"/>
+              <w:right w:val="single" w:sz="4" w:space="0" w:color="000000"/>
+            </w:tcBorders>
+            <w:tcMar>
+              <w:top w:w="30" w:type="dxa"/>
+              <w:left w:w="55" w:type="dxa"/>
+              <w:bottom w:w="30" w:type="dxa"/>
+              <w:right w:w="55" w:type="dxa"/>
+            </w:tcMar>
+            <w:vAlign w:val="center"/>
+          </w:tcPr>
+          <w:p>
+            <w:pPr>
+              <w:spacing w:before="0" w:after="0" w:line="240" w:lineRule="auto"/>
+              <w:jc w:val="left"/>
+            </w:pPr>
+            <w:r>
+              <w:rPr>
+                <w:rFonts w:ascii="Poppins" w:hAnsi="Poppins" w:cs="Poppins"/>
+                <w:sz w:val="17"/>
+                <w:szCs w:val="17"/>
+              </w:rPr>
+              <w:t xml:space="preserve">Elaborar factibilidad, marco de trabajo y planificación</w:t>
+            </w:r>
+          </w:p>
+        </w:tc>
+        <w:tc>
+          <w:tcPr>
+            <w:tcW w:w="1150" w:type="dxa"/>
+            <w:tcBorders>
+              <w:top w:val="single" w:sz="4" w:space="0" w:color="000000"/>
+              <w:left w:val="single" w:sz="4" w:space="0" w:color="000000"/>
+              <w:bottom w:val="single" w:sz="4" w:space="0" w:color="000000"/>
+              <w:right w:val="single" w:sz="4" w:space="0" w:color="000000"/>
+            </w:tcBorders>
+            <w:tcMar>
+              <w:top w:w="30" w:type="dxa"/>
+              <w:left w:w="55" w:type="dxa"/>
+              <w:bottom w:w="30" w:type="dxa"/>
+              <w:right w:w="55" w:type="dxa"/>
+            </w:tcMar>
+            <w:vAlign w:val="center"/>
+          </w:tcPr>
+          <w:p>
+            <w:pPr>
+              <w:spacing w:before="0" w:after="0" w:line="240" w:lineRule="auto"/>
+              <w:jc w:val="center"/>
+            </w:pPr>
+            <w:r>
+              <w:rPr>
+                <w:rFonts w:ascii="Poppins" w:hAnsi="Poppins" w:cs="Poppins"/>
+                <w:sz w:val="17"/>
+                <w:szCs w:val="17"/>
+              </w:rPr>
+              <w:t xml:space="preserve">24/10/2026</w:t>
+            </w:r>
+          </w:p>
+        </w:tc>
+        <w:tc>
+          <w:tcPr>
+            <w:tcW w:w="1150" w:type="dxa"/>
+            <w:tcBorders>
+              <w:top w:val="single" w:sz="4" w:space="0" w:color="000000"/>
+              <w:left w:val="single" w:sz="4" w:space="0" w:color="000000"/>
+              <w:bottom w:val="single" w:sz="4" w:space="0" w:color="000000"/>
+              <w:right w:val="single" w:sz="4" w:space="0" w:color="000000"/>
+            </w:tcBorders>
+            <w:tcMar>
+              <w:top w:w="30" w:type="dxa"/>
+              <w:left w:w="55" w:type="dxa"/>
+              <w:bottom w:w="30" w:type="dxa"/>
+              <w:right w:w="55" w:type="dxa"/>
+            </w:tcMar>
+            <w:vAlign w:val="center"/>
+          </w:tcPr>
+          <w:p>
+            <w:pPr>
+              <w:spacing w:before="0" w:after="0" w:line="240" w:lineRule="auto"/>
+              <w:jc w:val="center"/>
+            </w:pPr>
+            <w:r>
+              <w:rPr>
+                <w:rFonts w:ascii="Poppins" w:hAnsi="Poppins" w:cs="Poppins"/>
+                <w:sz w:val="17"/>
+                <w:szCs w:val="17"/>
+              </w:rPr>
+              <w:t xml:space="preserve">27/10/2026</w:t>
+            </w:r>
+          </w:p>
+        </w:tc>
+        <w:tc>
+          <w:tcPr>
+            <w:tcW w:w="850" w:type="dxa"/>
+            <w:tcBorders>
+              <w:top w:val="single" w:sz="4" w:space="0" w:color="000000"/>
+              <w:left w:val="single" w:sz="4" w:space="0" w:color="000000"/>
+              <w:bottom w:val="single" w:sz="4" w:space="0" w:color="000000"/>
+              <w:right w:val="single" w:sz="4" w:space="0" w:color="000000"/>
+            </w:tcBorders>
+            <w:tcMar>
+              <w:top w:w="30" w:type="dxa"/>
+              <w:left w:w="55" w:type="dxa"/>
+              <w:bottom w:w="30" w:type="dxa"/>
+              <w:right w:w="55" w:type="dxa"/>
+            </w:tcMar>
+            <w:vAlign w:val="center"/>
+          </w:tcPr>
+          <w:p>
+            <w:pPr>
+              <w:spacing w:before="0" w:after="0" w:line="240" w:lineRule="auto"/>
+              <w:jc w:val="center"/>
+            </w:pPr>
+            <w:r>
+              <w:rPr>
+                <w:rFonts w:ascii="Poppins" w:hAnsi="Poppins" w:cs="Poppins"/>
+                <w:sz w:val="17"/>
+                <w:szCs w:val="17"/>
+              </w:rPr>
+              <w:t xml:space="preserve">13 h</w:t>
+            </w:r>
+          </w:p>
+        </w:tc>
+        <w:tc>
+          <w:tcPr>
+            <w:tcW w:w="1504" w:type="dxa"/>
+            <w:tcBorders>
+              <w:top w:val="single" w:sz="4" w:space="0" w:color="000000"/>
+              <w:left w:val="single" w:sz="4" w:space="0" w:color="000000"/>
+              <w:bottom w:val="single" w:sz="4" w:space="0" w:color="000000"/>
+              <w:right w:val="single" w:sz="4" w:space="0" w:color="000000"/>
+            </w:tcBorders>
+            <w:tcMar>
+              <w:top w:w="30" w:type="dxa"/>
+              <w:left w:w="55" w:type="dxa"/>
+              <w:bottom w:w="30" w:type="dxa"/>
+              <w:right w:w="55" w:type="dxa"/>
+            </w:tcMar>
+            <w:vAlign w:val="center"/>
+          </w:tcPr>
+          <w:p>
+            <w:pPr>
+              <w:spacing w:before="0" w:after="0" w:line="240" w:lineRule="auto"/>
+              <w:jc w:val="left"/>
+            </w:pPr>
+            <w:r>
+              <w:rPr>
+                <w:rFonts w:ascii="Poppins" w:hAnsi="Poppins" w:cs="Poppins"/>
+                <w:sz w:val="17"/>
+                <w:szCs w:val="17"/>
+              </w:rPr>
+              <w:t xml:space="preserve">Analista, Arquitecto de Software y Desarrollador</w:t>
+            </w:r>
+          </w:p>
+        </w:tc>
+      </w:tr>
+      <w:tr>
+        <w:trPr>
+          <w:cantSplit/>
+        </w:trPr>
+        <w:tc>
+          <w:tcPr>
+            <w:tcW w:w="850" w:type="dxa"/>
+            <w:vMerge/>
+            <w:tcBorders>
+              <w:top w:val="single" w:sz="4" w:space="0" w:color="000000"/>
+              <w:left w:val="single" w:sz="4" w:space="0" w:color="000000"/>
+              <w:bottom w:val="single" w:sz="4" w:space="0" w:color="000000"/>
+              <w:right w:val="single" w:sz="4" w:space="0" w:color="000000"/>
+            </w:tcBorders>
+            <w:tcMar>
+              <w:top w:w="30" w:type="dxa"/>
+              <w:left w:w="55" w:type="dxa"/>
+              <w:bottom w:w="30" w:type="dxa"/>
+              <w:right w:w="55" w:type="dxa"/>
+            </w:tcMar>
+            <w:vAlign w:val="center"/>
+          </w:tcPr>
+          <w:p>
+            <w:pPr>
+              <w:spacing w:before="0" w:after="0" w:line="240" w:lineRule="auto"/>
+              <w:jc w:val="center"/>
+            </w:pPr>
+            <w:r>
+              <w:rPr>
+                <w:rFonts w:ascii="Poppins" w:hAnsi="Poppins" w:cs="Poppins"/>
+                <w:b/>
+                <w:bCs/>
+                <w:sz w:val="17"/>
+                <w:szCs w:val="17"/>
+              </w:rPr>
+              <w:t xml:space="preserve">Inicio</w:t>
+            </w:r>
+          </w:p>
+        </w:tc>
+        <w:tc>
+          <w:tcPr>
+            <w:tcW w:w="450" w:type="dxa"/>
+            <w:tcBorders>
+              <w:top w:val="single" w:sz="4" w:space="0" w:color="000000"/>
+              <w:left w:val="single" w:sz="4" w:space="0" w:color="000000"/>
+              <w:bottom w:val="single" w:sz="4" w:space="0" w:color="000000"/>
+              <w:right w:val="single" w:sz="4" w:space="0" w:color="000000"/>
+            </w:tcBorders>
+            <w:tcMar>
+              <w:top w:w="30" w:type="dxa"/>
+              <w:left w:w="55" w:type="dxa"/>
+              <w:bottom w:w="30" w:type="dxa"/>
+              <w:right w:w="55" w:type="dxa"/>
+            </w:tcMar>
+            <w:vAlign w:val="center"/>
+          </w:tcPr>
+          <w:p>
+            <w:pPr>
+              <w:spacing w:before="0" w:after="0" w:line="240" w:lineRule="auto"/>
+              <w:jc w:val="center"/>
+            </w:pPr>
+            <w:r>
+              <w:rPr>
+                <w:rFonts w:ascii="Poppins" w:hAnsi="Poppins" w:cs="Poppins"/>
+                <w:sz w:val="17"/>
+                <w:szCs w:val="17"/>
+              </w:rPr>
+              <w:t xml:space="preserve">9</w:t>
+            </w:r>
+          </w:p>
+        </w:tc>
+        <w:tc>
+          <w:tcPr>
+            <w:tcW w:w="2550" w:type="dxa"/>
+            <w:tcBorders>
+              <w:top w:val="single" w:sz="4" w:space="0" w:color="000000"/>
+              <w:left w:val="single" w:sz="4" w:space="0" w:color="000000"/>
+              <w:bottom w:val="single" w:sz="4" w:space="0" w:color="000000"/>
+              <w:right w:val="single" w:sz="4" w:space="0" w:color="000000"/>
+            </w:tcBorders>
+            <w:tcMar>
+              <w:top w:w="30" w:type="dxa"/>
+              <w:left w:w="55" w:type="dxa"/>
+              <w:bottom w:w="30" w:type="dxa"/>
+              <w:right w:w="55" w:type="dxa"/>
+            </w:tcMar>
+            <w:vAlign w:val="center"/>
+          </w:tcPr>
+          <w:p>
+            <w:pPr>
+              <w:spacing w:before="0" w:after="0" w:line="240" w:lineRule="auto"/>
+              <w:jc w:val="left"/>
+            </w:pPr>
+            <w:r>
+              <w:rPr>
+                <w:rFonts w:ascii="Poppins" w:hAnsi="Poppins" w:cs="Poppins"/>
+                <w:sz w:val="17"/>
+                <w:szCs w:val="17"/>
+              </w:rPr>
+              <w:t xml:space="preserve">Revisión cruzada y entrega del Documento de Visión</w:t>
+            </w:r>
+          </w:p>
+        </w:tc>
+        <w:tc>
+          <w:tcPr>
+            <w:tcW w:w="1150" w:type="dxa"/>
+            <w:tcBorders>
+              <w:top w:val="single" w:sz="4" w:space="0" w:color="000000"/>
+              <w:left w:val="single" w:sz="4" w:space="0" w:color="000000"/>
+              <w:bottom w:val="single" w:sz="4" w:space="0" w:color="000000"/>
+              <w:right w:val="single" w:sz="4" w:space="0" w:color="000000"/>
+            </w:tcBorders>
+            <w:tcMar>
+              <w:top w:w="30" w:type="dxa"/>
+              <w:left w:w="55" w:type="dxa"/>
+              <w:bottom w:w="30" w:type="dxa"/>
+              <w:right w:w="55" w:type="dxa"/>
+            </w:tcMar>
+            <w:vAlign w:val="center"/>
+          </w:tcPr>
+          <w:p>
+            <w:pPr>
+              <w:spacing w:before="0" w:after="0" w:line="240" w:lineRule="auto"/>
+              <w:jc w:val="center"/>
+            </w:pPr>
+            <w:r>
+              <w:rPr>
+                <w:rFonts w:ascii="Poppins" w:hAnsi="Poppins" w:cs="Poppins"/>
+                <w:sz w:val="17"/>
+                <w:szCs w:val="17"/>
+              </w:rPr>
+              <w:t xml:space="preserve">27/10/2026</w:t>
+            </w:r>
+          </w:p>
+        </w:tc>
+        <w:tc>
+          <w:tcPr>
+            <w:tcW w:w="1150" w:type="dxa"/>
+            <w:tcBorders>
+              <w:top w:val="single" w:sz="4" w:space="0" w:color="000000"/>
+              <w:left w:val="single" w:sz="4" w:space="0" w:color="000000"/>
+              <w:bottom w:val="single" w:sz="4" w:space="0" w:color="000000"/>
+              <w:right w:val="single" w:sz="4" w:space="0" w:color="000000"/>
+            </w:tcBorders>
+            <w:tcMar>
+              <w:top w:w="30" w:type="dxa"/>
+              <w:left w:w="55" w:type="dxa"/>
+              <w:bottom w:w="30" w:type="dxa"/>
+              <w:right w:w="55" w:type="dxa"/>
+            </w:tcMar>
+            <w:vAlign w:val="center"/>
+          </w:tcPr>
+          <w:p>
+            <w:pPr>
+              <w:spacing w:before="0" w:after="0" w:line="240" w:lineRule="auto"/>
+              <w:jc w:val="center"/>
+            </w:pPr>
+            <w:r>
+              <w:rPr>
+                <w:rFonts w:ascii="Poppins" w:hAnsi="Poppins" w:cs="Poppins"/>
+                <w:sz w:val="17"/>
+                <w:szCs w:val="17"/>
+              </w:rPr>
+              <w:t xml:space="preserve">29/10/2026</w:t>
+            </w:r>
+          </w:p>
+        </w:tc>
+        <w:tc>
+          <w:tcPr>
+            <w:tcW w:w="850" w:type="dxa"/>
+            <w:tcBorders>
+              <w:top w:val="single" w:sz="4" w:space="0" w:color="000000"/>
+              <w:left w:val="single" w:sz="4" w:space="0" w:color="000000"/>
+              <w:bottom w:val="single" w:sz="4" w:space="0" w:color="000000"/>
+              <w:right w:val="single" w:sz="4" w:space="0" w:color="000000"/>
+            </w:tcBorders>
+            <w:tcMar>
+              <w:top w:w="30" w:type="dxa"/>
+              <w:left w:w="55" w:type="dxa"/>
+              <w:bottom w:w="30" w:type="dxa"/>
+              <w:right w:w="55" w:type="dxa"/>
+            </w:tcMar>
+            <w:vAlign w:val="center"/>
+          </w:tcPr>
+          <w:p>
+            <w:pPr>
+              <w:spacing w:before="0" w:after="0" w:line="240" w:lineRule="auto"/>
+              <w:jc w:val="center"/>
+            </w:pPr>
+            <w:r>
+              <w:rPr>
+                <w:rFonts w:ascii="Poppins" w:hAnsi="Poppins" w:cs="Poppins"/>
+                <w:sz w:val="17"/>
+                <w:szCs w:val="17"/>
+              </w:rPr>
+              <w:t xml:space="preserve">6 h</w:t>
+            </w:r>
+          </w:p>
+        </w:tc>
+        <w:tc>
+          <w:tcPr>
+            <w:tcW w:w="1504" w:type="dxa"/>
+            <w:tcBorders>
+              <w:top w:val="single" w:sz="4" w:space="0" w:color="000000"/>
+              <w:left w:val="single" w:sz="4" w:space="0" w:color="000000"/>
+              <w:bottom w:val="single" w:sz="4" w:space="0" w:color="000000"/>
+              <w:right w:val="single" w:sz="4" w:space="0" w:color="000000"/>
+            </w:tcBorders>
+            <w:tcMar>
+              <w:top w:w="30" w:type="dxa"/>
+              <w:left w:w="55" w:type="dxa"/>
+              <w:bottom w:w="30" w:type="dxa"/>
+              <w:right w:w="55" w:type="dxa"/>
+            </w:tcMar>
+            <w:vAlign w:val="center"/>
+          </w:tcPr>
+          <w:p>
+            <w:pPr>
+              <w:spacing w:before="0" w:after="0" w:line="240" w:lineRule="auto"/>
+              <w:jc w:val="left"/>
+            </w:pPr>
+            <w:r>
+              <w:rPr>
+                <w:rFonts w:ascii="Poppins" w:hAnsi="Poppins" w:cs="Poppins"/>
+                <w:sz w:val="17"/>
+                <w:szCs w:val="17"/>
+              </w:rPr>
+              <w:t xml:space="preserve">Analista, Arquitecto de Software y Desarrollador</w:t>
+            </w:r>
+          </w:p>
+        </w:tc>
+      </w:tr>
+      <w:tr>
+        <w:trPr>
+          <w:cantSplit/>
+        </w:trPr>
+        <w:tc>
+          <w:tcPr>
+            <w:tcW w:w="850" w:type="dxa"/>
+            <w:tcBorders>
+              <w:top w:val="single" w:sz="4" w:space="0" w:color="000000"/>
+              <w:left w:val="single" w:sz="4" w:space="0" w:color="000000"/>
+              <w:bottom w:val="single" w:sz="4" w:space="0" w:color="000000"/>
+              <w:right w:val="single" w:sz="4" w:space="0" w:color="000000"/>
+            </w:tcBorders>
+            <w:tcMar>
+              <w:top w:w="30" w:type="dxa"/>
+              <w:left w:w="55" w:type="dxa"/>
+              <w:bottom w:w="30" w:type="dxa"/>
+              <w:right w:w="55" w:type="dxa"/>
+            </w:tcMar>
+            <w:vAlign w:val="center"/>
+          </w:tcPr>
+          <w:p>
+            <w:pPr>
+              <w:spacing w:before="0" w:after="0" w:line="240" w:lineRule="auto"/>
+              <w:jc w:val="center"/>
+            </w:pPr>
+            <w:r>
+              <w:rPr>
+                <w:rFonts w:ascii="Poppins" w:hAnsi="Poppins" w:cs="Poppins"/>
+                <w:b/>
+                <w:bCs/>
+                <w:sz w:val="17"/>
+                <w:szCs w:val="17"/>
+              </w:rPr>
+              <w:t xml:space="preserve">Total</w:t>
+            </w:r>
+          </w:p>
+        </w:tc>
+        <w:tc>
+          <w:tcPr>
+            <w:tcW w:w="450" w:type="dxa"/>
+            <w:tcBorders>
+              <w:top w:val="single" w:sz="4" w:space="0" w:color="000000"/>
+              <w:left w:val="single" w:sz="4" w:space="0" w:color="000000"/>
+              <w:bottom w:val="single" w:sz="4" w:space="0" w:color="000000"/>
+              <w:right w:val="single" w:sz="4" w:space="0" w:color="000000"/>
+            </w:tcBorders>
+            <w:tcMar>
+              <w:top w:w="30" w:type="dxa"/>
+              <w:left w:w="55" w:type="dxa"/>
+              <w:bottom w:w="30" w:type="dxa"/>
+              <w:right w:w="55" w:type="dxa"/>
+            </w:tcMar>
+            <w:vAlign w:val="center"/>
+          </w:tcPr>
+          <w:p>
+            <w:pPr>
+              <w:spacing w:before="0" w:after="0" w:line="240" w:lineRule="auto"/>
+              <w:jc w:val="center"/>
+            </w:pPr>
+            <w:r>
+              <w:rPr>
+                <w:rFonts w:ascii="Poppins" w:hAnsi="Poppins" w:cs="Poppins"/>
+                <w:sz w:val="17"/>
+                <w:szCs w:val="17"/>
+              </w:rPr>
+              <w:t xml:space="preserve"/>
+            </w:r>
+          </w:p>
+        </w:tc>
+        <w:tc>
+          <w:tcPr>
+            <w:tcW w:w="2550" w:type="dxa"/>
+            <w:tcBorders>
+              <w:top w:val="single" w:sz="4" w:space="0" w:color="000000"/>
+              <w:left w:val="single" w:sz="4" w:space="0" w:color="000000"/>
+              <w:bottom w:val="single" w:sz="4" w:space="0" w:color="000000"/>
+              <w:right w:val="single" w:sz="4" w:space="0" w:color="000000"/>
+            </w:tcBorders>
+            <w:tcMar>
+              <w:top w:w="30" w:type="dxa"/>
+              <w:left w:w="55" w:type="dxa"/>
+              <w:bottom w:w="30" w:type="dxa"/>
+              <w:right w:w="55" w:type="dxa"/>
+            </w:tcMar>
+            <w:vAlign w:val="center"/>
+          </w:tcPr>
+          <w:p>
+            <w:pPr>
+              <w:spacing w:before="0" w:after="0" w:line="240" w:lineRule="auto"/>
+              <w:jc w:val="left"/>
+            </w:pPr>
+            <w:r>
+              <w:rPr>
+                <w:rFonts w:ascii="Poppins" w:hAnsi="Poppins" w:cs="Poppins"/>
+                <w:sz w:val="17"/>
+                <w:szCs w:val="17"/>
+              </w:rPr>
+              <w:t xml:space="preserve"/>
+            </w:r>
+          </w:p>
+        </w:tc>
+        <w:tc>
+          <w:tcPr>
+            <w:tcW w:w="1150" w:type="dxa"/>
+            <w:tcBorders>
+              <w:top w:val="single" w:sz="4" w:space="0" w:color="000000"/>
+              <w:left w:val="single" w:sz="4" w:space="0" w:color="000000"/>
+              <w:bottom w:val="single" w:sz="4" w:space="0" w:color="000000"/>
+              <w:right w:val="single" w:sz="4" w:space="0" w:color="000000"/>
+            </w:tcBorders>
+            <w:tcMar>
+              <w:top w:w="30" w:type="dxa"/>
+              <w:left w:w="55" w:type="dxa"/>
+              <w:bottom w:w="30" w:type="dxa"/>
+              <w:right w:w="55" w:type="dxa"/>
+            </w:tcMar>
+            <w:vAlign w:val="center"/>
+          </w:tcPr>
+          <w:p>
+            <w:pPr>
+              <w:spacing w:before="0" w:after="0" w:line="240" w:lineRule="auto"/>
+              <w:jc w:val="center"/>
+            </w:pPr>
+            <w:r>
+              <w:rPr>
+                <w:rFonts w:ascii="Poppins" w:hAnsi="Poppins" w:cs="Poppins"/>
+                <w:sz w:val="17"/>
+                <w:szCs w:val="17"/>
+              </w:rPr>
+              <w:t xml:space="preserve"/>
+            </w:r>
+          </w:p>
+        </w:tc>
+        <w:tc>
+          <w:tcPr>
+            <w:tcW w:w="1150" w:type="dxa"/>
+            <w:tcBorders>
+              <w:top w:val="single" w:sz="4" w:space="0" w:color="000000"/>
+              <w:left w:val="single" w:sz="4" w:space="0" w:color="000000"/>
+              <w:bottom w:val="single" w:sz="4" w:space="0" w:color="000000"/>
+              <w:right w:val="single" w:sz="4" w:space="0" w:color="000000"/>
+            </w:tcBorders>
+            <w:tcMar>
+              <w:top w:w="30" w:type="dxa"/>
+              <w:left w:w="55" w:type="dxa"/>
+              <w:bottom w:w="30" w:type="dxa"/>
+              <w:right w:w="55" w:type="dxa"/>
+            </w:tcMar>
+            <w:vAlign w:val="center"/>
+          </w:tcPr>
+          <w:p>
+            <w:pPr>
+              <w:spacing w:before="0" w:after="0" w:line="240" w:lineRule="auto"/>
+              <w:jc w:val="center"/>
+            </w:pPr>
+            <w:r>
+              <w:rPr>
+                <w:rFonts w:ascii="Poppins" w:hAnsi="Poppins" w:cs="Poppins"/>
+                <w:sz w:val="17"/>
+                <w:szCs w:val="17"/>
+              </w:rPr>
+              <w:t xml:space="preserve"/>
+            </w:r>
+          </w:p>
+        </w:tc>
+        <w:tc>
+          <w:tcPr>
+            <w:tcW w:w="850" w:type="dxa"/>
+            <w:tcBorders>
+              <w:top w:val="single" w:sz="4" w:space="0" w:color="000000"/>
+              <w:left w:val="single" w:sz="4" w:space="0" w:color="000000"/>
+              <w:bottom w:val="single" w:sz="4" w:space="0" w:color="000000"/>
+              <w:right w:val="single" w:sz="4" w:space="0" w:color="000000"/>
+            </w:tcBorders>
+            <w:tcMar>
+              <w:top w:w="30" w:type="dxa"/>
+              <w:left w:w="55" w:type="dxa"/>
+              <w:bottom w:w="30" w:type="dxa"/>
+              <w:right w:w="55" w:type="dxa"/>
+            </w:tcMar>
+            <w:vAlign w:val="center"/>
+          </w:tcPr>
+          <w:p>
+            <w:pPr>
+              <w:spacing w:before="0" w:after="0" w:line="240" w:lineRule="auto"/>
+              <w:jc w:val="center"/>
+            </w:pPr>
+            <w:r>
+              <w:rPr>
+                <w:rFonts w:ascii="Poppins" w:hAnsi="Poppins" w:cs="Poppins"/>
+                <w:b/>
+                <w:bCs/>
+                <w:sz w:val="17"/>
+                <w:szCs w:val="17"/>
+              </w:rPr>
+              <w:t xml:space="preserve">100 h</w:t>
+            </w:r>
+          </w:p>
+        </w:tc>
+        <w:tc>
+          <w:tcPr>
+            <w:tcW w:w="1504" w:type="dxa"/>
+            <w:tcBorders>
+              <w:top w:val="single" w:sz="4" w:space="0" w:color="000000"/>
+              <w:left w:val="single" w:sz="4" w:space="0" w:color="000000"/>
+              <w:bottom w:val="single" w:sz="4" w:space="0" w:color="000000"/>
+              <w:right w:val="single" w:sz="4" w:space="0" w:color="000000"/>
+            </w:tcBorders>
+            <w:tcMar>
+              <w:top w:w="30" w:type="dxa"/>
+              <w:left w:w="55" w:type="dxa"/>
+              <w:bottom w:w="30" w:type="dxa"/>
+              <w:right w:w="55" w:type="dxa"/>
+            </w:tcMar>
+            <w:vAlign w:val="center"/>
+          </w:tcPr>
+          <w:p>
+            <w:pPr>
+              <w:spacing w:before="0" w:after="0" w:line="240" w:lineRule="auto"/>
+              <w:jc w:val="left"/>
+            </w:pPr>
+            <w:r>
+              <w:rPr>
+                <w:rFonts w:ascii="Poppins" w:hAnsi="Poppins" w:cs="Poppins"/>
+                <w:sz w:val="17"/>
+                <w:szCs w:val="17"/>
+              </w:rPr>
+              <w:t xml:space="preserve"/>
+            </w:r>
+          </w:p>
+        </w:tc>
+      </w:tr>
+    </w:tbl>
+    <w:p>
+      <w:pPr>
+        <w:pageBreakBefore/>
+        <w:jc w:val="center"/>
+        <w:rPr>
+          <w:rFonts w:ascii="Libre Baskerville" w:hAnsi="Libre Baskerville" w:cs="Poppins"/>
+          <w:b/>
+          <w:sz w:val="28"/>
+          <w:szCs w:val="28"/>
+        </w:rPr>
+      </w:pPr>
+      <w:r>
+        <w:rPr>
+          <w:rFonts w:ascii="Libre Baskerville" w:hAnsi="Libre Baskerville" w:cs="Poppins"/>
+          <w:b/>
+          <w:sz w:val="28"/>
+          <w:szCs w:val="28"/>
+        </w:rPr>
         <w:lastRenderedPageBreak/>
-        <w:t>APÉNDICE A</w:t>
+        <w:t>APÉNDICE C</w:t>
+      </w:r>
+    </w:p>
+    <w:p>
+      <w:pPr>
+        <w:jc w:val="center"/>
+        <w:rPr>
+          <w:rFonts w:ascii="Montserrat" w:hAnsi="Montserrat" w:cs="Poppins"/>
+          <w:b/>
+          <w:sz w:val="24"/>
+          <w:szCs w:val="24"/>
+        </w:rPr>
+      </w:pPr>
+      <w:r>
+        <w:rPr>
+          <w:rFonts w:ascii="Montserrat" w:hAnsi="Montserrat" w:cs="Poppins"/>
+          <w:b/>
+          <w:sz w:val="24"/>
+          <w:szCs w:val="24"/>
+        </w:rPr>
+        <w:t>ESTRUCTURA DE COSTOS</w:t>
+      </w:r>
+    </w:p>
+    <w:tbl>
+      <w:tblPr>
+        <w:tblStyle w:val="Tablaconcuadrcula"/>
+        <w:tblW w:w="0" w:type="auto"/>
+        <w:tblLook w:val="04A0" w:firstRow="1" w:lastRow="0" w:firstColumn="1" w:lastColumn="0" w:noHBand="0" w:noVBand="1"/>
+      </w:tblPr>
+      <w:tblGrid>
+        <w:gridCol w:w="4247"/>
+        <w:gridCol w:w="4247"/>
+      </w:tblGrid>
+      <w:tr>
+        <w:tc>
+          <w:tcPr>
+            <w:tcW w:w="8494" w:type="dxa"/>
+            <w:gridSpan w:val="2"/>
+            <w:shd w:val="clear" w:color="auto" w:fill="9900FF"/>
+          </w:tcPr>
+          <w:p>
+            <w:pPr>
+              <w:jc w:val="center"/>
+              <w:rPr>
+                <w:rFonts w:ascii="Montserrat" w:hAnsi="Montserrat" w:cs="Poppins"/>
+                <w:b/>
+                <w:color w:val="FFFFFF" w:themeColor="background1"/>
+                <w:sz w:val="24"/>
+                <w:szCs w:val="24"/>
+              </w:rPr>
+            </w:pPr>
+          </w:p>
+          <w:p>
+            <w:pPr>
+              <w:jc w:val="center"/>
+              <w:rPr>
+                <w:rFonts w:ascii="Montserrat" w:hAnsi="Montserrat" w:cs="Poppins"/>
+                <w:b/>
+                <w:color w:val="FFFFFF" w:themeColor="background1"/>
+                <w:sz w:val="24"/>
+                <w:szCs w:val="24"/>
+              </w:rPr>
+            </w:pPr>
+            <w:r>
+              <w:rPr>
+                <w:rFonts w:ascii="Montserrat" w:hAnsi="Montserrat" w:cs="Poppins"/>
+                <w:b/>
+                <w:color w:val="FFFFFF" w:themeColor="background1"/>
+                <w:sz w:val="24"/>
+                <w:szCs w:val="24"/>
+              </w:rPr>
+              <w:t>Estructura de Costos para el Desarrollo</w:t>
+            </w:r>
+          </w:p>
+          <w:p>
+            <w:pPr>
+              <w:jc w:val="center"/>
+              <w:rPr>
+                <w:rFonts w:ascii="Montserrat" w:hAnsi="Montserrat" w:cs="Poppins"/>
+                <w:b/>
+                <w:sz w:val="24"/>
+                <w:szCs w:val="24"/>
+              </w:rPr>
+            </w:pPr>
+          </w:p>
+        </w:tc>
+      </w:tr>
+      <w:tr>
+        <w:tc>
+          <w:tcPr>
+            <w:tcW w:w="4247" w:type="dxa"/>
+          </w:tcPr>
+          <w:p>
+            <w:pPr>
+              <w:jc w:val="center"/>
+              <w:rPr>
+                <w:rFonts w:ascii="Poppins" w:hAnsi="Poppins" w:cs="Poppins"/>
+                <w:b/>
+                <w:sz w:val="24"/>
+                <w:szCs w:val="24"/>
+              </w:rPr>
+            </w:pPr>
+          </w:p>
+          <w:p>
+            <w:pPr>
+              <w:jc w:val="center"/>
+              <w:rPr>
+                <w:rFonts w:ascii="Poppins" w:hAnsi="Poppins" w:cs="Poppins"/>
+                <w:b/>
+                <w:sz w:val="24"/>
+                <w:szCs w:val="24"/>
+              </w:rPr>
+            </w:pPr>
+            <w:r>
+              <w:rPr>
+                <w:rFonts w:ascii="Poppins" w:hAnsi="Poppins" w:cs="Poppins"/>
+                <w:b/>
+                <w:sz w:val="24"/>
+                <w:szCs w:val="24"/>
+              </w:rPr>
+              <w:t>ACTIVIDAD</w:t>
+            </w:r>
+          </w:p>
+          <w:p>
+            <w:pPr>
+              <w:jc w:val="center"/>
+              <w:rPr>
+                <w:rFonts w:ascii="Poppins" w:hAnsi="Poppins" w:cs="Poppins"/>
+                <w:b/>
+                <w:sz w:val="24"/>
+                <w:szCs w:val="24"/>
+              </w:rPr>
+            </w:pPr>
+          </w:p>
+        </w:tc>
+        <w:tc>
+          <w:tcPr>
+            <w:tcW w:w="4247" w:type="dxa"/>
+          </w:tcPr>
+          <w:p>
+            <w:pPr>
+              <w:jc w:val="center"/>
+              <w:rPr>
+                <w:rFonts w:ascii="Montserrat" w:hAnsi="Montserrat" w:cs="Poppins"/>
+                <w:b/>
+                <w:sz w:val="24"/>
+                <w:szCs w:val="24"/>
+              </w:rPr>
+            </w:pPr>
+          </w:p>
+          <w:p>
+            <w:pPr>
+              <w:jc w:val="center"/>
+              <w:rPr>
+                <w:rFonts w:ascii="Poppins" w:hAnsi="Poppins" w:cs="Poppins"/>
+                <w:b/>
+                <w:sz w:val="24"/>
+                <w:szCs w:val="24"/>
+              </w:rPr>
+            </w:pPr>
+            <w:r>
+              <w:rPr>
+                <w:rFonts w:ascii="Poppins" w:hAnsi="Poppins" w:cs="Poppins"/>
+                <w:b/>
+                <w:sz w:val="24"/>
+                <w:szCs w:val="24"/>
+              </w:rPr>
+              <w:t>COSTO</w:t>
+            </w:r>
+          </w:p>
+        </w:tc>
+      </w:tr>
+      <w:tr>
+        <w:tc>
+          <w:tcPr>
+            <w:tcW w:w="4247" w:type="dxa"/>
+          </w:tcPr>
+          <w:p>
+            <w:pPr>
+              <w:jc w:val="both"/>
+              <w:rPr>
+                <w:rFonts w:ascii="Poppins" w:hAnsi="Poppins" w:cs="Poppins"/>
+                <w:bCs/>
+                <w:sz w:val="24"/>
+                <w:szCs w:val="24"/>
+              </w:rPr>
+            </w:pPr>
+            <w:r>
+              <w:rPr>
+                <w:rFonts w:ascii="Poppins" w:hAnsi="Poppins" w:cs="Poppins"/>
+                <w:bCs/>
+                <w:sz w:val="24"/>
+                <w:szCs w:val="24"/>
+              </w:rPr>
+              <w:t>LinkedIn</w:t>
+            </w:r>
+          </w:p>
+        </w:tc>
+        <w:tc>
+          <w:tcPr>
+            <w:tcW w:w="4247" w:type="dxa"/>
+          </w:tcPr>
+          <w:p>
+            <w:pPr>
+              <w:jc w:val="center"/>
+              <w:rPr>
+                <w:rFonts w:ascii="Poppins" w:hAnsi="Poppins" w:cs="Poppins"/>
+                <w:bCs/>
+                <w:sz w:val="24"/>
+                <w:szCs w:val="24"/>
+              </w:rPr>
+            </w:pPr>
+            <w:r>
+              <w:rPr>
+                <w:rFonts w:ascii="Poppins" w:hAnsi="Poppins" w:cs="Poppins"/>
+                <w:bCs/>
+                <w:sz w:val="24"/>
+                <w:szCs w:val="24"/>
+              </w:rPr>
+              <w:t>$0,00</w:t>
+            </w:r>
+          </w:p>
+        </w:tc>
+      </w:tr>
+      <w:tr>
+        <w:tc>
+          <w:tcPr>
+            <w:tcW w:w="4247" w:type="dxa"/>
+          </w:tcPr>
+          <w:p>
+            <w:pPr>
+              <w:jc w:val="both"/>
+              <w:rPr>
+                <w:rFonts w:ascii="Poppins" w:hAnsi="Poppins" w:cs="Poppins"/>
+                <w:bCs/>
+                <w:sz w:val="24"/>
+                <w:szCs w:val="24"/>
+              </w:rPr>
+            </w:pPr>
+            <w:r>
+              <w:rPr>
+                <w:rFonts w:ascii="Poppins" w:hAnsi="Poppins" w:cs="Poppins"/>
+                <w:bCs/>
+                <w:sz w:val="24"/>
+                <w:szCs w:val="24"/>
+              </w:rPr>
+              <w:t xml:space="preserve">ChatGPT for Word (plan gratuito)</w:t>
+            </w:r>
+          </w:p>
+        </w:tc>
+        <w:tc>
+          <w:tcPr>
+            <w:tcW w:w="4247" w:type="dxa"/>
+          </w:tcPr>
+          <w:p>
+            <w:pPr>
+              <w:jc w:val="center"/>
+              <w:rPr>
+                <w:rFonts w:ascii="Poppins" w:hAnsi="Poppins" w:cs="Poppins"/>
+                <w:bCs/>
+                <w:sz w:val="24"/>
+                <w:szCs w:val="24"/>
+              </w:rPr>
+            </w:pPr>
+            <w:r>
+              <w:rPr>
+                <w:rFonts w:ascii="Poppins" w:hAnsi="Poppins" w:cs="Poppins"/>
+                <w:bCs/>
+                <w:sz w:val="24"/>
+                <w:szCs w:val="24"/>
+              </w:rPr>
+              <w:t xml:space="preserve">$0,00</w:t>
+            </w:r>
+          </w:p>
+        </w:tc>
+      </w:tr>
+      <w:tr>
+        <w:tc>
+          <w:tcPr>
+            <w:tcW w:w="4247" w:type="dxa"/>
+          </w:tcPr>
+          <w:p>
+            <w:pPr>
+              <w:jc w:val="both"/>
+              <w:rPr>
+                <w:rFonts w:ascii="Poppins" w:hAnsi="Poppins" w:cs="Poppins"/>
+                <w:bCs/>
+                <w:sz w:val="24"/>
+                <w:szCs w:val="24"/>
+              </w:rPr>
+            </w:pPr>
+            <w:r>
+              <w:rPr>
+                <w:rFonts w:ascii="Poppins" w:hAnsi="Poppins" w:cs="Poppins"/>
+                <w:bCs/>
+                <w:sz w:val="24"/>
+                <w:szCs w:val="24"/>
+              </w:rPr>
+              <w:t xml:space="preserve">Microsoft Office Home 2024 (pago único)</w:t>
+            </w:r>
+          </w:p>
+        </w:tc>
+        <w:tc>
+          <w:tcPr>
+            <w:tcW w:w="4247" w:type="dxa"/>
+          </w:tcPr>
+          <w:p>
+            <w:pPr>
+              <w:jc w:val="center"/>
+              <w:rPr>
+                <w:rFonts w:ascii="Poppins" w:hAnsi="Poppins" w:cs="Poppins"/>
+                <w:bCs/>
+                <w:sz w:val="24"/>
+                <w:szCs w:val="24"/>
+              </w:rPr>
+            </w:pPr>
+            <w:r>
+              <w:rPr>
+                <w:rFonts w:ascii="Poppins" w:hAnsi="Poppins" w:cs="Poppins"/>
+                <w:bCs/>
+                <w:sz w:val="24"/>
+                <w:szCs w:val="24"/>
+              </w:rPr>
+              <w:t xml:space="preserve">$179,99</w:t>
+            </w:r>
+          </w:p>
+        </w:tc>
+      </w:tr>
+      <w:tr>
+        <w:tc>
+          <w:tcPr>
+            <w:tcW w:w="4247" w:type="dxa"/>
+          </w:tcPr>
+          <w:p>
+            <w:pPr>
+              <w:jc w:val="both"/>
+              <w:rPr>
+                <w:rFonts w:ascii="Poppins" w:hAnsi="Poppins" w:cs="Poppins"/>
+                <w:bCs/>
+                <w:sz w:val="24"/>
+                <w:szCs w:val="24"/>
+              </w:rPr>
+            </w:pPr>
+            <w:r>
+              <w:rPr>
+                <w:rFonts w:ascii="Poppins" w:hAnsi="Poppins" w:cs="Poppins"/>
+                <w:bCs/>
+                <w:sz w:val="24"/>
+                <w:szCs w:val="24"/>
+              </w:rPr>
+              <w:t xml:space="preserve">Horas/Hombre (718 h × $5,93)</w:t>
+            </w:r>
+          </w:p>
+        </w:tc>
+        <w:tc>
+          <w:tcPr>
+            <w:tcW w:w="4247" w:type="dxa"/>
+          </w:tcPr>
+          <w:p>
+            <w:pPr>
+              <w:jc w:val="center"/>
+              <w:rPr>
+                <w:rFonts w:ascii="Poppins" w:hAnsi="Poppins" w:cs="Poppins"/>
+                <w:bCs/>
+                <w:sz w:val="24"/>
+                <w:szCs w:val="24"/>
+              </w:rPr>
+            </w:pPr>
+            <w:r>
+              <w:rPr>
+                <w:rFonts w:ascii="Poppins" w:hAnsi="Poppins" w:cs="Poppins"/>
+                <w:bCs/>
+                <w:sz w:val="24"/>
+                <w:szCs w:val="24"/>
+              </w:rPr>
+              <w:t xml:space="preserve">$4.257,74</w:t>
+            </w:r>
+          </w:p>
+        </w:tc>
+      </w:tr>
+      <w:tr>
+        <w:tc>
+          <w:tcPr>
+            <w:tcW w:w="4247" w:type="dxa"/>
+          </w:tcPr>
+          <w:p>
+            <w:pPr>
+              <w:jc w:val="right"/>
+              <w:rPr>
+                <w:rFonts w:ascii="Poppins" w:hAnsi="Poppins" w:cs="Poppins"/>
+                <w:b/>
+                <w:sz w:val="24"/>
+                <w:szCs w:val="24"/>
+              </w:rPr>
+            </w:pPr>
+            <w:r>
+              <w:rPr>
+                <w:rFonts w:ascii="Poppins" w:hAnsi="Poppins" w:cs="Poppins"/>
+                <w:b/>
+                <w:sz w:val="24"/>
+                <w:szCs w:val="24"/>
+              </w:rPr>
+              <w:t>TOTAL:</w:t>
+            </w:r>
+          </w:p>
+        </w:tc>
+        <w:tc>
+          <w:tcPr>
+            <w:tcW w:w="4247" w:type="dxa"/>
+          </w:tcPr>
+          <w:p>
+            <w:pPr>
+              <w:jc w:val="center"/>
+              <w:rPr>
+                <w:rFonts w:ascii="Poppins" w:hAnsi="Poppins" w:cs="Poppins"/>
+                <w:b/>
+                <w:sz w:val="24"/>
+                <w:szCs w:val="24"/>
+              </w:rPr>
+            </w:pPr>
+            <w:r>
+              <w:rPr>
+                <w:rFonts w:ascii="Poppins" w:hAnsi="Poppins" w:cs="Poppins"/>
+                <w:b/>
+                <w:sz w:val="24"/>
+                <w:szCs w:val="24"/>
+              </w:rPr>
+              <w:t xml:space="preserve">$4.437,73</w:t>
+            </w:r>
+          </w:p>
+        </w:tc>
+      </w:tr>
+      <w:tr>
+        <w:tc>
+          <w:tcPr>
+            <w:tcW w:w="8494" w:type="dxa"/>
+            <w:gridSpan w:val="2"/>
+            <w:shd w:val="clear" w:color="auto" w:fill="9900FF"/>
+          </w:tcPr>
+          <w:p>
+            <w:pPr>
+              <w:jc w:val="center"/>
+              <w:rPr>
+                <w:rFonts w:ascii="Poppins" w:hAnsi="Poppins" w:cs="Poppins"/>
+                <w:b/>
+                <w:sz w:val="24"/>
+                <w:szCs w:val="24"/>
+              </w:rPr>
+            </w:pPr>
+          </w:p>
+          <w:p>
+            <w:pPr>
+              <w:jc w:val="center"/>
+              <w:rPr>
+                <w:rFonts w:ascii="Poppins" w:hAnsi="Poppins" w:cs="Poppins"/>
+                <w:b/>
+                <w:color w:val="FFFFFF" w:themeColor="background1"/>
+                <w:sz w:val="24"/>
+                <w:szCs w:val="24"/>
+              </w:rPr>
+            </w:pPr>
+            <w:r>
+              <w:rPr>
+                <w:rFonts w:ascii="Poppins" w:hAnsi="Poppins" w:cs="Poppins"/>
+                <w:b/>
+                <w:color w:val="FFFFFF" w:themeColor="background1"/>
+                <w:sz w:val="24"/>
+                <w:szCs w:val="24"/>
+              </w:rPr>
+              <w:t xml:space="preserve">Estructura de Costos para el Mantenimiento (medido </w:t>
+            </w:r>
+            <w:r>
+              <w:rPr>
+                <w:rFonts w:ascii="Poppins" w:hAnsi="Poppins" w:cs="Poppins"/>
+                <w:b/>
+                <w:color w:val="FFFFFF" w:themeColor="background1"/>
+                <w:sz w:val="24"/>
+                <w:szCs w:val="24"/>
+              </w:rPr>
+              <w:t>en un</w:t>
+            </w:r>
+            <w:r>
+              <w:rPr>
+                <w:rFonts w:ascii="Poppins" w:hAnsi="Poppins" w:cs="Poppins"/>
+                <w:b/>
+                <w:color w:val="FFFFFF" w:themeColor="background1"/>
+                <w:sz w:val="24"/>
+                <w:szCs w:val="24"/>
+              </w:rPr>
+              <w:t xml:space="preserve"> </w:t>
+            </w:r>
+            <w:r>
+              <w:rPr>
+                <w:rFonts w:ascii="Poppins" w:hAnsi="Poppins" w:cs="Poppins"/>
+                <w:b/>
+                <w:color w:val="FFFFFF" w:themeColor="background1"/>
+                <w:sz w:val="24"/>
+                <w:szCs w:val="24"/>
+              </w:rPr>
+              <w:t>trimestre</w:t>
+            </w:r>
+            <w:r>
+              <w:rPr>
+                <w:rFonts w:ascii="Poppins" w:hAnsi="Poppins" w:cs="Poppins"/>
+                <w:b/>
+                <w:color w:val="FFFFFF" w:themeColor="background1"/>
+                <w:sz w:val="24"/>
+                <w:szCs w:val="24"/>
+              </w:rPr>
+              <w:t>)</w:t>
+            </w:r>
+          </w:p>
+          <w:p>
+            <w:pPr>
+              <w:jc w:val="center"/>
+              <w:rPr>
+                <w:rFonts w:ascii="Poppins" w:hAnsi="Poppins" w:cs="Poppins"/>
+                <w:b/>
+                <w:sz w:val="24"/>
+                <w:szCs w:val="24"/>
+              </w:rPr>
+            </w:pPr>
+          </w:p>
+        </w:tc>
+      </w:tr>
+      <w:tr>
+        <w:tc>
+          <w:tcPr>
+            <w:tcW w:w="4247" w:type="dxa"/>
+          </w:tcPr>
+          <w:p>
+            <w:pPr>
+              <w:rPr>
+                <w:rFonts w:ascii="Poppins" w:hAnsi="Poppins" w:cs="Poppins"/>
+                <w:bCs/>
+                <w:sz w:val="24"/>
+                <w:szCs w:val="24"/>
+              </w:rPr>
+            </w:pPr>
+            <w:r>
+              <w:rPr>
+                <w:rFonts w:ascii="Poppins" w:hAnsi="Poppins" w:cs="Poppins"/>
+                <w:bCs/>
+                <w:sz w:val="24"/>
+                <w:szCs w:val="24"/>
+              </w:rPr>
+              <w:t>LinkedIn</w:t>
+            </w:r>
+          </w:p>
+        </w:tc>
+        <w:tc>
+          <w:tcPr>
+            <w:tcW w:w="4247" w:type="dxa"/>
+          </w:tcPr>
+          <w:p>
+            <w:pPr>
+              <w:jc w:val="center"/>
+              <w:rPr>
+                <w:rFonts w:ascii="Poppins" w:hAnsi="Poppins" w:cs="Poppins"/>
+                <w:bCs/>
+                <w:sz w:val="24"/>
+                <w:szCs w:val="24"/>
+              </w:rPr>
+            </w:pPr>
+            <w:r>
+              <w:rPr>
+                <w:rFonts w:ascii="Poppins" w:hAnsi="Poppins" w:cs="Poppins"/>
+                <w:bCs/>
+                <w:sz w:val="24"/>
+                <w:szCs w:val="24"/>
+              </w:rPr>
+              <w:t>$0,00</w:t>
+            </w:r>
+          </w:p>
+        </w:tc>
+      </w:tr>
+      <w:tr>
+        <w:tc>
+          <w:tcPr>
+            <w:tcW w:w="4247" w:type="dxa"/>
+          </w:tcPr>
+          <w:p>
+            <w:pPr>
+              <w:rPr>
+                <w:rFonts w:ascii="Poppins" w:hAnsi="Poppins" w:cs="Poppins"/>
+                <w:bCs/>
+                <w:sz w:val="24"/>
+                <w:szCs w:val="24"/>
+              </w:rPr>
+            </w:pPr>
+            <w:r>
+              <w:rPr>
+                <w:rFonts w:ascii="Poppins" w:hAnsi="Poppins" w:cs="Poppins"/>
+                <w:bCs/>
+                <w:sz w:val="24"/>
+                <w:szCs w:val="24"/>
+              </w:rPr>
+              <w:t xml:space="preserve">ChatGPT for Word (plan gratuito)</w:t>
+            </w:r>
+          </w:p>
+        </w:tc>
+        <w:tc>
+          <w:tcPr>
+            <w:tcW w:w="4247" w:type="dxa"/>
+          </w:tcPr>
+          <w:p>
+            <w:pPr>
+              <w:jc w:val="center"/>
+              <w:rPr>
+                <w:rFonts w:ascii="Poppins" w:hAnsi="Poppins" w:cs="Poppins"/>
+                <w:bCs/>
+                <w:sz w:val="24"/>
+                <w:szCs w:val="24"/>
+              </w:rPr>
+            </w:pPr>
+            <w:r>
+              <w:rPr>
+                <w:rFonts w:ascii="Poppins" w:hAnsi="Poppins" w:cs="Poppins"/>
+                <w:bCs/>
+                <w:sz w:val="24"/>
+                <w:szCs w:val="24"/>
+              </w:rPr>
+              <w:t xml:space="preserve">$0,00</w:t>
+            </w:r>
+          </w:p>
+        </w:tc>
+      </w:tr>
+      <w:tr>
+        <w:tc>
+          <w:tcPr>
+            <w:tcW w:w="4247" w:type="dxa"/>
+          </w:tcPr>
+          <w:p>
+            <w:pPr>
+              <w:rPr>
+                <w:rFonts w:ascii="Poppins" w:hAnsi="Poppins" w:cs="Poppins"/>
+                <w:bCs/>
+                <w:sz w:val="24"/>
+                <w:szCs w:val="24"/>
+                <w:u w:val="single"/>
+              </w:rPr>
+            </w:pPr>
+            <w:r>
+              <w:rPr>
+                <w:rFonts w:ascii="Poppins" w:hAnsi="Poppins" w:cs="Poppins"/>
+                <w:bCs/>
+                <w:sz w:val="24"/>
+                <w:szCs w:val="24"/>
+              </w:rPr>
+              <w:t>Dos Horas de Mantenimiento Mensual</w:t>
+            </w:r>
+          </w:p>
+        </w:tc>
+        <w:tc>
+          <w:tcPr>
+            <w:tcW w:w="4247" w:type="dxa"/>
+          </w:tcPr>
+          <w:p>
+            <w:pPr>
+              <w:jc w:val="center"/>
+              <w:rPr>
+                <w:rFonts w:ascii="Poppins" w:hAnsi="Poppins" w:cs="Poppins"/>
+                <w:bCs/>
+                <w:sz w:val="24"/>
+                <w:szCs w:val="24"/>
+              </w:rPr>
+            </w:pPr>
+            <w:r>
+              <w:rPr>
+                <w:rFonts w:ascii="Poppins" w:hAnsi="Poppins" w:cs="Poppins"/>
+                <w:bCs/>
+                <w:sz w:val="24"/>
+                <w:szCs w:val="24"/>
+              </w:rPr>
+              <w:t>$</w:t>
+            </w:r>
+            <w:r>
+              <w:rPr>
+                <w:rFonts w:ascii="Poppins" w:hAnsi="Poppins" w:cs="Poppins"/>
+                <w:bCs/>
+                <w:sz w:val="24"/>
+                <w:szCs w:val="24"/>
+              </w:rPr>
+              <w:t>35,58</w:t>
+            </w:r>
+          </w:p>
+        </w:tc>
+      </w:tr>
+      <w:tr>
+        <w:tc>
+          <w:tcPr>
+            <w:tcW w:w="4247" w:type="dxa"/>
+          </w:tcPr>
+          <w:p>
+            <w:pPr>
+              <w:jc w:val="right"/>
+              <w:rPr>
+                <w:rFonts w:ascii="Poppins" w:hAnsi="Poppins" w:cs="Poppins"/>
+                <w:b/>
+                <w:sz w:val="24"/>
+                <w:szCs w:val="24"/>
+              </w:rPr>
+            </w:pPr>
+            <w:r>
+              <w:rPr>
+                <w:rFonts w:ascii="Poppins" w:hAnsi="Poppins" w:cs="Poppins"/>
+                <w:b/>
+                <w:sz w:val="24"/>
+                <w:szCs w:val="24"/>
+              </w:rPr>
+              <w:t>TOTAL:</w:t>
+            </w:r>
+          </w:p>
+        </w:tc>
+        <w:tc>
+          <w:tcPr>
+            <w:tcW w:w="4247" w:type="dxa"/>
+          </w:tcPr>
+          <w:p>
+            <w:pPr>
+              <w:jc w:val="center"/>
+              <w:rPr>
+                <w:rFonts w:ascii="Poppins" w:hAnsi="Poppins" w:cs="Poppins"/>
+                <w:b/>
+                <w:sz w:val="24"/>
+                <w:szCs w:val="24"/>
+              </w:rPr>
+            </w:pPr>
+            <w:r>
+              <w:rPr>
+                <w:rFonts w:ascii="Poppins" w:hAnsi="Poppins" w:cs="Poppins"/>
+                <w:b/>
+                <w:sz w:val="24"/>
+                <w:szCs w:val="24"/>
+              </w:rPr>
+              <w:t xml:space="preserve">$35,58</w:t>
+            </w:r>
+          </w:p>
+        </w:tc>
+      </w:tr>
+    </w:tbl>
+    <w:p>
+      <w:pPr>
+        <w:rPr>
+          <w:rFonts w:ascii="Montserrat" w:hAnsi="Montserrat" w:cs="Poppins"/>
+          <w:b/>
+          <w:sz w:val="24"/>
+          <w:szCs w:val="24"/>
+        </w:rPr>
+      </w:pPr>
+    </w:p>
+    <w:p>
+      <w:pPr>
+        <w:pageBreakBefore/>
+        <w:jc w:val="center"/>
+        <w:rPr>
+          <w:rFonts w:ascii="Libre Baskerville" w:hAnsi="Libre Baskerville" w:cs="Poppins"/>
+          <w:b/>
+          <w:sz w:val="28"/>
+          <w:szCs w:val="28"/>
+        </w:rPr>
+      </w:pPr>
+      <w:r>
+        <w:rPr>
+          <w:rFonts w:ascii="Libre Baskerville" w:hAnsi="Libre Baskerville" w:cs="Poppins"/>
+          <w:b/>
+          <w:sz w:val="28"/>
+          <w:szCs w:val="28"/>
+        </w:rPr>
+        <w:t xml:space="preserve">ANEXO 1</w:t>
       </w:r>
     </w:p>
     <w:p>
@@ -6937,25 +12073,7 @@
     </w:p>
     <w:p>
       <w:pPr>
-        <w:rPr>
-          <w:rFonts w:ascii="Libre Baskerville" w:hAnsi="Libre Baskerville" w:cs="Poppins"/>
-          <w:bCs/>
-          <w:sz w:val="24"/>
-          <w:szCs w:val="24"/>
-        </w:rPr>
-      </w:pPr>
-      <w:r>
-        <w:rPr>
-          <w:rFonts w:ascii="Libre Baskerville" w:hAnsi="Libre Baskerville" w:cs="Poppins"/>
-          <w:bCs/>
-          <w:sz w:val="24"/>
-          <w:szCs w:val="24"/>
-        </w:rPr>
-        <w:br w:type="page"/>
-      </w:r>
-    </w:p>
-    <w:p>
-      <w:pPr>
+        <w:pageBreakBefore/>
         <w:jc w:val="center"/>
         <w:rPr>
           <w:rFonts w:ascii="Libre Baskerville" w:hAnsi="Libre Baskerville" w:cs="Poppins"/>
@@ -6971,17 +12089,7 @@
           <w:sz w:val="28"/>
           <w:szCs w:val="28"/>
         </w:rPr>
-        <w:lastRenderedPageBreak/>
-        <w:t xml:space="preserve">APÉNDICE </w:t>
-      </w:r>
-      <w:r>
-        <w:rPr>
-          <w:rFonts w:ascii="Libre Baskerville" w:hAnsi="Libre Baskerville" w:cs="Poppins"/>
-          <w:b/>
-          <w:sz w:val="28"/>
-          <w:szCs w:val="28"/>
-        </w:rPr>
-        <w:t>B</w:t>
+        <w:t xml:space="preserve">ANEXO 2</w:t>
       </w:r>
     </w:p>
     <w:p>
@@ -8647,794 +13755,6 @@
         <w:rPr>
           <w:rFonts w:ascii="Libre Baskerville" w:hAnsi="Libre Baskerville" w:cs="Poppins"/>
           <w:bCs/>
-          <w:sz w:val="24"/>
-          <w:szCs w:val="24"/>
-        </w:rPr>
-      </w:pPr>
-    </w:p>
-    <w:p>
-      <w:pPr>
-        <w:rPr>
-          <w:rFonts w:ascii="Libre Baskerville" w:hAnsi="Libre Baskerville" w:cs="Poppins"/>
-          <w:bCs/>
-          <w:sz w:val="24"/>
-          <w:szCs w:val="24"/>
-        </w:rPr>
-      </w:pPr>
-      <w:r>
-        <w:rPr>
-          <w:rFonts w:ascii="Libre Baskerville" w:hAnsi="Libre Baskerville" w:cs="Poppins"/>
-          <w:bCs/>
-          <w:sz w:val="24"/>
-          <w:szCs w:val="24"/>
-        </w:rPr>
-        <w:br w:type="page"/>
-      </w:r>
-    </w:p>
-    <w:p>
-      <w:pPr>
-        <w:jc w:val="center"/>
-        <w:rPr>
-          <w:rFonts w:ascii="Libre Baskerville" w:hAnsi="Libre Baskerville" w:cs="Poppins"/>
-          <w:b/>
-          <w:sz w:val="28"/>
-          <w:szCs w:val="28"/>
-        </w:rPr>
-      </w:pPr>
-      <w:r>
-        <w:rPr>
-          <w:rFonts w:ascii="Libre Baskerville" w:hAnsi="Libre Baskerville" w:cs="Poppins"/>
-          <w:b/>
-          <w:sz w:val="28"/>
-          <w:szCs w:val="28"/>
-        </w:rPr>
-        <w:lastRenderedPageBreak/>
-        <w:t>APÉNDICE C</w:t>
-      </w:r>
-    </w:p>
-    <w:p>
-      <w:pPr>
-        <w:jc w:val="center"/>
-        <w:rPr>
-          <w:rFonts w:ascii="Montserrat" w:hAnsi="Montserrat" w:cs="Poppins"/>
-          <w:b/>
-          <w:sz w:val="24"/>
-          <w:szCs w:val="24"/>
-        </w:rPr>
-      </w:pPr>
-      <w:r>
-        <w:rPr>
-          <w:rFonts w:ascii="Montserrat" w:hAnsi="Montserrat" w:cs="Poppins"/>
-          <w:b/>
-          <w:sz w:val="24"/>
-          <w:szCs w:val="24"/>
-        </w:rPr>
-        <w:t>ESTRUCTURA DE COSTOS</w:t>
-      </w:r>
-    </w:p>
-    <w:tbl>
-      <w:tblPr>
-        <w:tblStyle w:val="Tablaconcuadrcula"/>
-        <w:tblW w:w="0" w:type="auto"/>
-        <w:tblLook w:val="04A0" w:firstRow="1" w:lastRow="0" w:firstColumn="1" w:lastColumn="0" w:noHBand="0" w:noVBand="1"/>
-      </w:tblPr>
-      <w:tblGrid>
-        <w:gridCol w:w="4247"/>
-        <w:gridCol w:w="4247"/>
-      </w:tblGrid>
-      <w:tr>
-        <w:tc>
-          <w:tcPr>
-            <w:tcW w:w="8494" w:type="dxa"/>
-            <w:gridSpan w:val="2"/>
-            <w:shd w:val="clear" w:color="auto" w:fill="9900FF"/>
-          </w:tcPr>
-          <w:p>
-            <w:pPr>
-              <w:jc w:val="center"/>
-              <w:rPr>
-                <w:rFonts w:ascii="Montserrat" w:hAnsi="Montserrat" w:cs="Poppins"/>
-                <w:b/>
-                <w:color w:val="FFFFFF" w:themeColor="background1"/>
-                <w:sz w:val="24"/>
-                <w:szCs w:val="24"/>
-              </w:rPr>
-            </w:pPr>
-          </w:p>
-          <w:p>
-            <w:pPr>
-              <w:jc w:val="center"/>
-              <w:rPr>
-                <w:rFonts w:ascii="Montserrat" w:hAnsi="Montserrat" w:cs="Poppins"/>
-                <w:b/>
-                <w:color w:val="FFFFFF" w:themeColor="background1"/>
-                <w:sz w:val="24"/>
-                <w:szCs w:val="24"/>
-              </w:rPr>
-            </w:pPr>
-            <w:r>
-              <w:rPr>
-                <w:rFonts w:ascii="Montserrat" w:hAnsi="Montserrat" w:cs="Poppins"/>
-                <w:b/>
-                <w:color w:val="FFFFFF" w:themeColor="background1"/>
-                <w:sz w:val="24"/>
-                <w:szCs w:val="24"/>
-              </w:rPr>
-              <w:t>Estructura de Costos para el Desarrollo</w:t>
-            </w:r>
-          </w:p>
-          <w:p>
-            <w:pPr>
-              <w:jc w:val="center"/>
-              <w:rPr>
-                <w:rFonts w:ascii="Montserrat" w:hAnsi="Montserrat" w:cs="Poppins"/>
-                <w:b/>
-                <w:sz w:val="24"/>
-                <w:szCs w:val="24"/>
-              </w:rPr>
-            </w:pPr>
-          </w:p>
-        </w:tc>
-      </w:tr>
-      <w:tr>
-        <w:tc>
-          <w:tcPr>
-            <w:tcW w:w="4247" w:type="dxa"/>
-          </w:tcPr>
-          <w:p>
-            <w:pPr>
-              <w:jc w:val="center"/>
-              <w:rPr>
-                <w:rFonts w:ascii="Poppins" w:hAnsi="Poppins" w:cs="Poppins"/>
-                <w:b/>
-                <w:sz w:val="24"/>
-                <w:szCs w:val="24"/>
-              </w:rPr>
-            </w:pPr>
-          </w:p>
-          <w:p>
-            <w:pPr>
-              <w:jc w:val="center"/>
-              <w:rPr>
-                <w:rFonts w:ascii="Poppins" w:hAnsi="Poppins" w:cs="Poppins"/>
-                <w:b/>
-                <w:sz w:val="24"/>
-                <w:szCs w:val="24"/>
-              </w:rPr>
-            </w:pPr>
-            <w:r>
-              <w:rPr>
-                <w:rFonts w:ascii="Poppins" w:hAnsi="Poppins" w:cs="Poppins"/>
-                <w:b/>
-                <w:sz w:val="24"/>
-                <w:szCs w:val="24"/>
-              </w:rPr>
-              <w:t>ACTIVIDAD</w:t>
-            </w:r>
-          </w:p>
-          <w:p>
-            <w:pPr>
-              <w:jc w:val="center"/>
-              <w:rPr>
-                <w:rFonts w:ascii="Poppins" w:hAnsi="Poppins" w:cs="Poppins"/>
-                <w:b/>
-                <w:sz w:val="24"/>
-                <w:szCs w:val="24"/>
-              </w:rPr>
-            </w:pPr>
-          </w:p>
-        </w:tc>
-        <w:tc>
-          <w:tcPr>
-            <w:tcW w:w="4247" w:type="dxa"/>
-          </w:tcPr>
-          <w:p>
-            <w:pPr>
-              <w:jc w:val="center"/>
-              <w:rPr>
-                <w:rFonts w:ascii="Montserrat" w:hAnsi="Montserrat" w:cs="Poppins"/>
-                <w:b/>
-                <w:sz w:val="24"/>
-                <w:szCs w:val="24"/>
-              </w:rPr>
-            </w:pPr>
-          </w:p>
-          <w:p>
-            <w:pPr>
-              <w:jc w:val="center"/>
-              <w:rPr>
-                <w:rFonts w:ascii="Poppins" w:hAnsi="Poppins" w:cs="Poppins"/>
-                <w:b/>
-                <w:sz w:val="24"/>
-                <w:szCs w:val="24"/>
-              </w:rPr>
-            </w:pPr>
-            <w:r>
-              <w:rPr>
-                <w:rFonts w:ascii="Poppins" w:hAnsi="Poppins" w:cs="Poppins"/>
-                <w:b/>
-                <w:sz w:val="24"/>
-                <w:szCs w:val="24"/>
-              </w:rPr>
-              <w:t>COSTO</w:t>
-            </w:r>
-          </w:p>
-        </w:tc>
-      </w:tr>
-      <w:tr>
-        <w:tc>
-          <w:tcPr>
-            <w:tcW w:w="4247" w:type="dxa"/>
-          </w:tcPr>
-          <w:p>
-            <w:pPr>
-              <w:jc w:val="both"/>
-              <w:rPr>
-                <w:rFonts w:ascii="Poppins" w:hAnsi="Poppins" w:cs="Poppins"/>
-                <w:bCs/>
-                <w:sz w:val="24"/>
-                <w:szCs w:val="24"/>
-              </w:rPr>
-            </w:pPr>
-            <w:r>
-              <w:rPr>
-                <w:rFonts w:ascii="Poppins" w:hAnsi="Poppins" w:cs="Poppins"/>
-                <w:bCs/>
-                <w:sz w:val="24"/>
-                <w:szCs w:val="24"/>
-              </w:rPr>
-              <w:t>LinkedIn</w:t>
-            </w:r>
-          </w:p>
-        </w:tc>
-        <w:tc>
-          <w:tcPr>
-            <w:tcW w:w="4247" w:type="dxa"/>
-          </w:tcPr>
-          <w:p>
-            <w:pPr>
-              <w:jc w:val="center"/>
-              <w:rPr>
-                <w:rFonts w:ascii="Poppins" w:hAnsi="Poppins" w:cs="Poppins"/>
-                <w:bCs/>
-                <w:sz w:val="24"/>
-                <w:szCs w:val="24"/>
-              </w:rPr>
-            </w:pPr>
-            <w:r>
-              <w:rPr>
-                <w:rFonts w:ascii="Poppins" w:hAnsi="Poppins" w:cs="Poppins"/>
-                <w:bCs/>
-                <w:sz w:val="24"/>
-                <w:szCs w:val="24"/>
-              </w:rPr>
-              <w:t>$0,00</w:t>
-            </w:r>
-          </w:p>
-        </w:tc>
-      </w:tr>
-      <w:tr>
-        <w:tc>
-          <w:tcPr>
-            <w:tcW w:w="4247" w:type="dxa"/>
-          </w:tcPr>
-          <w:p>
-            <w:pPr>
-              <w:jc w:val="both"/>
-              <w:rPr>
-                <w:rFonts w:ascii="Poppins" w:hAnsi="Poppins" w:cs="Poppins"/>
-                <w:bCs/>
-                <w:sz w:val="24"/>
-                <w:szCs w:val="24"/>
-              </w:rPr>
-            </w:pPr>
-            <w:r>
-              <w:rPr>
-                <w:rFonts w:ascii="Poppins" w:hAnsi="Poppins" w:cs="Poppins"/>
-                <w:bCs/>
-                <w:sz w:val="24"/>
-                <w:szCs w:val="24"/>
-              </w:rPr>
-              <w:t xml:space="preserve">ChatGPT for Word (plan gratuito)</w:t>
-            </w:r>
-          </w:p>
-        </w:tc>
-        <w:tc>
-          <w:tcPr>
-            <w:tcW w:w="4247" w:type="dxa"/>
-          </w:tcPr>
-          <w:p>
-            <w:pPr>
-              <w:jc w:val="center"/>
-              <w:rPr>
-                <w:rFonts w:ascii="Poppins" w:hAnsi="Poppins" w:cs="Poppins"/>
-                <w:bCs/>
-                <w:sz w:val="24"/>
-                <w:szCs w:val="24"/>
-              </w:rPr>
-            </w:pPr>
-            <w:r>
-              <w:rPr>
-                <w:rFonts w:ascii="Poppins" w:hAnsi="Poppins" w:cs="Poppins"/>
-                <w:bCs/>
-                <w:sz w:val="24"/>
-                <w:szCs w:val="24"/>
-              </w:rPr>
-              <w:t xml:space="preserve">$0,00</w:t>
-            </w:r>
-          </w:p>
-        </w:tc>
-      </w:tr>
-      <w:tr>
-        <w:tc>
-          <w:tcPr>
-            <w:tcW w:w="4247" w:type="dxa"/>
-          </w:tcPr>
-          <w:p>
-            <w:pPr>
-              <w:jc w:val="both"/>
-              <w:rPr>
-                <w:rFonts w:ascii="Poppins" w:hAnsi="Poppins" w:cs="Poppins"/>
-                <w:bCs/>
-                <w:sz w:val="24"/>
-                <w:szCs w:val="24"/>
-              </w:rPr>
-            </w:pPr>
-            <w:r>
-              <w:rPr>
-                <w:rFonts w:ascii="Poppins" w:hAnsi="Poppins" w:cs="Poppins"/>
-                <w:bCs/>
-                <w:sz w:val="24"/>
-                <w:szCs w:val="24"/>
-              </w:rPr>
-              <w:t xml:space="preserve">Microsoft Office Home 2024 (pago único)</w:t>
-            </w:r>
-          </w:p>
-        </w:tc>
-        <w:tc>
-          <w:tcPr>
-            <w:tcW w:w="4247" w:type="dxa"/>
-          </w:tcPr>
-          <w:p>
-            <w:pPr>
-              <w:jc w:val="center"/>
-              <w:rPr>
-                <w:rFonts w:ascii="Poppins" w:hAnsi="Poppins" w:cs="Poppins"/>
-                <w:bCs/>
-                <w:sz w:val="24"/>
-                <w:szCs w:val="24"/>
-              </w:rPr>
-            </w:pPr>
-            <w:r>
-              <w:rPr>
-                <w:rFonts w:ascii="Poppins" w:hAnsi="Poppins" w:cs="Poppins"/>
-                <w:bCs/>
-                <w:sz w:val="24"/>
-                <w:szCs w:val="24"/>
-              </w:rPr>
-              <w:t xml:space="preserve">$179,99</w:t>
-            </w:r>
-          </w:p>
-        </w:tc>
-      </w:tr>
-      <w:tr>
-        <w:tc>
-          <w:tcPr>
-            <w:tcW w:w="4247" w:type="dxa"/>
-          </w:tcPr>
-          <w:p>
-            <w:pPr>
-              <w:jc w:val="both"/>
-              <w:rPr>
-                <w:rFonts w:ascii="Poppins" w:hAnsi="Poppins" w:cs="Poppins"/>
-                <w:bCs/>
-                <w:sz w:val="24"/>
-                <w:szCs w:val="24"/>
-              </w:rPr>
-            </w:pPr>
-            <w:r>
-              <w:rPr>
-                <w:rFonts w:ascii="Poppins" w:hAnsi="Poppins" w:cs="Poppins"/>
-                <w:bCs/>
-                <w:sz w:val="24"/>
-                <w:szCs w:val="24"/>
-              </w:rPr>
-              <w:t>Horas/Hombre</w:t>
-            </w:r>
-          </w:p>
-        </w:tc>
-        <w:tc>
-          <w:tcPr>
-            <w:tcW w:w="4247" w:type="dxa"/>
-          </w:tcPr>
-          <w:p>
-            <w:pPr>
-              <w:jc w:val="center"/>
-              <w:rPr>
-                <w:rFonts w:ascii="Poppins" w:hAnsi="Poppins" w:cs="Poppins"/>
-                <w:bCs/>
-                <w:sz w:val="24"/>
-                <w:szCs w:val="24"/>
-              </w:rPr>
-            </w:pPr>
-            <w:r>
-              <w:rPr>
-                <w:rFonts w:ascii="Poppins" w:hAnsi="Poppins" w:cs="Poppins"/>
-                <w:bCs/>
-                <w:sz w:val="24"/>
-                <w:szCs w:val="24"/>
-              </w:rPr>
-              <w:t>$622,65</w:t>
-            </w:r>
-          </w:p>
-        </w:tc>
-      </w:tr>
-      <w:tr>
-        <w:tc>
-          <w:tcPr>
-            <w:tcW w:w="4247" w:type="dxa"/>
-          </w:tcPr>
-          <w:p>
-            <w:pPr>
-              <w:jc w:val="right"/>
-              <w:rPr>
-                <w:rFonts w:ascii="Poppins" w:hAnsi="Poppins" w:cs="Poppins"/>
-                <w:b/>
-                <w:sz w:val="24"/>
-                <w:szCs w:val="24"/>
-              </w:rPr>
-            </w:pPr>
-            <w:r>
-              <w:rPr>
-                <w:rFonts w:ascii="Poppins" w:hAnsi="Poppins" w:cs="Poppins"/>
-                <w:b/>
-                <w:sz w:val="24"/>
-                <w:szCs w:val="24"/>
-              </w:rPr>
-              <w:t>TOTAL:</w:t>
-            </w:r>
-          </w:p>
-        </w:tc>
-        <w:tc>
-          <w:tcPr>
-            <w:tcW w:w="4247" w:type="dxa"/>
-          </w:tcPr>
-          <w:p>
-            <w:pPr>
-              <w:jc w:val="center"/>
-              <w:rPr>
-                <w:rFonts w:ascii="Poppins" w:hAnsi="Poppins" w:cs="Poppins"/>
-                <w:b/>
-                <w:sz w:val="24"/>
-                <w:szCs w:val="24"/>
-              </w:rPr>
-            </w:pPr>
-            <w:r>
-              <w:rPr>
-                <w:rFonts w:ascii="Poppins" w:hAnsi="Poppins" w:cs="Poppins"/>
-                <w:b/>
-                <w:sz w:val="24"/>
-                <w:szCs w:val="24"/>
-              </w:rPr>
-              <w:t xml:space="preserve">$802,64</w:t>
-            </w:r>
-          </w:p>
-        </w:tc>
-      </w:tr>
-      <w:tr>
-        <w:tc>
-          <w:tcPr>
-            <w:tcW w:w="8494" w:type="dxa"/>
-            <w:gridSpan w:val="2"/>
-            <w:shd w:val="clear" w:color="auto" w:fill="9900FF"/>
-          </w:tcPr>
-          <w:p>
-            <w:pPr>
-              <w:jc w:val="center"/>
-              <w:rPr>
-                <w:rFonts w:ascii="Poppins" w:hAnsi="Poppins" w:cs="Poppins"/>
-                <w:b/>
-                <w:sz w:val="24"/>
-                <w:szCs w:val="24"/>
-              </w:rPr>
-            </w:pPr>
-          </w:p>
-          <w:p>
-            <w:pPr>
-              <w:jc w:val="center"/>
-              <w:rPr>
-                <w:rFonts w:ascii="Poppins" w:hAnsi="Poppins" w:cs="Poppins"/>
-                <w:b/>
-                <w:color w:val="FFFFFF" w:themeColor="background1"/>
-                <w:sz w:val="24"/>
-                <w:szCs w:val="24"/>
-              </w:rPr>
-            </w:pPr>
-            <w:r>
-              <w:rPr>
-                <w:rFonts w:ascii="Poppins" w:hAnsi="Poppins" w:cs="Poppins"/>
-                <w:b/>
-                <w:color w:val="FFFFFF" w:themeColor="background1"/>
-                <w:sz w:val="24"/>
-                <w:szCs w:val="24"/>
-              </w:rPr>
-              <w:t xml:space="preserve">Estructura de Costos para el Mantenimiento (medido </w:t>
-            </w:r>
-            <w:r>
-              <w:rPr>
-                <w:rFonts w:ascii="Poppins" w:hAnsi="Poppins" w:cs="Poppins"/>
-                <w:b/>
-                <w:color w:val="FFFFFF" w:themeColor="background1"/>
-                <w:sz w:val="24"/>
-                <w:szCs w:val="24"/>
-              </w:rPr>
-              <w:t>en un</w:t>
-            </w:r>
-            <w:r>
-              <w:rPr>
-                <w:rFonts w:ascii="Poppins" w:hAnsi="Poppins" w:cs="Poppins"/>
-                <w:b/>
-                <w:color w:val="FFFFFF" w:themeColor="background1"/>
-                <w:sz w:val="24"/>
-                <w:szCs w:val="24"/>
-              </w:rPr>
-              <w:t xml:space="preserve"> </w:t>
-            </w:r>
-            <w:r>
-              <w:rPr>
-                <w:rFonts w:ascii="Poppins" w:hAnsi="Poppins" w:cs="Poppins"/>
-                <w:b/>
-                <w:color w:val="FFFFFF" w:themeColor="background1"/>
-                <w:sz w:val="24"/>
-                <w:szCs w:val="24"/>
-              </w:rPr>
-              <w:t>trimestre</w:t>
-            </w:r>
-            <w:r>
-              <w:rPr>
-                <w:rFonts w:ascii="Poppins" w:hAnsi="Poppins" w:cs="Poppins"/>
-                <w:b/>
-                <w:color w:val="FFFFFF" w:themeColor="background1"/>
-                <w:sz w:val="24"/>
-                <w:szCs w:val="24"/>
-              </w:rPr>
-              <w:t>)</w:t>
-            </w:r>
-          </w:p>
-          <w:p>
-            <w:pPr>
-              <w:jc w:val="center"/>
-              <w:rPr>
-                <w:rFonts w:ascii="Poppins" w:hAnsi="Poppins" w:cs="Poppins"/>
-                <w:b/>
-                <w:sz w:val="24"/>
-                <w:szCs w:val="24"/>
-              </w:rPr>
-            </w:pPr>
-          </w:p>
-        </w:tc>
-      </w:tr>
-      <w:tr>
-        <w:tc>
-          <w:tcPr>
-            <w:tcW w:w="4247" w:type="dxa"/>
-          </w:tcPr>
-          <w:p>
-            <w:pPr>
-              <w:rPr>
-                <w:rFonts w:ascii="Poppins" w:hAnsi="Poppins" w:cs="Poppins"/>
-                <w:bCs/>
-                <w:sz w:val="24"/>
-                <w:szCs w:val="24"/>
-              </w:rPr>
-            </w:pPr>
-            <w:r>
-              <w:rPr>
-                <w:rFonts w:ascii="Poppins" w:hAnsi="Poppins" w:cs="Poppins"/>
-                <w:bCs/>
-                <w:sz w:val="24"/>
-                <w:szCs w:val="24"/>
-              </w:rPr>
-              <w:t>LinkedIn</w:t>
-            </w:r>
-          </w:p>
-        </w:tc>
-        <w:tc>
-          <w:tcPr>
-            <w:tcW w:w="4247" w:type="dxa"/>
-          </w:tcPr>
-          <w:p>
-            <w:pPr>
-              <w:jc w:val="center"/>
-              <w:rPr>
-                <w:rFonts w:ascii="Poppins" w:hAnsi="Poppins" w:cs="Poppins"/>
-                <w:bCs/>
-                <w:sz w:val="24"/>
-                <w:szCs w:val="24"/>
-              </w:rPr>
-            </w:pPr>
-            <w:r>
-              <w:rPr>
-                <w:rFonts w:ascii="Poppins" w:hAnsi="Poppins" w:cs="Poppins"/>
-                <w:bCs/>
-                <w:sz w:val="24"/>
-                <w:szCs w:val="24"/>
-              </w:rPr>
-              <w:t>$0,00</w:t>
-            </w:r>
-          </w:p>
-        </w:tc>
-      </w:tr>
-      <w:tr>
-        <w:tc>
-          <w:tcPr>
-            <w:tcW w:w="4247" w:type="dxa"/>
-          </w:tcPr>
-          <w:p>
-            <w:pPr>
-              <w:rPr>
-                <w:rFonts w:ascii="Poppins" w:hAnsi="Poppins" w:cs="Poppins"/>
-                <w:bCs/>
-                <w:sz w:val="24"/>
-                <w:szCs w:val="24"/>
-              </w:rPr>
-            </w:pPr>
-            <w:r>
-              <w:rPr>
-                <w:rFonts w:ascii="Poppins" w:hAnsi="Poppins" w:cs="Poppins"/>
-                <w:bCs/>
-                <w:sz w:val="24"/>
-                <w:szCs w:val="24"/>
-              </w:rPr>
-              <w:t xml:space="preserve">ChatGPT for Word (plan gratuito)</w:t>
-            </w:r>
-          </w:p>
-        </w:tc>
-        <w:tc>
-          <w:tcPr>
-            <w:tcW w:w="4247" w:type="dxa"/>
-          </w:tcPr>
-          <w:p>
-            <w:pPr>
-              <w:jc w:val="center"/>
-              <w:rPr>
-                <w:rFonts w:ascii="Poppins" w:hAnsi="Poppins" w:cs="Poppins"/>
-                <w:bCs/>
-                <w:sz w:val="24"/>
-                <w:szCs w:val="24"/>
-              </w:rPr>
-            </w:pPr>
-            <w:r>
-              <w:rPr>
-                <w:rFonts w:ascii="Poppins" w:hAnsi="Poppins" w:cs="Poppins"/>
-                <w:bCs/>
-                <w:sz w:val="24"/>
-                <w:szCs w:val="24"/>
-              </w:rPr>
-              <w:t xml:space="preserve">$0,00</w:t>
-            </w:r>
-          </w:p>
-        </w:tc>
-      </w:tr>
-      <w:tr>
-        <w:tc>
-          <w:tcPr>
-            <w:tcW w:w="4247" w:type="dxa"/>
-          </w:tcPr>
-          <w:p>
-            <w:pPr>
-              <w:rPr>
-                <w:rFonts w:ascii="Poppins" w:hAnsi="Poppins" w:cs="Poppins"/>
-                <w:bCs/>
-                <w:sz w:val="24"/>
-                <w:szCs w:val="24"/>
-                <w:u w:val="single"/>
-              </w:rPr>
-            </w:pPr>
-            <w:r>
-              <w:rPr>
-                <w:rFonts w:ascii="Poppins" w:hAnsi="Poppins" w:cs="Poppins"/>
-                <w:bCs/>
-                <w:sz w:val="24"/>
-                <w:szCs w:val="24"/>
-              </w:rPr>
-              <w:t>Dos Horas de Mantenimiento Mensual</w:t>
-            </w:r>
-          </w:p>
-        </w:tc>
-        <w:tc>
-          <w:tcPr>
-            <w:tcW w:w="4247" w:type="dxa"/>
-          </w:tcPr>
-          <w:p>
-            <w:pPr>
-              <w:jc w:val="center"/>
-              <w:rPr>
-                <w:rFonts w:ascii="Poppins" w:hAnsi="Poppins" w:cs="Poppins"/>
-                <w:bCs/>
-                <w:sz w:val="24"/>
-                <w:szCs w:val="24"/>
-              </w:rPr>
-            </w:pPr>
-            <w:r>
-              <w:rPr>
-                <w:rFonts w:ascii="Poppins" w:hAnsi="Poppins" w:cs="Poppins"/>
-                <w:bCs/>
-                <w:sz w:val="24"/>
-                <w:szCs w:val="24"/>
-              </w:rPr>
-              <w:t>$</w:t>
-            </w:r>
-            <w:r>
-              <w:rPr>
-                <w:rFonts w:ascii="Poppins" w:hAnsi="Poppins" w:cs="Poppins"/>
-                <w:bCs/>
-                <w:sz w:val="24"/>
-                <w:szCs w:val="24"/>
-              </w:rPr>
-              <w:t>35,58</w:t>
-            </w:r>
-          </w:p>
-        </w:tc>
-      </w:tr>
-      <w:tr>
-        <w:tc>
-          <w:tcPr>
-            <w:tcW w:w="4247" w:type="dxa"/>
-          </w:tcPr>
-          <w:p>
-            <w:pPr>
-              <w:jc w:val="right"/>
-              <w:rPr>
-                <w:rFonts w:ascii="Poppins" w:hAnsi="Poppins" w:cs="Poppins"/>
-                <w:b/>
-                <w:sz w:val="24"/>
-                <w:szCs w:val="24"/>
-              </w:rPr>
-            </w:pPr>
-            <w:r>
-              <w:rPr>
-                <w:rFonts w:ascii="Poppins" w:hAnsi="Poppins" w:cs="Poppins"/>
-                <w:b/>
-                <w:sz w:val="24"/>
-                <w:szCs w:val="24"/>
-              </w:rPr>
-              <w:t>TOTAL:</w:t>
-            </w:r>
-          </w:p>
-        </w:tc>
-        <w:tc>
-          <w:tcPr>
-            <w:tcW w:w="4247" w:type="dxa"/>
-          </w:tcPr>
-          <w:p>
-            <w:pPr>
-              <w:jc w:val="center"/>
-              <w:rPr>
-                <w:rFonts w:ascii="Poppins" w:hAnsi="Poppins" w:cs="Poppins"/>
-                <w:b/>
-                <w:sz w:val="24"/>
-                <w:szCs w:val="24"/>
-              </w:rPr>
-            </w:pPr>
-            <w:r>
-              <w:rPr>
-                <w:rFonts w:ascii="Poppins" w:hAnsi="Poppins" w:cs="Poppins"/>
-                <w:b/>
-                <w:sz w:val="24"/>
-                <w:szCs w:val="24"/>
-              </w:rPr>
-              <w:t xml:space="preserve">$35,58</w:t>
-            </w:r>
-          </w:p>
-        </w:tc>
-      </w:tr>
-    </w:tbl>
-    <w:p>
-      <w:pPr>
-        <w:rPr>
-          <w:rFonts w:ascii="Montserrat" w:hAnsi="Montserrat" w:cs="Poppins"/>
-          <w:b/>
           <w:sz w:val="24"/>
           <w:szCs w:val="24"/>
         </w:rPr>

--- a/NuestrosAvances/DocumentoDeVision/Documento de Visión - ChatGPT for Word.docx
+++ b/NuestrosAvances/DocumentoDeVision/Documento de Visión - ChatGPT for Word.docx
@@ -2559,7 +2559,7 @@
                 <w:szCs w:val="28"/>
                 <w:lang w:eastAsia="es-ES"/>
               </w:rPr>
-              <w:t>16%</w:t>
+              <w:t xml:space="preserve">16%</w:t>
             </w:r>
           </w:p>
         </w:tc>
@@ -2758,7 +2758,7 @@
                 <w:szCs w:val="28"/>
                 <w:lang w:eastAsia="es-ES"/>
               </w:rPr>
-              <w:t>20%</w:t>
+              <w:t xml:space="preserve">20%</w:t>
             </w:r>
           </w:p>
         </w:tc>
@@ -2972,7 +2972,7 @@
                 <w:szCs w:val="28"/>
                 <w:lang w:eastAsia="es-ES"/>
               </w:rPr>
-              <w:t>15%</w:t>
+              <w:t xml:space="preserve">15%</w:t>
             </w:r>
           </w:p>
         </w:tc>
@@ -3172,7 +3172,7 @@
                 <w:szCs w:val="28"/>
                 <w:lang w:eastAsia="es-ES"/>
               </w:rPr>
-              <w:t>15%</w:t>
+              <w:t xml:space="preserve">15%</w:t>
             </w:r>
           </w:p>
         </w:tc>
@@ -3258,7 +3258,7 @@
                 <w:szCs w:val="20"/>
                 <w:lang w:eastAsia="es-ES"/>
               </w:rPr>
-              <w:t>Costo Total de Desarrollo (10%)</w:t>
+              <w:t xml:space="preserve">Costo Total de Desarrollo (20%)</w:t>
             </w:r>
           </w:p>
         </w:tc>
@@ -3383,7 +3383,7 @@
                 <w:szCs w:val="28"/>
                 <w:lang w:eastAsia="es-ES"/>
               </w:rPr>
-              <w:t xml:space="preserve">8%</w:t>
+              <w:t xml:space="preserve">16%</w:t>
             </w:r>
           </w:p>
         </w:tc>
@@ -3454,7 +3454,7 @@
                 <w:szCs w:val="20"/>
                 <w:lang w:eastAsia="es-ES"/>
               </w:rPr>
-              <w:t>Costo Esperado del Mantenimiento (20%)</w:t>
+              <w:t xml:space="preserve">Costo Esperado del Mantenimiento (10%)</w:t>
             </w:r>
           </w:p>
         </w:tc>
@@ -3583,7 +3583,7 @@
                 <w:szCs w:val="28"/>
                 <w:lang w:eastAsia="es-ES"/>
               </w:rPr>
-              <w:t>20%</w:t>
+              <w:t xml:space="preserve">10%</w:t>
             </w:r>
           </w:p>
         </w:tc>
@@ -3721,7 +3721,7 @@
                 <w:szCs w:val="28"/>
                 <w:lang w:eastAsia="es-ES"/>
               </w:rPr>
-              <w:t xml:space="preserve">94%</w:t>
+              <w:t xml:space="preserve">92%</w:t>
             </w:r>
           </w:p>
         </w:tc>

--- a/NuestrosAvances/DocumentoDeVision/Documento de Visión - ChatGPT for Word.docx
+++ b/NuestrosAvances/DocumentoDeVision/Documento de Visión - ChatGPT for Word.docx
@@ -10468,6 +10468,1951 @@
         </w:rPr>
       </w:pPr>
     </w:p>
+    <w:p>
+      <w:pPr>
+        <w:pageBreakBefore/>
+        <w:jc w:val="center"/>
+        <w:rPr>
+          <w:rFonts w:ascii="Libre Baskerville" w:hAnsi="Libre Baskerville" w:cs="Poppins"/>
+          <w:b/>
+          <w:sz w:val="28"/>
+          <w:szCs w:val="28"/>
+        </w:rPr>
+      </w:pPr>
+      <w:r>
+        <w:rPr>
+          <w:rFonts w:ascii="Libre Baskerville" w:hAnsi="Libre Baskerville" w:cs="Poppins"/>
+          <w:b/>
+          <w:sz w:val="28"/>
+          <w:szCs w:val="28"/>
+        </w:rPr>
+        <w:t xml:space="preserve">APÉNDICE D</w:t>
+      </w:r>
+    </w:p>
+    <w:p>
+      <w:pPr>
+        <w:jc w:val="center"/>
+        <w:rPr>
+          <w:rFonts w:ascii="Montserrat" w:hAnsi="Montserrat" w:cs="Poppins"/>
+          <w:b/>
+          <w:sz w:val="24"/>
+          <w:szCs w:val="24"/>
+        </w:rPr>
+      </w:pPr>
+      <w:r>
+        <w:rPr>
+          <w:rFonts w:ascii="Montserrat" w:hAnsi="Montserrat" w:cs="Poppins"/>
+          <w:b/>
+          <w:sz w:val="24"/>
+          <w:szCs w:val="24"/>
+        </w:rPr>
+        <w:t xml:space="preserve">DOCUMENTACIÓN DE LOS PROCESOS DE NEGOCIO A APOYAR</w:t>
+      </w:r>
+    </w:p>
+    <w:p>
+      <w:pPr>
+        <w:spacing w:before="240"/>
+        <w:jc w:val="both"/>
+        <w:rPr>
+          <w:rFonts w:ascii="Poppins" w:hAnsi="Poppins" w:cs="Poppins"/>
+          <w:sz w:val="24"/>
+          <w:szCs w:val="24"/>
+        </w:rPr>
+      </w:pPr>
+      <w:r>
+        <w:rPr>
+          <w:rFonts w:ascii="Poppins" w:hAnsi="Poppins" w:cs="Poppins"/>
+          <w:sz w:val="24"/>
+          <w:szCs w:val="24"/>
+        </w:rPr>
+        <w:t xml:space="preserve">Procesos actuales del estudiante de último año de Derecho que apoyará la solución, documentados a partir de la entrevista del 16/10/2026 [2]. Se describen como se realizan hoy, sin las aplicaciones propuestas, y se indica qué versión del flujo de valor los atiende.</w:t>
+      </w:r>
+    </w:p>
+    <w:p>
+      <w:pPr>
+        <w:spacing w:before="170"/>
+        <w:jc w:val="center"/>
+      </w:pPr>
+      <w:r>
+        <w:drawing>
+          <wp:inline xmlns:a="http://schemas.openxmlformats.org/drawingml/2006/main" xmlns:pic="http://schemas.openxmlformats.org/drawingml/2006/picture">
+            <wp:extent cx="5580000" cy="1611420"/>
+            <wp:docPr id="12" name="Picture 12"/>
+            <wp:cNvGraphicFramePr>
+              <a:graphicFrameLocks noChangeAspect="1"/>
+            </wp:cNvGraphicFramePr>
+            <a:graphic>
+              <a:graphicData uri="http://schemas.openxmlformats.org/drawingml/2006/picture">
+                <pic:pic>
+                  <pic:nvPicPr>
+                    <pic:cNvPr id="0" name="proc1.png"/>
+                    <pic:cNvPicPr/>
+                  </pic:nvPicPr>
+                  <pic:blipFill>
+                    <a:blip r:embed="rId26"/>
+                    <a:stretch>
+                      <a:fillRect/>
+                    </a:stretch>
+                  </pic:blipFill>
+                  <pic:spPr>
+                    <a:xfrm>
+                      <a:off x="0" y="0"/>
+                      <a:ext cx="5580000" cy="1611420"/>
+                    </a:xfrm>
+                    <a:prstGeom prst="rect"/>
+                  </pic:spPr>
+                </pic:pic>
+              </a:graphicData>
+            </a:graphic>
+          </wp:inline>
+        </w:drawing>
+      </w:r>
+    </w:p>
+    <w:tbl>
+      <w:tblPr>
+        <w:tblW w:w="8504" w:type="dxa"/>
+        <w:jc w:val="center"/>
+        <w:tblLayout w:type="fixed"/>
+      </w:tblPr>
+      <w:tblGrid>
+        <w:gridCol w:w="2300"/>
+        <w:gridCol w:w="6204"/>
+      </w:tblGrid>
+      <w:tr>
+        <w:trPr>
+          <w:cantSplit/>
+          <w:tblHeader/>
+        </w:trPr>
+        <w:tc>
+          <w:tcPr>
+            <w:tcW w:w="2300" w:type="dxa"/>
+            <w:tcBorders>
+              <w:top w:val="single" w:sz="4" w:space="0" w:color="000000"/>
+              <w:left w:val="single" w:sz="4" w:space="0" w:color="000000"/>
+              <w:bottom w:val="single" w:sz="4" w:space="0" w:color="000000"/>
+              <w:right w:val="single" w:sz="4" w:space="0" w:color="000000"/>
+            </w:tcBorders>
+            <w:shd w:val="clear" w:color="auto" w:fill="9900FF"/>
+            <w:tcMar>
+              <w:top w:w="30" w:type="dxa"/>
+              <w:left w:w="55" w:type="dxa"/>
+              <w:bottom w:w="30" w:type="dxa"/>
+              <w:right w:w="55" w:type="dxa"/>
+            </w:tcMar>
+            <w:vAlign w:val="center"/>
+          </w:tcPr>
+          <w:p>
+            <w:pPr>
+              <w:spacing w:before="0" w:after="0" w:line="240" w:lineRule="auto"/>
+              <w:jc w:val="center"/>
+            </w:pPr>
+            <w:r>
+              <w:rPr>
+                <w:rFonts w:ascii="Poppins" w:hAnsi="Poppins" w:cs="Poppins"/>
+                <w:b/>
+                <w:bCs/>
+                <w:color w:val="FFFFFF"/>
+                <w:sz w:val="17"/>
+                <w:szCs w:val="17"/>
+              </w:rPr>
+              <w:t xml:space="preserve">Elemento</w:t>
+            </w:r>
+          </w:p>
+        </w:tc>
+        <w:tc>
+          <w:tcPr>
+            <w:tcW w:w="6204" w:type="dxa"/>
+            <w:tcBorders>
+              <w:top w:val="single" w:sz="4" w:space="0" w:color="000000"/>
+              <w:left w:val="single" w:sz="4" w:space="0" w:color="000000"/>
+              <w:bottom w:val="single" w:sz="4" w:space="0" w:color="000000"/>
+              <w:right w:val="single" w:sz="4" w:space="0" w:color="000000"/>
+            </w:tcBorders>
+            <w:shd w:val="clear" w:color="auto" w:fill="9900FF"/>
+            <w:tcMar>
+              <w:top w:w="30" w:type="dxa"/>
+              <w:left w:w="55" w:type="dxa"/>
+              <w:bottom w:w="30" w:type="dxa"/>
+              <w:right w:w="55" w:type="dxa"/>
+            </w:tcMar>
+            <w:vAlign w:val="center"/>
+          </w:tcPr>
+          <w:p>
+            <w:pPr>
+              <w:spacing w:before="0" w:after="0" w:line="240" w:lineRule="auto"/>
+              <w:jc w:val="center"/>
+            </w:pPr>
+            <w:r>
+              <w:rPr>
+                <w:rFonts w:ascii="Poppins" w:hAnsi="Poppins" w:cs="Poppins"/>
+                <w:b/>
+                <w:bCs/>
+                <w:color w:val="FFFFFF"/>
+                <w:sz w:val="17"/>
+                <w:szCs w:val="17"/>
+              </w:rPr>
+              <w:t xml:space="preserve">Proceso 1: Coordinación de agendas y gestión de la pasantía</w:t>
+            </w:r>
+          </w:p>
+        </w:tc>
+      </w:tr>
+      <w:tr>
+        <w:trPr>
+          <w:cantSplit/>
+        </w:trPr>
+        <w:tc>
+          <w:tcPr>
+            <w:tcW w:w="2300" w:type="dxa"/>
+            <w:tcBorders>
+              <w:top w:val="single" w:sz="4" w:space="0" w:color="000000"/>
+              <w:left w:val="single" w:sz="4" w:space="0" w:color="000000"/>
+              <w:bottom w:val="single" w:sz="4" w:space="0" w:color="000000"/>
+              <w:right w:val="single" w:sz="4" w:space="0" w:color="000000"/>
+            </w:tcBorders>
+            <w:tcMar>
+              <w:top w:w="30" w:type="dxa"/>
+              <w:left w:w="55" w:type="dxa"/>
+              <w:bottom w:w="30" w:type="dxa"/>
+              <w:right w:w="55" w:type="dxa"/>
+            </w:tcMar>
+            <w:vAlign w:val="center"/>
+          </w:tcPr>
+          <w:p>
+            <w:pPr>
+              <w:spacing w:before="0" w:after="0" w:line="240" w:lineRule="auto"/>
+              <w:jc w:val="left"/>
+            </w:pPr>
+            <w:r>
+              <w:rPr>
+                <w:rFonts w:ascii="Poppins" w:hAnsi="Poppins" w:cs="Poppins"/>
+                <w:b/>
+                <w:bCs/>
+                <w:sz w:val="17"/>
+                <w:szCs w:val="17"/>
+              </w:rPr>
+              <w:t xml:space="preserve">Tipo de proceso</w:t>
+            </w:r>
+          </w:p>
+        </w:tc>
+        <w:tc>
+          <w:tcPr>
+            <w:tcW w:w="6204" w:type="dxa"/>
+            <w:tcBorders>
+              <w:top w:val="single" w:sz="4" w:space="0" w:color="000000"/>
+              <w:left w:val="single" w:sz="4" w:space="0" w:color="000000"/>
+              <w:bottom w:val="single" w:sz="4" w:space="0" w:color="000000"/>
+              <w:right w:val="single" w:sz="4" w:space="0" w:color="000000"/>
+            </w:tcBorders>
+            <w:tcMar>
+              <w:top w:w="30" w:type="dxa"/>
+              <w:left w:w="55" w:type="dxa"/>
+              <w:bottom w:w="30" w:type="dxa"/>
+              <w:right w:w="55" w:type="dxa"/>
+            </w:tcMar>
+            <w:vAlign w:val="center"/>
+          </w:tcPr>
+          <w:p>
+            <w:pPr>
+              <w:spacing w:before="0" w:after="0" w:line="240" w:lineRule="auto"/>
+              <w:jc w:val="left"/>
+            </w:pPr>
+            <w:r>
+              <w:rPr>
+                <w:rFonts w:ascii="Poppins" w:hAnsi="Poppins" w:cs="Poppins"/>
+                <w:sz w:val="17"/>
+                <w:szCs w:val="17"/>
+              </w:rPr>
+              <w:t xml:space="preserve">De apoyo (administrativo) para el estudiante.</w:t>
+            </w:r>
+          </w:p>
+        </w:tc>
+      </w:tr>
+      <w:tr>
+        <w:trPr>
+          <w:cantSplit/>
+        </w:trPr>
+        <w:tc>
+          <w:tcPr>
+            <w:tcW w:w="2300" w:type="dxa"/>
+            <w:tcBorders>
+              <w:top w:val="single" w:sz="4" w:space="0" w:color="000000"/>
+              <w:left w:val="single" w:sz="4" w:space="0" w:color="000000"/>
+              <w:bottom w:val="single" w:sz="4" w:space="0" w:color="000000"/>
+              <w:right w:val="single" w:sz="4" w:space="0" w:color="000000"/>
+            </w:tcBorders>
+            <w:tcMar>
+              <w:top w:w="30" w:type="dxa"/>
+              <w:left w:w="55" w:type="dxa"/>
+              <w:bottom w:w="30" w:type="dxa"/>
+              <w:right w:w="55" w:type="dxa"/>
+            </w:tcMar>
+            <w:vAlign w:val="center"/>
+          </w:tcPr>
+          <w:p>
+            <w:pPr>
+              <w:spacing w:before="0" w:after="0" w:line="240" w:lineRule="auto"/>
+              <w:jc w:val="left"/>
+            </w:pPr>
+            <w:r>
+              <w:rPr>
+                <w:rFonts w:ascii="Poppins" w:hAnsi="Poppins" w:cs="Poppins"/>
+                <w:b/>
+                <w:bCs/>
+                <w:sz w:val="17"/>
+                <w:szCs w:val="17"/>
+              </w:rPr>
+              <w:t xml:space="preserve">Actores</w:t>
+            </w:r>
+          </w:p>
+        </w:tc>
+        <w:tc>
+          <w:tcPr>
+            <w:tcW w:w="6204" w:type="dxa"/>
+            <w:tcBorders>
+              <w:top w:val="single" w:sz="4" w:space="0" w:color="000000"/>
+              <w:left w:val="single" w:sz="4" w:space="0" w:color="000000"/>
+              <w:bottom w:val="single" w:sz="4" w:space="0" w:color="000000"/>
+              <w:right w:val="single" w:sz="4" w:space="0" w:color="000000"/>
+            </w:tcBorders>
+            <w:tcMar>
+              <w:top w:w="30" w:type="dxa"/>
+              <w:left w:w="55" w:type="dxa"/>
+              <w:bottom w:w="30" w:type="dxa"/>
+              <w:right w:w="55" w:type="dxa"/>
+            </w:tcMar>
+            <w:vAlign w:val="center"/>
+          </w:tcPr>
+          <w:p>
+            <w:pPr>
+              <w:spacing w:before="0" w:after="0" w:line="240" w:lineRule="auto"/>
+              <w:jc w:val="left"/>
+            </w:pPr>
+            <w:r>
+              <w:rPr>
+                <w:rFonts w:ascii="Poppins" w:hAnsi="Poppins" w:cs="Poppins"/>
+                <w:sz w:val="17"/>
+                <w:szCs w:val="17"/>
+              </w:rPr>
+              <w:t xml:space="preserve">Estudiante, firma u organización empleadora, Parque Social (Clínica Jurídica) y la universidad.</w:t>
+            </w:r>
+          </w:p>
+        </w:tc>
+      </w:tr>
+      <w:tr>
+        <w:trPr>
+          <w:cantSplit/>
+        </w:trPr>
+        <w:tc>
+          <w:tcPr>
+            <w:tcW w:w="2300" w:type="dxa"/>
+            <w:tcBorders>
+              <w:top w:val="single" w:sz="4" w:space="0" w:color="000000"/>
+              <w:left w:val="single" w:sz="4" w:space="0" w:color="000000"/>
+              <w:bottom w:val="single" w:sz="4" w:space="0" w:color="000000"/>
+              <w:right w:val="single" w:sz="4" w:space="0" w:color="000000"/>
+            </w:tcBorders>
+            <w:tcMar>
+              <w:top w:w="30" w:type="dxa"/>
+              <w:left w:w="55" w:type="dxa"/>
+              <w:bottom w:w="30" w:type="dxa"/>
+              <w:right w:w="55" w:type="dxa"/>
+            </w:tcMar>
+            <w:vAlign w:val="center"/>
+          </w:tcPr>
+          <w:p>
+            <w:pPr>
+              <w:spacing w:before="0" w:after="0" w:line="240" w:lineRule="auto"/>
+              <w:jc w:val="left"/>
+            </w:pPr>
+            <w:r>
+              <w:rPr>
+                <w:rFonts w:ascii="Poppins" w:hAnsi="Poppins" w:cs="Poppins"/>
+                <w:b/>
+                <w:bCs/>
+                <w:sz w:val="17"/>
+                <w:szCs w:val="17"/>
+              </w:rPr>
+              <w:t xml:space="preserve">Entradas</w:t>
+            </w:r>
+          </w:p>
+        </w:tc>
+        <w:tc>
+          <w:tcPr>
+            <w:tcW w:w="6204" w:type="dxa"/>
+            <w:tcBorders>
+              <w:top w:val="single" w:sz="4" w:space="0" w:color="000000"/>
+              <w:left w:val="single" w:sz="4" w:space="0" w:color="000000"/>
+              <w:bottom w:val="single" w:sz="4" w:space="0" w:color="000000"/>
+              <w:right w:val="single" w:sz="4" w:space="0" w:color="000000"/>
+            </w:tcBorders>
+            <w:tcMar>
+              <w:top w:w="30" w:type="dxa"/>
+              <w:left w:w="55" w:type="dxa"/>
+              <w:bottom w:w="30" w:type="dxa"/>
+              <w:right w:w="55" w:type="dxa"/>
+            </w:tcMar>
+            <w:vAlign w:val="center"/>
+          </w:tcPr>
+          <w:p>
+            <w:pPr>
+              <w:spacing w:before="0" w:after="0" w:line="240" w:lineRule="auto"/>
+              <w:jc w:val="left"/>
+            </w:pPr>
+            <w:r>
+              <w:rPr>
+                <w:rFonts w:ascii="Poppins" w:hAnsi="Poppins" w:cs="Poppins"/>
+                <w:sz w:val="17"/>
+                <w:szCs w:val="17"/>
+              </w:rPr>
+              <w:t xml:space="preserve">Horario académico [8], ofertas de pasantía (redes personales, LinkedIn y grupos estudiantiles) [2] y requisitos de egreso de 240 horas [5].</w:t>
+            </w:r>
+          </w:p>
+        </w:tc>
+      </w:tr>
+      <w:tr>
+        <w:trPr>
+          <w:cantSplit/>
+        </w:trPr>
+        <w:tc>
+          <w:tcPr>
+            <w:tcW w:w="2300" w:type="dxa"/>
+            <w:tcBorders>
+              <w:top w:val="single" w:sz="4" w:space="0" w:color="000000"/>
+              <w:left w:val="single" w:sz="4" w:space="0" w:color="000000"/>
+              <w:bottom w:val="single" w:sz="4" w:space="0" w:color="000000"/>
+              <w:right w:val="single" w:sz="4" w:space="0" w:color="000000"/>
+            </w:tcBorders>
+            <w:tcMar>
+              <w:top w:w="30" w:type="dxa"/>
+              <w:left w:w="55" w:type="dxa"/>
+              <w:bottom w:w="30" w:type="dxa"/>
+              <w:right w:w="55" w:type="dxa"/>
+            </w:tcMar>
+            <w:vAlign w:val="center"/>
+          </w:tcPr>
+          <w:p>
+            <w:pPr>
+              <w:spacing w:before="0" w:after="0" w:line="240" w:lineRule="auto"/>
+              <w:jc w:val="left"/>
+            </w:pPr>
+            <w:r>
+              <w:rPr>
+                <w:rFonts w:ascii="Poppins" w:hAnsi="Poppins" w:cs="Poppins"/>
+                <w:b/>
+                <w:bCs/>
+                <w:sz w:val="17"/>
+                <w:szCs w:val="17"/>
+              </w:rPr>
+              <w:t xml:space="preserve">Salidas</w:t>
+            </w:r>
+          </w:p>
+        </w:tc>
+        <w:tc>
+          <w:tcPr>
+            <w:tcW w:w="6204" w:type="dxa"/>
+            <w:tcBorders>
+              <w:top w:val="single" w:sz="4" w:space="0" w:color="000000"/>
+              <w:left w:val="single" w:sz="4" w:space="0" w:color="000000"/>
+              <w:bottom w:val="single" w:sz="4" w:space="0" w:color="000000"/>
+              <w:right w:val="single" w:sz="4" w:space="0" w:color="000000"/>
+            </w:tcBorders>
+            <w:tcMar>
+              <w:top w:w="30" w:type="dxa"/>
+              <w:left w:w="55" w:type="dxa"/>
+              <w:bottom w:w="30" w:type="dxa"/>
+              <w:right w:w="55" w:type="dxa"/>
+            </w:tcMar>
+            <w:vAlign w:val="center"/>
+          </w:tcPr>
+          <w:p>
+            <w:pPr>
+              <w:spacing w:before="0" w:after="0" w:line="240" w:lineRule="auto"/>
+              <w:jc w:val="left"/>
+            </w:pPr>
+            <w:r>
+              <w:rPr>
+                <w:rFonts w:ascii="Poppins" w:hAnsi="Poppins" w:cs="Poppins"/>
+                <w:sz w:val="17"/>
+                <w:szCs w:val="17"/>
+              </w:rPr>
+              <w:t xml:space="preserve">Pasantía compatible con las clases, agenda coordinada y horas cumplidas registradas.</w:t>
+            </w:r>
+          </w:p>
+        </w:tc>
+      </w:tr>
+      <w:tr>
+        <w:trPr>
+          <w:cantSplit/>
+        </w:trPr>
+        <w:tc>
+          <w:tcPr>
+            <w:tcW w:w="2300" w:type="dxa"/>
+            <w:tcBorders>
+              <w:top w:val="single" w:sz="4" w:space="0" w:color="000000"/>
+              <w:left w:val="single" w:sz="4" w:space="0" w:color="000000"/>
+              <w:bottom w:val="single" w:sz="4" w:space="0" w:color="000000"/>
+              <w:right w:val="single" w:sz="4" w:space="0" w:color="000000"/>
+            </w:tcBorders>
+            <w:tcMar>
+              <w:top w:w="30" w:type="dxa"/>
+              <w:left w:w="55" w:type="dxa"/>
+              <w:bottom w:w="30" w:type="dxa"/>
+              <w:right w:w="55" w:type="dxa"/>
+            </w:tcMar>
+            <w:vAlign w:val="center"/>
+          </w:tcPr>
+          <w:p>
+            <w:pPr>
+              <w:spacing w:before="0" w:after="0" w:line="240" w:lineRule="auto"/>
+              <w:jc w:val="left"/>
+            </w:pPr>
+            <w:r>
+              <w:rPr>
+                <w:rFonts w:ascii="Poppins" w:hAnsi="Poppins" w:cs="Poppins"/>
+                <w:b/>
+                <w:bCs/>
+                <w:sz w:val="17"/>
+                <w:szCs w:val="17"/>
+              </w:rPr>
+              <w:t xml:space="preserve">Recursos de TI actuales</w:t>
+            </w:r>
+          </w:p>
+        </w:tc>
+        <w:tc>
+          <w:tcPr>
+            <w:tcW w:w="6204" w:type="dxa"/>
+            <w:tcBorders>
+              <w:top w:val="single" w:sz="4" w:space="0" w:color="000000"/>
+              <w:left w:val="single" w:sz="4" w:space="0" w:color="000000"/>
+              <w:bottom w:val="single" w:sz="4" w:space="0" w:color="000000"/>
+              <w:right w:val="single" w:sz="4" w:space="0" w:color="000000"/>
+            </w:tcBorders>
+            <w:tcMar>
+              <w:top w:w="30" w:type="dxa"/>
+              <w:left w:w="55" w:type="dxa"/>
+              <w:bottom w:w="30" w:type="dxa"/>
+              <w:right w:w="55" w:type="dxa"/>
+            </w:tcMar>
+            <w:vAlign w:val="center"/>
+          </w:tcPr>
+          <w:p>
+            <w:pPr>
+              <w:spacing w:before="0" w:after="0" w:line="240" w:lineRule="auto"/>
+              <w:jc w:val="left"/>
+            </w:pPr>
+            <w:r>
+              <w:rPr>
+                <w:rFonts w:ascii="Poppins" w:hAnsi="Poppins" w:cs="Poppins"/>
+                <w:sz w:val="17"/>
+                <w:szCs w:val="17"/>
+              </w:rPr>
+              <w:t xml:space="preserve">LinkedIn y mensajería de grupos estudiantiles [2].</w:t>
+            </w:r>
+          </w:p>
+        </w:tc>
+      </w:tr>
+      <w:tr>
+        <w:trPr>
+          <w:cantSplit/>
+        </w:trPr>
+        <w:tc>
+          <w:tcPr>
+            <w:tcW w:w="2300" w:type="dxa"/>
+            <w:tcBorders>
+              <w:top w:val="single" w:sz="4" w:space="0" w:color="000000"/>
+              <w:left w:val="single" w:sz="4" w:space="0" w:color="000000"/>
+              <w:bottom w:val="single" w:sz="4" w:space="0" w:color="000000"/>
+              <w:right w:val="single" w:sz="4" w:space="0" w:color="000000"/>
+            </w:tcBorders>
+            <w:tcMar>
+              <w:top w:w="30" w:type="dxa"/>
+              <w:left w:w="55" w:type="dxa"/>
+              <w:bottom w:w="30" w:type="dxa"/>
+              <w:right w:w="55" w:type="dxa"/>
+            </w:tcMar>
+            <w:vAlign w:val="center"/>
+          </w:tcPr>
+          <w:p>
+            <w:pPr>
+              <w:spacing w:before="0" w:after="0" w:line="240" w:lineRule="auto"/>
+              <w:jc w:val="left"/>
+            </w:pPr>
+            <w:r>
+              <w:rPr>
+                <w:rFonts w:ascii="Poppins" w:hAnsi="Poppins" w:cs="Poppins"/>
+                <w:b/>
+                <w:bCs/>
+                <w:sz w:val="17"/>
+                <w:szCs w:val="17"/>
+              </w:rPr>
+              <w:t xml:space="preserve">Problema detectado</w:t>
+            </w:r>
+          </w:p>
+        </w:tc>
+        <w:tc>
+          <w:tcPr>
+            <w:tcW w:w="6204" w:type="dxa"/>
+            <w:tcBorders>
+              <w:top w:val="single" w:sz="4" w:space="0" w:color="000000"/>
+              <w:left w:val="single" w:sz="4" w:space="0" w:color="000000"/>
+              <w:bottom w:val="single" w:sz="4" w:space="0" w:color="000000"/>
+              <w:right w:val="single" w:sz="4" w:space="0" w:color="000000"/>
+            </w:tcBorders>
+            <w:tcMar>
+              <w:top w:w="30" w:type="dxa"/>
+              <w:left w:w="55" w:type="dxa"/>
+              <w:bottom w:w="30" w:type="dxa"/>
+              <w:right w:w="55" w:type="dxa"/>
+            </w:tcMar>
+            <w:vAlign w:val="center"/>
+          </w:tcPr>
+          <w:p>
+            <w:pPr>
+              <w:spacing w:before="0" w:after="0" w:line="240" w:lineRule="auto"/>
+              <w:jc w:val="left"/>
+            </w:pPr>
+            <w:r>
+              <w:rPr>
+                <w:rFonts w:ascii="Poppins" w:hAnsi="Poppins" w:cs="Poppins"/>
+                <w:sz w:val="17"/>
+                <w:szCs w:val="17"/>
+              </w:rPr>
+              <w:t xml:space="preserve">Búsqueda informal por contactos y choque entre las agendas académica, de oficina y de calle [2].</w:t>
+            </w:r>
+          </w:p>
+        </w:tc>
+      </w:tr>
+      <w:tr>
+        <w:trPr>
+          <w:cantSplit/>
+        </w:trPr>
+        <w:tc>
+          <w:tcPr>
+            <w:tcW w:w="2300" w:type="dxa"/>
+            <w:tcBorders>
+              <w:top w:val="single" w:sz="4" w:space="0" w:color="000000"/>
+              <w:left w:val="single" w:sz="4" w:space="0" w:color="000000"/>
+              <w:bottom w:val="single" w:sz="4" w:space="0" w:color="000000"/>
+              <w:right w:val="single" w:sz="4" w:space="0" w:color="000000"/>
+            </w:tcBorders>
+            <w:tcMar>
+              <w:top w:w="30" w:type="dxa"/>
+              <w:left w:w="55" w:type="dxa"/>
+              <w:bottom w:w="30" w:type="dxa"/>
+              <w:right w:w="55" w:type="dxa"/>
+            </w:tcMar>
+            <w:vAlign w:val="center"/>
+          </w:tcPr>
+          <w:p>
+            <w:pPr>
+              <w:spacing w:before="0" w:after="0" w:line="240" w:lineRule="auto"/>
+              <w:jc w:val="left"/>
+            </w:pPr>
+            <w:r>
+              <w:rPr>
+                <w:rFonts w:ascii="Poppins" w:hAnsi="Poppins" w:cs="Poppins"/>
+                <w:b/>
+                <w:bCs/>
+                <w:sz w:val="17"/>
+                <w:szCs w:val="17"/>
+              </w:rPr>
+              <w:t xml:space="preserve">Aplicación que lo apoya</w:t>
+            </w:r>
+          </w:p>
+        </w:tc>
+        <w:tc>
+          <w:tcPr>
+            <w:tcW w:w="6204" w:type="dxa"/>
+            <w:tcBorders>
+              <w:top w:val="single" w:sz="4" w:space="0" w:color="000000"/>
+              <w:left w:val="single" w:sz="4" w:space="0" w:color="000000"/>
+              <w:bottom w:val="single" w:sz="4" w:space="0" w:color="000000"/>
+              <w:right w:val="single" w:sz="4" w:space="0" w:color="000000"/>
+            </w:tcBorders>
+            <w:tcMar>
+              <w:top w:w="30" w:type="dxa"/>
+              <w:left w:w="55" w:type="dxa"/>
+              <w:bottom w:w="30" w:type="dxa"/>
+              <w:right w:w="55" w:type="dxa"/>
+            </w:tcMar>
+            <w:vAlign w:val="center"/>
+          </w:tcPr>
+          <w:p>
+            <w:pPr>
+              <w:spacing w:before="0" w:after="0" w:line="240" w:lineRule="auto"/>
+              <w:jc w:val="left"/>
+            </w:pPr>
+            <w:r>
+              <w:rPr>
+                <w:rFonts w:ascii="Poppins" w:hAnsi="Poppins" w:cs="Poppins"/>
+                <w:sz w:val="17"/>
+                <w:szCs w:val="17"/>
+              </w:rPr>
+              <w:t xml:space="preserve">LinkedIn Jobs (Versión 1 del Marco de Trabajo).</w:t>
+            </w:r>
+          </w:p>
+        </w:tc>
+      </w:tr>
+    </w:tbl>
+    <w:p>
+      <w:pPr>
+        <w:spacing w:before="170"/>
+        <w:jc w:val="center"/>
+      </w:pPr>
+      <w:r>
+        <w:drawing>
+          <wp:inline xmlns:a="http://schemas.openxmlformats.org/drawingml/2006/main" xmlns:pic="http://schemas.openxmlformats.org/drawingml/2006/picture">
+            <wp:extent cx="5580000" cy="1611420"/>
+            <wp:docPr id="12" name="Picture 12"/>
+            <wp:cNvGraphicFramePr>
+              <a:graphicFrameLocks noChangeAspect="1"/>
+            </wp:cNvGraphicFramePr>
+            <a:graphic>
+              <a:graphicData uri="http://schemas.openxmlformats.org/drawingml/2006/picture">
+                <pic:pic>
+                  <pic:nvPicPr>
+                    <pic:cNvPr id="0" name="proc2.png"/>
+                    <pic:cNvPicPr/>
+                  </pic:nvPicPr>
+                  <pic:blipFill>
+                    <a:blip r:embed="rId27"/>
+                    <a:stretch>
+                      <a:fillRect/>
+                    </a:stretch>
+                  </pic:blipFill>
+                  <pic:spPr>
+                    <a:xfrm>
+                      <a:off x="0" y="0"/>
+                      <a:ext cx="5580000" cy="1611420"/>
+                    </a:xfrm>
+                    <a:prstGeom prst="rect"/>
+                  </pic:spPr>
+                </pic:pic>
+              </a:graphicData>
+            </a:graphic>
+          </wp:inline>
+        </w:drawing>
+      </w:r>
+    </w:p>
+    <w:tbl>
+      <w:tblPr>
+        <w:tblW w:w="8504" w:type="dxa"/>
+        <w:jc w:val="center"/>
+        <w:tblLayout w:type="fixed"/>
+      </w:tblPr>
+      <w:tblGrid>
+        <w:gridCol w:w="2300"/>
+        <w:gridCol w:w="6204"/>
+      </w:tblGrid>
+      <w:tr>
+        <w:trPr>
+          <w:cantSplit/>
+          <w:tblHeader/>
+        </w:trPr>
+        <w:tc>
+          <w:tcPr>
+            <w:tcW w:w="2300" w:type="dxa"/>
+            <w:tcBorders>
+              <w:top w:val="single" w:sz="4" w:space="0" w:color="000000"/>
+              <w:left w:val="single" w:sz="4" w:space="0" w:color="000000"/>
+              <w:bottom w:val="single" w:sz="4" w:space="0" w:color="000000"/>
+              <w:right w:val="single" w:sz="4" w:space="0" w:color="000000"/>
+            </w:tcBorders>
+            <w:shd w:val="clear" w:color="auto" w:fill="9900FF"/>
+            <w:tcMar>
+              <w:top w:w="30" w:type="dxa"/>
+              <w:left w:w="55" w:type="dxa"/>
+              <w:bottom w:w="30" w:type="dxa"/>
+              <w:right w:w="55" w:type="dxa"/>
+            </w:tcMar>
+            <w:vAlign w:val="center"/>
+          </w:tcPr>
+          <w:p>
+            <w:pPr>
+              <w:spacing w:before="0" w:after="0" w:line="240" w:lineRule="auto"/>
+              <w:jc w:val="center"/>
+            </w:pPr>
+            <w:r>
+              <w:rPr>
+                <w:rFonts w:ascii="Poppins" w:hAnsi="Poppins" w:cs="Poppins"/>
+                <w:b/>
+                <w:bCs/>
+                <w:color w:val="FFFFFF"/>
+                <w:sz w:val="17"/>
+                <w:szCs w:val="17"/>
+              </w:rPr>
+              <w:t xml:space="preserve">Elemento</w:t>
+            </w:r>
+          </w:p>
+        </w:tc>
+        <w:tc>
+          <w:tcPr>
+            <w:tcW w:w="6204" w:type="dxa"/>
+            <w:tcBorders>
+              <w:top w:val="single" w:sz="4" w:space="0" w:color="000000"/>
+              <w:left w:val="single" w:sz="4" w:space="0" w:color="000000"/>
+              <w:bottom w:val="single" w:sz="4" w:space="0" w:color="000000"/>
+              <w:right w:val="single" w:sz="4" w:space="0" w:color="000000"/>
+            </w:tcBorders>
+            <w:shd w:val="clear" w:color="auto" w:fill="9900FF"/>
+            <w:tcMar>
+              <w:top w:w="30" w:type="dxa"/>
+              <w:left w:w="55" w:type="dxa"/>
+              <w:bottom w:w="30" w:type="dxa"/>
+              <w:right w:w="55" w:type="dxa"/>
+            </w:tcMar>
+            <w:vAlign w:val="center"/>
+          </w:tcPr>
+          <w:p>
+            <w:pPr>
+              <w:spacing w:before="0" w:after="0" w:line="240" w:lineRule="auto"/>
+              <w:jc w:val="center"/>
+            </w:pPr>
+            <w:r>
+              <w:rPr>
+                <w:rFonts w:ascii="Poppins" w:hAnsi="Poppins" w:cs="Poppins"/>
+                <w:b/>
+                <w:bCs/>
+                <w:color w:val="FFFFFF"/>
+                <w:sz w:val="17"/>
+                <w:szCs w:val="17"/>
+              </w:rPr>
+              <w:t xml:space="preserve">Proceso 2: Redacción de contratos durante la pasantía</w:t>
+            </w:r>
+          </w:p>
+        </w:tc>
+      </w:tr>
+      <w:tr>
+        <w:trPr>
+          <w:cantSplit/>
+        </w:trPr>
+        <w:tc>
+          <w:tcPr>
+            <w:tcW w:w="2300" w:type="dxa"/>
+            <w:tcBorders>
+              <w:top w:val="single" w:sz="4" w:space="0" w:color="000000"/>
+              <w:left w:val="single" w:sz="4" w:space="0" w:color="000000"/>
+              <w:bottom w:val="single" w:sz="4" w:space="0" w:color="000000"/>
+              <w:right w:val="single" w:sz="4" w:space="0" w:color="000000"/>
+            </w:tcBorders>
+            <w:tcMar>
+              <w:top w:w="30" w:type="dxa"/>
+              <w:left w:w="55" w:type="dxa"/>
+              <w:bottom w:w="30" w:type="dxa"/>
+              <w:right w:w="55" w:type="dxa"/>
+            </w:tcMar>
+            <w:vAlign w:val="center"/>
+          </w:tcPr>
+          <w:p>
+            <w:pPr>
+              <w:spacing w:before="0" w:after="0" w:line="240" w:lineRule="auto"/>
+              <w:jc w:val="left"/>
+            </w:pPr>
+            <w:r>
+              <w:rPr>
+                <w:rFonts w:ascii="Poppins" w:hAnsi="Poppins" w:cs="Poppins"/>
+                <w:b/>
+                <w:bCs/>
+                <w:sz w:val="17"/>
+                <w:szCs w:val="17"/>
+              </w:rPr>
+              <w:t xml:space="preserve">Tipo de proceso</w:t>
+            </w:r>
+          </w:p>
+        </w:tc>
+        <w:tc>
+          <w:tcPr>
+            <w:tcW w:w="6204" w:type="dxa"/>
+            <w:tcBorders>
+              <w:top w:val="single" w:sz="4" w:space="0" w:color="000000"/>
+              <w:left w:val="single" w:sz="4" w:space="0" w:color="000000"/>
+              <w:bottom w:val="single" w:sz="4" w:space="0" w:color="000000"/>
+              <w:right w:val="single" w:sz="4" w:space="0" w:color="000000"/>
+            </w:tcBorders>
+            <w:tcMar>
+              <w:top w:w="30" w:type="dxa"/>
+              <w:left w:w="55" w:type="dxa"/>
+              <w:bottom w:w="30" w:type="dxa"/>
+              <w:right w:w="55" w:type="dxa"/>
+            </w:tcMar>
+            <w:vAlign w:val="center"/>
+          </w:tcPr>
+          <w:p>
+            <w:pPr>
+              <w:spacing w:before="0" w:after="0" w:line="240" w:lineRule="auto"/>
+              <w:jc w:val="left"/>
+            </w:pPr>
+            <w:r>
+              <w:rPr>
+                <w:rFonts w:ascii="Poppins" w:hAnsi="Poppins" w:cs="Poppins"/>
+                <w:sz w:val="17"/>
+                <w:szCs w:val="17"/>
+              </w:rPr>
+              <w:t xml:space="preserve">Primario: es la labor jurídica central del pasante de oficina.</w:t>
+            </w:r>
+          </w:p>
+        </w:tc>
+      </w:tr>
+      <w:tr>
+        <w:trPr>
+          <w:cantSplit/>
+        </w:trPr>
+        <w:tc>
+          <w:tcPr>
+            <w:tcW w:w="2300" w:type="dxa"/>
+            <w:tcBorders>
+              <w:top w:val="single" w:sz="4" w:space="0" w:color="000000"/>
+              <w:left w:val="single" w:sz="4" w:space="0" w:color="000000"/>
+              <w:bottom w:val="single" w:sz="4" w:space="0" w:color="000000"/>
+              <w:right w:val="single" w:sz="4" w:space="0" w:color="000000"/>
+            </w:tcBorders>
+            <w:tcMar>
+              <w:top w:w="30" w:type="dxa"/>
+              <w:left w:w="55" w:type="dxa"/>
+              <w:bottom w:w="30" w:type="dxa"/>
+              <w:right w:w="55" w:type="dxa"/>
+            </w:tcMar>
+            <w:vAlign w:val="center"/>
+          </w:tcPr>
+          <w:p>
+            <w:pPr>
+              <w:spacing w:before="0" w:after="0" w:line="240" w:lineRule="auto"/>
+              <w:jc w:val="left"/>
+            </w:pPr>
+            <w:r>
+              <w:rPr>
+                <w:rFonts w:ascii="Poppins" w:hAnsi="Poppins" w:cs="Poppins"/>
+                <w:b/>
+                <w:bCs/>
+                <w:sz w:val="17"/>
+                <w:szCs w:val="17"/>
+              </w:rPr>
+              <w:t xml:space="preserve">Actores</w:t>
+            </w:r>
+          </w:p>
+        </w:tc>
+        <w:tc>
+          <w:tcPr>
+            <w:tcW w:w="6204" w:type="dxa"/>
+            <w:tcBorders>
+              <w:top w:val="single" w:sz="4" w:space="0" w:color="000000"/>
+              <w:left w:val="single" w:sz="4" w:space="0" w:color="000000"/>
+              <w:bottom w:val="single" w:sz="4" w:space="0" w:color="000000"/>
+              <w:right w:val="single" w:sz="4" w:space="0" w:color="000000"/>
+            </w:tcBorders>
+            <w:tcMar>
+              <w:top w:w="30" w:type="dxa"/>
+              <w:left w:w="55" w:type="dxa"/>
+              <w:bottom w:w="30" w:type="dxa"/>
+              <w:right w:w="55" w:type="dxa"/>
+            </w:tcMar>
+            <w:vAlign w:val="center"/>
+          </w:tcPr>
+          <w:p>
+            <w:pPr>
+              <w:spacing w:before="0" w:after="0" w:line="240" w:lineRule="auto"/>
+              <w:jc w:val="left"/>
+            </w:pPr>
+            <w:r>
+              <w:rPr>
+                <w:rFonts w:ascii="Poppins" w:hAnsi="Poppins" w:cs="Poppins"/>
+                <w:sz w:val="17"/>
+                <w:szCs w:val="17"/>
+              </w:rPr>
+              <w:t xml:space="preserve">Pasante, abogado supervisor y cliente de la firma.</w:t>
+            </w:r>
+          </w:p>
+        </w:tc>
+      </w:tr>
+      <w:tr>
+        <w:trPr>
+          <w:cantSplit/>
+        </w:trPr>
+        <w:tc>
+          <w:tcPr>
+            <w:tcW w:w="2300" w:type="dxa"/>
+            <w:tcBorders>
+              <w:top w:val="single" w:sz="4" w:space="0" w:color="000000"/>
+              <w:left w:val="single" w:sz="4" w:space="0" w:color="000000"/>
+              <w:bottom w:val="single" w:sz="4" w:space="0" w:color="000000"/>
+              <w:right w:val="single" w:sz="4" w:space="0" w:color="000000"/>
+            </w:tcBorders>
+            <w:tcMar>
+              <w:top w:w="30" w:type="dxa"/>
+              <w:left w:w="55" w:type="dxa"/>
+              <w:bottom w:w="30" w:type="dxa"/>
+              <w:right w:w="55" w:type="dxa"/>
+            </w:tcMar>
+            <w:vAlign w:val="center"/>
+          </w:tcPr>
+          <w:p>
+            <w:pPr>
+              <w:spacing w:before="0" w:after="0" w:line="240" w:lineRule="auto"/>
+              <w:jc w:val="left"/>
+            </w:pPr>
+            <w:r>
+              <w:rPr>
+                <w:rFonts w:ascii="Poppins" w:hAnsi="Poppins" w:cs="Poppins"/>
+                <w:b/>
+                <w:bCs/>
+                <w:sz w:val="17"/>
+                <w:szCs w:val="17"/>
+              </w:rPr>
+              <w:t xml:space="preserve">Entradas</w:t>
+            </w:r>
+          </w:p>
+        </w:tc>
+        <w:tc>
+          <w:tcPr>
+            <w:tcW w:w="6204" w:type="dxa"/>
+            <w:tcBorders>
+              <w:top w:val="single" w:sz="4" w:space="0" w:color="000000"/>
+              <w:left w:val="single" w:sz="4" w:space="0" w:color="000000"/>
+              <w:bottom w:val="single" w:sz="4" w:space="0" w:color="000000"/>
+              <w:right w:val="single" w:sz="4" w:space="0" w:color="000000"/>
+            </w:tcBorders>
+            <w:tcMar>
+              <w:top w:w="30" w:type="dxa"/>
+              <w:left w:w="55" w:type="dxa"/>
+              <w:bottom w:w="30" w:type="dxa"/>
+              <w:right w:w="55" w:type="dxa"/>
+            </w:tcMar>
+            <w:vAlign w:val="center"/>
+          </w:tcPr>
+          <w:p>
+            <w:pPr>
+              <w:spacing w:before="0" w:after="0" w:line="240" w:lineRule="auto"/>
+              <w:jc w:val="left"/>
+            </w:pPr>
+            <w:r>
+              <w:rPr>
+                <w:rFonts w:ascii="Poppins" w:hAnsi="Poppins" w:cs="Poppins"/>
+                <w:sz w:val="17"/>
+                <w:szCs w:val="17"/>
+              </w:rPr>
+              <w:t xml:space="preserve">Instrucción del supervisor, hechos del caso, modelos y contratos previos.</w:t>
+            </w:r>
+          </w:p>
+        </w:tc>
+      </w:tr>
+      <w:tr>
+        <w:trPr>
+          <w:cantSplit/>
+        </w:trPr>
+        <w:tc>
+          <w:tcPr>
+            <w:tcW w:w="2300" w:type="dxa"/>
+            <w:tcBorders>
+              <w:top w:val="single" w:sz="4" w:space="0" w:color="000000"/>
+              <w:left w:val="single" w:sz="4" w:space="0" w:color="000000"/>
+              <w:bottom w:val="single" w:sz="4" w:space="0" w:color="000000"/>
+              <w:right w:val="single" w:sz="4" w:space="0" w:color="000000"/>
+            </w:tcBorders>
+            <w:tcMar>
+              <w:top w:w="30" w:type="dxa"/>
+              <w:left w:w="55" w:type="dxa"/>
+              <w:bottom w:w="30" w:type="dxa"/>
+              <w:right w:w="55" w:type="dxa"/>
+            </w:tcMar>
+            <w:vAlign w:val="center"/>
+          </w:tcPr>
+          <w:p>
+            <w:pPr>
+              <w:spacing w:before="0" w:after="0" w:line="240" w:lineRule="auto"/>
+              <w:jc w:val="left"/>
+            </w:pPr>
+            <w:r>
+              <w:rPr>
+                <w:rFonts w:ascii="Poppins" w:hAnsi="Poppins" w:cs="Poppins"/>
+                <w:b/>
+                <w:bCs/>
+                <w:sz w:val="17"/>
+                <w:szCs w:val="17"/>
+              </w:rPr>
+              <w:t xml:space="preserve">Salidas</w:t>
+            </w:r>
+          </w:p>
+        </w:tc>
+        <w:tc>
+          <w:tcPr>
+            <w:tcW w:w="6204" w:type="dxa"/>
+            <w:tcBorders>
+              <w:top w:val="single" w:sz="4" w:space="0" w:color="000000"/>
+              <w:left w:val="single" w:sz="4" w:space="0" w:color="000000"/>
+              <w:bottom w:val="single" w:sz="4" w:space="0" w:color="000000"/>
+              <w:right w:val="single" w:sz="4" w:space="0" w:color="000000"/>
+            </w:tcBorders>
+            <w:tcMar>
+              <w:top w:w="30" w:type="dxa"/>
+              <w:left w:w="55" w:type="dxa"/>
+              <w:bottom w:w="30" w:type="dxa"/>
+              <w:right w:w="55" w:type="dxa"/>
+            </w:tcMar>
+            <w:vAlign w:val="center"/>
+          </w:tcPr>
+          <w:p>
+            <w:pPr>
+              <w:spacing w:before="0" w:after="0" w:line="240" w:lineRule="auto"/>
+              <w:jc w:val="left"/>
+            </w:pPr>
+            <w:r>
+              <w:rPr>
+                <w:rFonts w:ascii="Poppins" w:hAnsi="Poppins" w:cs="Poppins"/>
+                <w:sz w:val="17"/>
+                <w:szCs w:val="17"/>
+              </w:rPr>
+              <w:t xml:space="preserve">Contrato revisado, firmado y archivado.</w:t>
+            </w:r>
+          </w:p>
+        </w:tc>
+      </w:tr>
+      <w:tr>
+        <w:trPr>
+          <w:cantSplit/>
+        </w:trPr>
+        <w:tc>
+          <w:tcPr>
+            <w:tcW w:w="2300" w:type="dxa"/>
+            <w:tcBorders>
+              <w:top w:val="single" w:sz="4" w:space="0" w:color="000000"/>
+              <w:left w:val="single" w:sz="4" w:space="0" w:color="000000"/>
+              <w:bottom w:val="single" w:sz="4" w:space="0" w:color="000000"/>
+              <w:right w:val="single" w:sz="4" w:space="0" w:color="000000"/>
+            </w:tcBorders>
+            <w:tcMar>
+              <w:top w:w="30" w:type="dxa"/>
+              <w:left w:w="55" w:type="dxa"/>
+              <w:bottom w:w="30" w:type="dxa"/>
+              <w:right w:w="55" w:type="dxa"/>
+            </w:tcMar>
+            <w:vAlign w:val="center"/>
+          </w:tcPr>
+          <w:p>
+            <w:pPr>
+              <w:spacing w:before="0" w:after="0" w:line="240" w:lineRule="auto"/>
+              <w:jc w:val="left"/>
+            </w:pPr>
+            <w:r>
+              <w:rPr>
+                <w:rFonts w:ascii="Poppins" w:hAnsi="Poppins" w:cs="Poppins"/>
+                <w:b/>
+                <w:bCs/>
+                <w:sz w:val="17"/>
+                <w:szCs w:val="17"/>
+              </w:rPr>
+              <w:t xml:space="preserve">Recursos de TI actuales</w:t>
+            </w:r>
+          </w:p>
+        </w:tc>
+        <w:tc>
+          <w:tcPr>
+            <w:tcW w:w="6204" w:type="dxa"/>
+            <w:tcBorders>
+              <w:top w:val="single" w:sz="4" w:space="0" w:color="000000"/>
+              <w:left w:val="single" w:sz="4" w:space="0" w:color="000000"/>
+              <w:bottom w:val="single" w:sz="4" w:space="0" w:color="000000"/>
+              <w:right w:val="single" w:sz="4" w:space="0" w:color="000000"/>
+            </w:tcBorders>
+            <w:tcMar>
+              <w:top w:w="30" w:type="dxa"/>
+              <w:left w:w="55" w:type="dxa"/>
+              <w:bottom w:w="30" w:type="dxa"/>
+              <w:right w:w="55" w:type="dxa"/>
+            </w:tcMar>
+            <w:vAlign w:val="center"/>
+          </w:tcPr>
+          <w:p>
+            <w:pPr>
+              <w:spacing w:before="0" w:after="0" w:line="240" w:lineRule="auto"/>
+              <w:jc w:val="left"/>
+            </w:pPr>
+            <w:r>
+              <w:rPr>
+                <w:rFonts w:ascii="Poppins" w:hAnsi="Poppins" w:cs="Poppins"/>
+                <w:sz w:val="17"/>
+                <w:szCs w:val="17"/>
+              </w:rPr>
+              <w:t xml:space="preserve">Microsoft Word, Microjuris (consulta de leyes y jurisprudencia), Adobe Sign (firma) y SAP Ariba (gestión de contratos en entornos corporativos) [2].</w:t>
+            </w:r>
+          </w:p>
+        </w:tc>
+      </w:tr>
+      <w:tr>
+        <w:trPr>
+          <w:cantSplit/>
+        </w:trPr>
+        <w:tc>
+          <w:tcPr>
+            <w:tcW w:w="2300" w:type="dxa"/>
+            <w:tcBorders>
+              <w:top w:val="single" w:sz="4" w:space="0" w:color="000000"/>
+              <w:left w:val="single" w:sz="4" w:space="0" w:color="000000"/>
+              <w:bottom w:val="single" w:sz="4" w:space="0" w:color="000000"/>
+              <w:right w:val="single" w:sz="4" w:space="0" w:color="000000"/>
+            </w:tcBorders>
+            <w:tcMar>
+              <w:top w:w="30" w:type="dxa"/>
+              <w:left w:w="55" w:type="dxa"/>
+              <w:bottom w:w="30" w:type="dxa"/>
+              <w:right w:w="55" w:type="dxa"/>
+            </w:tcMar>
+            <w:vAlign w:val="center"/>
+          </w:tcPr>
+          <w:p>
+            <w:pPr>
+              <w:spacing w:before="0" w:after="0" w:line="240" w:lineRule="auto"/>
+              <w:jc w:val="left"/>
+            </w:pPr>
+            <w:r>
+              <w:rPr>
+                <w:rFonts w:ascii="Poppins" w:hAnsi="Poppins" w:cs="Poppins"/>
+                <w:b/>
+                <w:bCs/>
+                <w:sz w:val="17"/>
+                <w:szCs w:val="17"/>
+              </w:rPr>
+              <w:t xml:space="preserve">Problema detectado</w:t>
+            </w:r>
+          </w:p>
+        </w:tc>
+        <w:tc>
+          <w:tcPr>
+            <w:tcW w:w="6204" w:type="dxa"/>
+            <w:tcBorders>
+              <w:top w:val="single" w:sz="4" w:space="0" w:color="000000"/>
+              <w:left w:val="single" w:sz="4" w:space="0" w:color="000000"/>
+              <w:bottom w:val="single" w:sz="4" w:space="0" w:color="000000"/>
+              <w:right w:val="single" w:sz="4" w:space="0" w:color="000000"/>
+            </w:tcBorders>
+            <w:tcMar>
+              <w:top w:w="30" w:type="dxa"/>
+              <w:left w:w="55" w:type="dxa"/>
+              <w:bottom w:w="30" w:type="dxa"/>
+              <w:right w:w="55" w:type="dxa"/>
+            </w:tcMar>
+            <w:vAlign w:val="center"/>
+          </w:tcPr>
+          <w:p>
+            <w:pPr>
+              <w:spacing w:before="0" w:after="0" w:line="240" w:lineRule="auto"/>
+              <w:jc w:val="left"/>
+            </w:pPr>
+            <w:r>
+              <w:rPr>
+                <w:rFonts w:ascii="Poppins" w:hAnsi="Poppins" w:cs="Poppins"/>
+                <w:sz w:val="17"/>
+                <w:szCs w:val="17"/>
+              </w:rPr>
+              <w:t xml:space="preserve">El borrador se arma a mano como un «rompecabezas» de cláusulas estandarizadas, una tarea repetitiva [2].</w:t>
+            </w:r>
+          </w:p>
+        </w:tc>
+      </w:tr>
+      <w:tr>
+        <w:trPr>
+          <w:cantSplit/>
+        </w:trPr>
+        <w:tc>
+          <w:tcPr>
+            <w:tcW w:w="2300" w:type="dxa"/>
+            <w:tcBorders>
+              <w:top w:val="single" w:sz="4" w:space="0" w:color="000000"/>
+              <w:left w:val="single" w:sz="4" w:space="0" w:color="000000"/>
+              <w:bottom w:val="single" w:sz="4" w:space="0" w:color="000000"/>
+              <w:right w:val="single" w:sz="4" w:space="0" w:color="000000"/>
+            </w:tcBorders>
+            <w:tcMar>
+              <w:top w:w="30" w:type="dxa"/>
+              <w:left w:w="55" w:type="dxa"/>
+              <w:bottom w:w="30" w:type="dxa"/>
+              <w:right w:w="55" w:type="dxa"/>
+            </w:tcMar>
+            <w:vAlign w:val="center"/>
+          </w:tcPr>
+          <w:p>
+            <w:pPr>
+              <w:spacing w:before="0" w:after="0" w:line="240" w:lineRule="auto"/>
+              <w:jc w:val="left"/>
+            </w:pPr>
+            <w:r>
+              <w:rPr>
+                <w:rFonts w:ascii="Poppins" w:hAnsi="Poppins" w:cs="Poppins"/>
+                <w:b/>
+                <w:bCs/>
+                <w:sz w:val="17"/>
+                <w:szCs w:val="17"/>
+              </w:rPr>
+              <w:t xml:space="preserve">Aplicación que lo apoya</w:t>
+            </w:r>
+          </w:p>
+        </w:tc>
+        <w:tc>
+          <w:tcPr>
+            <w:tcW w:w="6204" w:type="dxa"/>
+            <w:tcBorders>
+              <w:top w:val="single" w:sz="4" w:space="0" w:color="000000"/>
+              <w:left w:val="single" w:sz="4" w:space="0" w:color="000000"/>
+              <w:bottom w:val="single" w:sz="4" w:space="0" w:color="000000"/>
+              <w:right w:val="single" w:sz="4" w:space="0" w:color="000000"/>
+            </w:tcBorders>
+            <w:tcMar>
+              <w:top w:w="30" w:type="dxa"/>
+              <w:left w:w="55" w:type="dxa"/>
+              <w:bottom w:w="30" w:type="dxa"/>
+              <w:right w:w="55" w:type="dxa"/>
+            </w:tcMar>
+            <w:vAlign w:val="center"/>
+          </w:tcPr>
+          <w:p>
+            <w:pPr>
+              <w:spacing w:before="0" w:after="0" w:line="240" w:lineRule="auto"/>
+              <w:jc w:val="left"/>
+            </w:pPr>
+            <w:r>
+              <w:rPr>
+                <w:rFonts w:ascii="Poppins" w:hAnsi="Poppins" w:cs="Poppins"/>
+                <w:sz w:val="17"/>
+                <w:szCs w:val="17"/>
+              </w:rPr>
+              <w:t xml:space="preserve">ChatGPT for Word (Versión 2 del Marco de Trabajo), con la validación final del abogado supervisor.</w:t>
+            </w:r>
+          </w:p>
+        </w:tc>
+      </w:tr>
+    </w:tbl>
+    <w:p>
+      <w:pPr>
+        <w:pageBreakBefore/>
+        <w:jc w:val="center"/>
+        <w:rPr>
+          <w:rFonts w:ascii="Libre Baskerville" w:hAnsi="Libre Baskerville" w:cs="Poppins"/>
+          <w:b/>
+          <w:sz w:val="28"/>
+          <w:szCs w:val="28"/>
+        </w:rPr>
+      </w:pPr>
+      <w:r>
+        <w:rPr>
+          <w:rFonts w:ascii="Libre Baskerville" w:hAnsi="Libre Baskerville" w:cs="Poppins"/>
+          <w:b/>
+          <w:sz w:val="28"/>
+          <w:szCs w:val="28"/>
+        </w:rPr>
+        <w:t xml:space="preserve">APÉNDICE E</w:t>
+      </w:r>
+    </w:p>
+    <w:p>
+      <w:pPr>
+        <w:jc w:val="center"/>
+        <w:rPr>
+          <w:rFonts w:ascii="Montserrat" w:hAnsi="Montserrat" w:cs="Poppins"/>
+          <w:b/>
+          <w:sz w:val="24"/>
+          <w:szCs w:val="24"/>
+        </w:rPr>
+      </w:pPr>
+      <w:r>
+        <w:rPr>
+          <w:rFonts w:ascii="Montserrat" w:hAnsi="Montserrat" w:cs="Poppins"/>
+          <w:b/>
+          <w:sz w:val="24"/>
+          <w:szCs w:val="24"/>
+        </w:rPr>
+        <w:t xml:space="preserve">USUARIOS POTENCIALES DEL GRUPO PILOTO</w:t>
+      </w:r>
+    </w:p>
+    <w:p>
+      <w:pPr>
+        <w:spacing w:before="240"/>
+        <w:jc w:val="both"/>
+        <w:rPr>
+          <w:rFonts w:ascii="Poppins" w:hAnsi="Poppins" w:cs="Poppins"/>
+          <w:sz w:val="24"/>
+          <w:szCs w:val="24"/>
+        </w:rPr>
+      </w:pPr>
+      <w:r>
+        <w:rPr>
+          <w:rFonts w:ascii="Poppins" w:hAnsi="Poppins" w:cs="Poppins"/>
+          <w:sz w:val="24"/>
+          <w:szCs w:val="24"/>
+        </w:rPr>
+        <w:t xml:space="preserve">Personas reales que participaron en la validación de la oportunidad y que integrarán el grupo piloto de usuarios de la solución.</w:t>
+      </w:r>
+    </w:p>
+    <w:tbl>
+      <w:tblPr>
+        <w:tblW w:w="8504" w:type="dxa"/>
+        <w:jc w:val="center"/>
+        <w:tblLayout w:type="fixed"/>
+      </w:tblPr>
+      <w:tblGrid>
+        <w:gridCol w:w="1500"/>
+        <w:gridCol w:w="1850"/>
+        <w:gridCol w:w="2354"/>
+        <w:gridCol w:w="1300"/>
+        <w:gridCol w:w="1500"/>
+      </w:tblGrid>
+      <w:tr>
+        <w:trPr>
+          <w:cantSplit/>
+          <w:tblHeader/>
+        </w:trPr>
+        <w:tc>
+          <w:tcPr>
+            <w:tcW w:w="1500" w:type="dxa"/>
+            <w:tcBorders>
+              <w:top w:val="single" w:sz="4" w:space="0" w:color="000000"/>
+              <w:left w:val="single" w:sz="4" w:space="0" w:color="000000"/>
+              <w:bottom w:val="single" w:sz="4" w:space="0" w:color="000000"/>
+              <w:right w:val="single" w:sz="4" w:space="0" w:color="000000"/>
+            </w:tcBorders>
+            <w:shd w:val="clear" w:color="auto" w:fill="9900FF"/>
+            <w:tcMar>
+              <w:top w:w="30" w:type="dxa"/>
+              <w:left w:w="55" w:type="dxa"/>
+              <w:bottom w:w="30" w:type="dxa"/>
+              <w:right w:w="55" w:type="dxa"/>
+            </w:tcMar>
+            <w:vAlign w:val="center"/>
+          </w:tcPr>
+          <w:p>
+            <w:pPr>
+              <w:spacing w:before="0" w:after="0" w:line="240" w:lineRule="auto"/>
+              <w:jc w:val="center"/>
+            </w:pPr>
+            <w:r>
+              <w:rPr>
+                <w:rFonts w:ascii="Poppins" w:hAnsi="Poppins" w:cs="Poppins"/>
+                <w:b/>
+                <w:bCs/>
+                <w:color w:val="FFFFFF"/>
+                <w:sz w:val="17"/>
+                <w:szCs w:val="17"/>
+              </w:rPr>
+              <w:t xml:space="preserve">Nombre</w:t>
+            </w:r>
+          </w:p>
+        </w:tc>
+        <w:tc>
+          <w:tcPr>
+            <w:tcW w:w="1850" w:type="dxa"/>
+            <w:tcBorders>
+              <w:top w:val="single" w:sz="4" w:space="0" w:color="000000"/>
+              <w:left w:val="single" w:sz="4" w:space="0" w:color="000000"/>
+              <w:bottom w:val="single" w:sz="4" w:space="0" w:color="000000"/>
+              <w:right w:val="single" w:sz="4" w:space="0" w:color="000000"/>
+            </w:tcBorders>
+            <w:shd w:val="clear" w:color="auto" w:fill="9900FF"/>
+            <w:tcMar>
+              <w:top w:w="30" w:type="dxa"/>
+              <w:left w:w="55" w:type="dxa"/>
+              <w:bottom w:w="30" w:type="dxa"/>
+              <w:right w:w="55" w:type="dxa"/>
+            </w:tcMar>
+            <w:vAlign w:val="center"/>
+          </w:tcPr>
+          <w:p>
+            <w:pPr>
+              <w:spacing w:before="0" w:after="0" w:line="240" w:lineRule="auto"/>
+              <w:jc w:val="center"/>
+            </w:pPr>
+            <w:r>
+              <w:rPr>
+                <w:rFonts w:ascii="Poppins" w:hAnsi="Poppins" w:cs="Poppins"/>
+                <w:b/>
+                <w:bCs/>
+                <w:color w:val="FFFFFF"/>
+                <w:sz w:val="17"/>
+                <w:szCs w:val="17"/>
+              </w:rPr>
+              <w:t xml:space="preserve">Rol y organización</w:t>
+            </w:r>
+          </w:p>
+        </w:tc>
+        <w:tc>
+          <w:tcPr>
+            <w:tcW w:w="2354" w:type="dxa"/>
+            <w:tcBorders>
+              <w:top w:val="single" w:sz="4" w:space="0" w:color="000000"/>
+              <w:left w:val="single" w:sz="4" w:space="0" w:color="000000"/>
+              <w:bottom w:val="single" w:sz="4" w:space="0" w:color="000000"/>
+              <w:right w:val="single" w:sz="4" w:space="0" w:color="000000"/>
+            </w:tcBorders>
+            <w:shd w:val="clear" w:color="auto" w:fill="9900FF"/>
+            <w:tcMar>
+              <w:top w:w="30" w:type="dxa"/>
+              <w:left w:w="55" w:type="dxa"/>
+              <w:bottom w:w="30" w:type="dxa"/>
+              <w:right w:w="55" w:type="dxa"/>
+            </w:tcMar>
+            <w:vAlign w:val="center"/>
+          </w:tcPr>
+          <w:p>
+            <w:pPr>
+              <w:spacing w:before="0" w:after="0" w:line="240" w:lineRule="auto"/>
+              <w:jc w:val="center"/>
+            </w:pPr>
+            <w:r>
+              <w:rPr>
+                <w:rFonts w:ascii="Poppins" w:hAnsi="Poppins" w:cs="Poppins"/>
+                <w:b/>
+                <w:bCs/>
+                <w:color w:val="FFFFFF"/>
+                <w:sz w:val="17"/>
+                <w:szCs w:val="17"/>
+              </w:rPr>
+              <w:t xml:space="preserve">Perfil y aporte</w:t>
+            </w:r>
+          </w:p>
+        </w:tc>
+        <w:tc>
+          <w:tcPr>
+            <w:tcW w:w="1300" w:type="dxa"/>
+            <w:tcBorders>
+              <w:top w:val="single" w:sz="4" w:space="0" w:color="000000"/>
+              <w:left w:val="single" w:sz="4" w:space="0" w:color="000000"/>
+              <w:bottom w:val="single" w:sz="4" w:space="0" w:color="000000"/>
+              <w:right w:val="single" w:sz="4" w:space="0" w:color="000000"/>
+            </w:tcBorders>
+            <w:shd w:val="clear" w:color="auto" w:fill="9900FF"/>
+            <w:tcMar>
+              <w:top w:w="30" w:type="dxa"/>
+              <w:left w:w="55" w:type="dxa"/>
+              <w:bottom w:w="30" w:type="dxa"/>
+              <w:right w:w="55" w:type="dxa"/>
+            </w:tcMar>
+            <w:vAlign w:val="center"/>
+          </w:tcPr>
+          <w:p>
+            <w:pPr>
+              <w:spacing w:before="0" w:after="0" w:line="240" w:lineRule="auto"/>
+              <w:jc w:val="center"/>
+            </w:pPr>
+            <w:r>
+              <w:rPr>
+                <w:rFonts w:ascii="Poppins" w:hAnsi="Poppins" w:cs="Poppins"/>
+                <w:b/>
+                <w:bCs/>
+                <w:color w:val="FFFFFF"/>
+                <w:sz w:val="17"/>
+                <w:szCs w:val="17"/>
+              </w:rPr>
+              <w:t xml:space="preserve">Contacto</w:t>
+            </w:r>
+          </w:p>
+        </w:tc>
+        <w:tc>
+          <w:tcPr>
+            <w:tcW w:w="1500" w:type="dxa"/>
+            <w:tcBorders>
+              <w:top w:val="single" w:sz="4" w:space="0" w:color="000000"/>
+              <w:left w:val="single" w:sz="4" w:space="0" w:color="000000"/>
+              <w:bottom w:val="single" w:sz="4" w:space="0" w:color="000000"/>
+              <w:right w:val="single" w:sz="4" w:space="0" w:color="000000"/>
+            </w:tcBorders>
+            <w:shd w:val="clear" w:color="auto" w:fill="9900FF"/>
+            <w:tcMar>
+              <w:top w:w="30" w:type="dxa"/>
+              <w:left w:w="55" w:type="dxa"/>
+              <w:bottom w:w="30" w:type="dxa"/>
+              <w:right w:w="55" w:type="dxa"/>
+            </w:tcMar>
+            <w:vAlign w:val="center"/>
+          </w:tcPr>
+          <w:p>
+            <w:pPr>
+              <w:spacing w:before="0" w:after="0" w:line="240" w:lineRule="auto"/>
+              <w:jc w:val="center"/>
+            </w:pPr>
+            <w:r>
+              <w:rPr>
+                <w:rFonts w:ascii="Poppins" w:hAnsi="Poppins" w:cs="Poppins"/>
+                <w:b/>
+                <w:bCs/>
+                <w:color w:val="FFFFFF"/>
+                <w:sz w:val="17"/>
+                <w:szCs w:val="17"/>
+              </w:rPr>
+              <w:t xml:space="preserve">Participación</w:t>
+            </w:r>
+          </w:p>
+        </w:tc>
+      </w:tr>
+      <w:tr>
+        <w:trPr>
+          <w:cantSplit/>
+        </w:trPr>
+        <w:tc>
+          <w:tcPr>
+            <w:tcW w:w="1500" w:type="dxa"/>
+            <w:tcBorders>
+              <w:top w:val="single" w:sz="4" w:space="0" w:color="000000"/>
+              <w:left w:val="single" w:sz="4" w:space="0" w:color="000000"/>
+              <w:bottom w:val="single" w:sz="4" w:space="0" w:color="000000"/>
+              <w:right w:val="single" w:sz="4" w:space="0" w:color="000000"/>
+            </w:tcBorders>
+            <w:tcMar>
+              <w:top w:w="30" w:type="dxa"/>
+              <w:left w:w="55" w:type="dxa"/>
+              <w:bottom w:w="30" w:type="dxa"/>
+              <w:right w:w="55" w:type="dxa"/>
+            </w:tcMar>
+            <w:vAlign w:val="center"/>
+          </w:tcPr>
+          <w:p>
+            <w:pPr>
+              <w:spacing w:before="0" w:after="0" w:line="240" w:lineRule="auto"/>
+              <w:jc w:val="left"/>
+            </w:pPr>
+            <w:r>
+              <w:rPr>
+                <w:rFonts w:ascii="Poppins" w:hAnsi="Poppins" w:cs="Poppins"/>
+                <w:sz w:val="17"/>
+                <w:szCs w:val="17"/>
+              </w:rPr>
+              <w:t xml:space="preserve">Santiago Ángel</w:t>
+            </w:r>
+          </w:p>
+        </w:tc>
+        <w:tc>
+          <w:tcPr>
+            <w:tcW w:w="1850" w:type="dxa"/>
+            <w:tcBorders>
+              <w:top w:val="single" w:sz="4" w:space="0" w:color="000000"/>
+              <w:left w:val="single" w:sz="4" w:space="0" w:color="000000"/>
+              <w:bottom w:val="single" w:sz="4" w:space="0" w:color="000000"/>
+              <w:right w:val="single" w:sz="4" w:space="0" w:color="000000"/>
+            </w:tcBorders>
+            <w:tcMar>
+              <w:top w:w="30" w:type="dxa"/>
+              <w:left w:w="55" w:type="dxa"/>
+              <w:bottom w:w="30" w:type="dxa"/>
+              <w:right w:w="55" w:type="dxa"/>
+            </w:tcMar>
+            <w:vAlign w:val="center"/>
+          </w:tcPr>
+          <w:p>
+            <w:pPr>
+              <w:spacing w:before="0" w:after="0" w:line="240" w:lineRule="auto"/>
+              <w:jc w:val="left"/>
+            </w:pPr>
+            <w:r>
+              <w:rPr>
+                <w:rFonts w:ascii="Poppins" w:hAnsi="Poppins" w:cs="Poppins"/>
+                <w:sz w:val="17"/>
+                <w:szCs w:val="17"/>
+              </w:rPr>
+              <w:t xml:space="preserve">Estudiante de último año de Derecho, UCAB</w:t>
+            </w:r>
+          </w:p>
+        </w:tc>
+        <w:tc>
+          <w:tcPr>
+            <w:tcW w:w="2354" w:type="dxa"/>
+            <w:tcBorders>
+              <w:top w:val="single" w:sz="4" w:space="0" w:color="000000"/>
+              <w:left w:val="single" w:sz="4" w:space="0" w:color="000000"/>
+              <w:bottom w:val="single" w:sz="4" w:space="0" w:color="000000"/>
+              <w:right w:val="single" w:sz="4" w:space="0" w:color="000000"/>
+            </w:tcBorders>
+            <w:tcMar>
+              <w:top w:w="30" w:type="dxa"/>
+              <w:left w:w="55" w:type="dxa"/>
+              <w:bottom w:w="30" w:type="dxa"/>
+              <w:right w:w="55" w:type="dxa"/>
+            </w:tcMar>
+            <w:vAlign w:val="center"/>
+          </w:tcPr>
+          <w:p>
+            <w:pPr>
+              <w:spacing w:before="0" w:after="0" w:line="240" w:lineRule="auto"/>
+              <w:jc w:val="left"/>
+            </w:pPr>
+            <w:r>
+              <w:rPr>
+                <w:rFonts w:ascii="Poppins" w:hAnsi="Poppins" w:cs="Poppins"/>
+                <w:sz w:val="17"/>
+                <w:szCs w:val="17"/>
+              </w:rPr>
+              <w:t xml:space="preserve">Entrevistado el 16/10/2026 [2]; conoce la búsqueda de pasantías y el trabajo de calle.</w:t>
+            </w:r>
+          </w:p>
+        </w:tc>
+        <w:tc>
+          <w:tcPr>
+            <w:tcW w:w="1300" w:type="dxa"/>
+            <w:tcBorders>
+              <w:top w:val="single" w:sz="4" w:space="0" w:color="000000"/>
+              <w:left w:val="single" w:sz="4" w:space="0" w:color="000000"/>
+              <w:bottom w:val="single" w:sz="4" w:space="0" w:color="000000"/>
+              <w:right w:val="single" w:sz="4" w:space="0" w:color="000000"/>
+            </w:tcBorders>
+            <w:shd w:val="clear" w:color="auto" w:fill="FFFF00"/>
+            <w:tcMar>
+              <w:top w:w="30" w:type="dxa"/>
+              <w:left w:w="55" w:type="dxa"/>
+              <w:bottom w:w="30" w:type="dxa"/>
+              <w:right w:w="55" w:type="dxa"/>
+            </w:tcMar>
+            <w:vAlign w:val="center"/>
+          </w:tcPr>
+          <w:p>
+            <w:pPr>
+              <w:spacing w:before="0" w:after="0" w:line="240" w:lineRule="auto"/>
+              <w:jc w:val="center"/>
+            </w:pPr>
+            <w:r>
+              <w:rPr>
+                <w:rFonts w:ascii="Poppins" w:hAnsi="Poppins" w:cs="Poppins"/>
+                <w:sz w:val="17"/>
+                <w:szCs w:val="17"/>
+              </w:rPr>
+              <w:t xml:space="preserve">[correo o teléfono]</w:t>
+            </w:r>
+          </w:p>
+        </w:tc>
+        <w:tc>
+          <w:tcPr>
+            <w:tcW w:w="1500" w:type="dxa"/>
+            <w:tcBorders>
+              <w:top w:val="single" w:sz="4" w:space="0" w:color="000000"/>
+              <w:left w:val="single" w:sz="4" w:space="0" w:color="000000"/>
+              <w:bottom w:val="single" w:sz="4" w:space="0" w:color="000000"/>
+              <w:right w:val="single" w:sz="4" w:space="0" w:color="000000"/>
+            </w:tcBorders>
+            <w:shd w:val="clear" w:color="auto" w:fill="FFFF00"/>
+            <w:tcMar>
+              <w:top w:w="30" w:type="dxa"/>
+              <w:left w:w="55" w:type="dxa"/>
+              <w:bottom w:w="30" w:type="dxa"/>
+              <w:right w:w="55" w:type="dxa"/>
+            </w:tcMar>
+            <w:vAlign w:val="center"/>
+          </w:tcPr>
+          <w:p>
+            <w:pPr>
+              <w:spacing w:before="0" w:after="0" w:line="240" w:lineRule="auto"/>
+              <w:jc w:val="center"/>
+            </w:pPr>
+            <w:r>
+              <w:rPr>
+                <w:rFonts w:ascii="Poppins" w:hAnsi="Poppins" w:cs="Poppins"/>
+                <w:sz w:val="17"/>
+                <w:szCs w:val="17"/>
+              </w:rPr>
+              <w:t xml:space="preserve">[confirmar]</w:t>
+            </w:r>
+          </w:p>
+        </w:tc>
+      </w:tr>
+      <w:tr>
+        <w:trPr>
+          <w:cantSplit/>
+        </w:trPr>
+        <w:tc>
+          <w:tcPr>
+            <w:tcW w:w="1500" w:type="dxa"/>
+            <w:tcBorders>
+              <w:top w:val="single" w:sz="4" w:space="0" w:color="000000"/>
+              <w:left w:val="single" w:sz="4" w:space="0" w:color="000000"/>
+              <w:bottom w:val="single" w:sz="4" w:space="0" w:color="000000"/>
+              <w:right w:val="single" w:sz="4" w:space="0" w:color="000000"/>
+            </w:tcBorders>
+            <w:tcMar>
+              <w:top w:w="30" w:type="dxa"/>
+              <w:left w:w="55" w:type="dxa"/>
+              <w:bottom w:w="30" w:type="dxa"/>
+              <w:right w:w="55" w:type="dxa"/>
+            </w:tcMar>
+            <w:vAlign w:val="center"/>
+          </w:tcPr>
+          <w:p>
+            <w:pPr>
+              <w:spacing w:before="0" w:after="0" w:line="240" w:lineRule="auto"/>
+              <w:jc w:val="left"/>
+            </w:pPr>
+            <w:r>
+              <w:rPr>
+                <w:rFonts w:ascii="Poppins" w:hAnsi="Poppins" w:cs="Poppins"/>
+                <w:sz w:val="17"/>
+                <w:szCs w:val="17"/>
+              </w:rPr>
+              <w:t xml:space="preserve">David Palacios</w:t>
+            </w:r>
+          </w:p>
+        </w:tc>
+        <w:tc>
+          <w:tcPr>
+            <w:tcW w:w="1850" w:type="dxa"/>
+            <w:tcBorders>
+              <w:top w:val="single" w:sz="4" w:space="0" w:color="000000"/>
+              <w:left w:val="single" w:sz="4" w:space="0" w:color="000000"/>
+              <w:bottom w:val="single" w:sz="4" w:space="0" w:color="000000"/>
+              <w:right w:val="single" w:sz="4" w:space="0" w:color="000000"/>
+            </w:tcBorders>
+            <w:tcMar>
+              <w:top w:w="30" w:type="dxa"/>
+              <w:left w:w="55" w:type="dxa"/>
+              <w:bottom w:w="30" w:type="dxa"/>
+              <w:right w:w="55" w:type="dxa"/>
+            </w:tcMar>
+            <w:vAlign w:val="center"/>
+          </w:tcPr>
+          <w:p>
+            <w:pPr>
+              <w:spacing w:before="0" w:after="0" w:line="240" w:lineRule="auto"/>
+              <w:jc w:val="left"/>
+            </w:pPr>
+            <w:r>
+              <w:rPr>
+                <w:rFonts w:ascii="Poppins" w:hAnsi="Poppins" w:cs="Poppins"/>
+                <w:sz w:val="17"/>
+                <w:szCs w:val="17"/>
+              </w:rPr>
+              <w:t xml:space="preserve">Estudiante de último año de Derecho, UCAB</w:t>
+            </w:r>
+          </w:p>
+        </w:tc>
+        <w:tc>
+          <w:tcPr>
+            <w:tcW w:w="2354" w:type="dxa"/>
+            <w:tcBorders>
+              <w:top w:val="single" w:sz="4" w:space="0" w:color="000000"/>
+              <w:left w:val="single" w:sz="4" w:space="0" w:color="000000"/>
+              <w:bottom w:val="single" w:sz="4" w:space="0" w:color="000000"/>
+              <w:right w:val="single" w:sz="4" w:space="0" w:color="000000"/>
+            </w:tcBorders>
+            <w:tcMar>
+              <w:top w:w="30" w:type="dxa"/>
+              <w:left w:w="55" w:type="dxa"/>
+              <w:bottom w:w="30" w:type="dxa"/>
+              <w:right w:w="55" w:type="dxa"/>
+            </w:tcMar>
+            <w:vAlign w:val="center"/>
+          </w:tcPr>
+          <w:p>
+            <w:pPr>
+              <w:spacing w:before="0" w:after="0" w:line="240" w:lineRule="auto"/>
+              <w:jc w:val="left"/>
+            </w:pPr>
+            <w:r>
+              <w:rPr>
+                <w:rFonts w:ascii="Poppins" w:hAnsi="Poppins" w:cs="Poppins"/>
+                <w:sz w:val="17"/>
+                <w:szCs w:val="17"/>
+              </w:rPr>
+              <w:t xml:space="preserve">Entrevistado el 16/10/2026 [2]; experiencia en pasantías y redacción de contratos.</w:t>
+            </w:r>
+          </w:p>
+        </w:tc>
+        <w:tc>
+          <w:tcPr>
+            <w:tcW w:w="1300" w:type="dxa"/>
+            <w:tcBorders>
+              <w:top w:val="single" w:sz="4" w:space="0" w:color="000000"/>
+              <w:left w:val="single" w:sz="4" w:space="0" w:color="000000"/>
+              <w:bottom w:val="single" w:sz="4" w:space="0" w:color="000000"/>
+              <w:right w:val="single" w:sz="4" w:space="0" w:color="000000"/>
+            </w:tcBorders>
+            <w:shd w:val="clear" w:color="auto" w:fill="FFFF00"/>
+            <w:tcMar>
+              <w:top w:w="30" w:type="dxa"/>
+              <w:left w:w="55" w:type="dxa"/>
+              <w:bottom w:w="30" w:type="dxa"/>
+              <w:right w:w="55" w:type="dxa"/>
+            </w:tcMar>
+            <w:vAlign w:val="center"/>
+          </w:tcPr>
+          <w:p>
+            <w:pPr>
+              <w:spacing w:before="0" w:after="0" w:line="240" w:lineRule="auto"/>
+              <w:jc w:val="center"/>
+            </w:pPr>
+            <w:r>
+              <w:rPr>
+                <w:rFonts w:ascii="Poppins" w:hAnsi="Poppins" w:cs="Poppins"/>
+                <w:sz w:val="17"/>
+                <w:szCs w:val="17"/>
+              </w:rPr>
+              <w:t xml:space="preserve">[correo o teléfono]</w:t>
+            </w:r>
+          </w:p>
+        </w:tc>
+        <w:tc>
+          <w:tcPr>
+            <w:tcW w:w="1500" w:type="dxa"/>
+            <w:tcBorders>
+              <w:top w:val="single" w:sz="4" w:space="0" w:color="000000"/>
+              <w:left w:val="single" w:sz="4" w:space="0" w:color="000000"/>
+              <w:bottom w:val="single" w:sz="4" w:space="0" w:color="000000"/>
+              <w:right w:val="single" w:sz="4" w:space="0" w:color="000000"/>
+            </w:tcBorders>
+            <w:shd w:val="clear" w:color="auto" w:fill="FFFF00"/>
+            <w:tcMar>
+              <w:top w:w="30" w:type="dxa"/>
+              <w:left w:w="55" w:type="dxa"/>
+              <w:bottom w:w="30" w:type="dxa"/>
+              <w:right w:w="55" w:type="dxa"/>
+            </w:tcMar>
+            <w:vAlign w:val="center"/>
+          </w:tcPr>
+          <w:p>
+            <w:pPr>
+              <w:spacing w:before="0" w:after="0" w:line="240" w:lineRule="auto"/>
+              <w:jc w:val="center"/>
+            </w:pPr>
+            <w:r>
+              <w:rPr>
+                <w:rFonts w:ascii="Poppins" w:hAnsi="Poppins" w:cs="Poppins"/>
+                <w:sz w:val="17"/>
+                <w:szCs w:val="17"/>
+              </w:rPr>
+              <w:t xml:space="preserve">[confirmar]</w:t>
+            </w:r>
+          </w:p>
+        </w:tc>
+      </w:tr>
+      <w:tr>
+        <w:trPr>
+          <w:cantSplit/>
+        </w:trPr>
+        <w:tc>
+          <w:tcPr>
+            <w:tcW w:w="8504" w:type="dxa"/>
+            <w:gridSpan w:val="5"/>
+            <w:tcBorders>
+              <w:top w:val="single" w:sz="4" w:space="0" w:color="000000"/>
+              <w:left w:val="single" w:sz="4" w:space="0" w:color="000000"/>
+              <w:bottom w:val="single" w:sz="4" w:space="0" w:color="000000"/>
+              <w:right w:val="single" w:sz="4" w:space="0" w:color="000000"/>
+            </w:tcBorders>
+            <w:shd w:val="clear" w:color="auto" w:fill="FFFF00"/>
+            <w:tcMar>
+              <w:top w:w="30" w:type="dxa"/>
+              <w:left w:w="55" w:type="dxa"/>
+              <w:bottom w:w="30" w:type="dxa"/>
+              <w:right w:w="55" w:type="dxa"/>
+            </w:tcMar>
+            <w:vAlign w:val="center"/>
+          </w:tcPr>
+          <w:p>
+            <w:pPr>
+              <w:spacing w:before="0" w:after="0" w:line="240" w:lineRule="auto"/>
+              <w:jc w:val="left"/>
+            </w:pPr>
+            <w:r>
+              <w:rPr>
+                <w:rFonts w:ascii="Poppins" w:hAnsi="Poppins" w:cs="Poppins"/>
+                <w:sz w:val="17"/>
+                <w:szCs w:val="17"/>
+              </w:rPr>
+              <w:t xml:space="preserve">[Agregar usuarios adicionales: estudiante en firma de abogados, en la Clínica Jurídica de Parque Social o en un departamento legal in-house]</w:t>
+            </w:r>
+          </w:p>
+        </w:tc>
+      </w:tr>
+    </w:tbl>
     <w:p>
       <w:pPr>
         <w:pageBreakBefore/>
